--- a/examples/example-barcodes.docx
+++ b/examples/example-barcodes.docx
@@ -5,53 +5,56 @@
     <w:tbl>
       <w:tblPr>
         <w:tblW w:type="auto" w:w="100"/>
-        <w:jc w:val="center"/>
+        <w:tblInd w:type="dxa" w:w="-15"/>
         <w:tblBorders>
-          <w:top w:val="none" w:color="FFFFFF" w:sz="0"/>
-          <w:left w:val="none" w:color="FFFFFF" w:sz="0"/>
-          <w:bottom w:val="none" w:color="FFFFFF" w:sz="0"/>
-          <w:right w:val="none" w:color="FFFFFF" w:sz="0"/>
-          <w:insideH w:val="none" w:color="FFFFFF" w:sz="0"/>
-          <w:insideV w:val="none" w:color="FFFFFF" w:sz="0"/>
+          <w:top w:val="none" w:color="auto" w:sz="0"/>
+          <w:left w:val="none" w:color="auto" w:sz="0"/>
+          <w:bottom w:val="none" w:color="auto" w:sz="0"/>
+          <w:right w:val="none" w:color="auto" w:sz="0"/>
+          <w:insideH w:val="none" w:color="auto" w:sz="0"/>
+          <w:insideV w:val="none" w:color="auto" w:sz="0"/>
         </w:tblBorders>
         <w:tblLayout w:type="fixed"/>
+        <w:tblCellMar>
+          <w:left w:type="dxa" w:w="15"/>
+          <w:right w:type="dxa" w:w="15"/>
+        </w:tblCellMar>
       </w:tblPr>
       <w:tblGrid>
-        <w:gridCol w:w="1543"/>
-        <w:gridCol w:w="1543"/>
-        <w:gridCol w:w="1543"/>
-        <w:gridCol w:w="1543"/>
-        <w:gridCol w:w="1543"/>
-        <w:gridCol w:w="1543"/>
-        <w:gridCol w:w="1543"/>
+        <w:gridCol w:w="1440"/>
+        <w:gridCol w:w="144"/>
+        <w:gridCol w:w="1440"/>
+        <w:gridCol w:w="144"/>
+        <w:gridCol w:w="1440"/>
+        <w:gridCol w:w="144"/>
+        <w:gridCol w:w="1440"/>
+        <w:gridCol w:w="144"/>
+        <w:gridCol w:w="1440"/>
+        <w:gridCol w:w="144"/>
+        <w:gridCol w:w="1440"/>
+        <w:gridCol w:w="144"/>
+        <w:gridCol w:w="1440"/>
       </w:tblGrid>
       <w:tr>
-        <w:tc>
-          <w:tcPr>
-            <w:tcW w:type="dxa" w:w="1543"/>
-            <w:tcBorders>
-              <w:top w:val="none" w:color="FFFFFF" w:sz="0"/>
-              <w:left w:val="none" w:color="FFFFFF" w:sz="0"/>
-              <w:bottom w:val="none" w:color="FFFFFF" w:sz="0"/>
-              <w:right w:val="none" w:color="FFFFFF" w:sz="0"/>
-            </w:tcBorders>
-            <w:tcMar>
-              <w:top w:type="dxa" w:w="140"/>
-              <w:left w:type="dxa" w:w="140"/>
-              <w:bottom w:type="dxa" w:w="140"/>
-              <w:right w:type="dxa" w:w="140"/>
-            </w:tcMar>
-            <w:vAlign w:val="center"/>
-          </w:tcPr>
-          <w:p>
-            <w:pPr>
-              <w:spacing w:after="0"/>
+        <w:trPr>
+          <w:cantSplit/>
+          <w:trHeight w:val="566" w:hRule="exact"/>
+        </w:trPr>
+        <w:tc>
+          <w:tcPr>
+            <w:tcW w:type="dxa" w:w="1440"/>
+            <w:vAlign w:val="center"/>
+          </w:tcPr>
+          <w:p>
+            <w:pPr>
+              <w:spacing w:before="0" w:after="0" w:line="240" w:lineRule="auto"/>
+              <w:ind w:left="36" w:right="36"/>
               <w:jc w:val="center"/>
             </w:pPr>
             <w:r>
               <w:drawing>
                 <wp:inline distT="0" distB="0" distL="0" distR="0">
-                  <wp:extent cx="600075" cy="247650"/>
+                  <wp:extent cx="797040" cy="324000"/>
                   <wp:effectExtent t="0" r="0" b="0" l="0"/>
                   <wp:docPr id="1" name="" descr="" title=""/>
                   <wp:cNvGraphicFramePr>
@@ -76,7 +79,7 @@
                         <pic:spPr bwMode="auto">
                           <a:xfrm>
                             <a:off x="0" y="0"/>
-                            <a:ext cx="600075" cy="247650"/>
+                            <a:ext cx="797040" cy="324000"/>
                           </a:xfrm>
                           <a:prstGeom prst="rect">
                             <a:avLst/>
@@ -89,47 +92,35 @@
               </w:drawing>
             </w:r>
           </w:p>
-          <w:p>
-            <w:pPr>
-              <w:spacing w:before="20" w:after="0"/>
-              <w:jc w:val="center"/>
-            </w:pPr>
-            <w:r>
-              <w:rPr>
-                <w:rFonts w:ascii="Arial" w:cs="Arial" w:eastAsia="Arial" w:hAnsi="Arial"/>
-                <w:sz w:val="14"/>
-                <w:szCs w:val="14"/>
-              </w:rPr>
-              <w:t xml:space="preserve">PROD-001</w:t>
-            </w:r>
-          </w:p>
-        </w:tc>
-        <w:tc>
-          <w:tcPr>
-            <w:tcW w:type="dxa" w:w="1543"/>
-            <w:tcBorders>
-              <w:top w:val="none" w:color="FFFFFF" w:sz="0"/>
-              <w:left w:val="none" w:color="FFFFFF" w:sz="0"/>
-              <w:bottom w:val="none" w:color="FFFFFF" w:sz="0"/>
-              <w:right w:val="none" w:color="FFFFFF" w:sz="0"/>
-            </w:tcBorders>
-            <w:tcMar>
-              <w:top w:type="dxa" w:w="140"/>
-              <w:left w:type="dxa" w:w="140"/>
-              <w:bottom w:type="dxa" w:w="140"/>
-              <w:right w:type="dxa" w:w="140"/>
-            </w:tcMar>
-            <w:vAlign w:val="center"/>
-          </w:tcPr>
-          <w:p>
-            <w:pPr>
-              <w:spacing w:after="0"/>
+        </w:tc>
+        <w:tc>
+          <w:tcPr>
+            <w:tcW w:type="dxa" w:w="144"/>
+            <w:vAlign w:val="center"/>
+          </w:tcPr>
+          <w:p>
+            <w:pPr>
+              <w:spacing w:before="0" w:after="0" w:line="240" w:lineRule="auto"/>
+              <w:ind w:left="36" w:right="36"/>
+              <w:jc w:val="center"/>
+            </w:pPr>
+          </w:p>
+        </w:tc>
+        <w:tc>
+          <w:tcPr>
+            <w:tcW w:type="dxa" w:w="1440"/>
+            <w:vAlign w:val="center"/>
+          </w:tcPr>
+          <w:p>
+            <w:pPr>
+              <w:spacing w:before="0" w:after="0" w:line="240" w:lineRule="auto"/>
+              <w:ind w:left="36" w:right="36"/>
               <w:jc w:val="center"/>
             </w:pPr>
             <w:r>
               <w:drawing>
                 <wp:inline distT="0" distB="0" distL="0" distR="0">
-                  <wp:extent cx="600075" cy="247650"/>
+                  <wp:extent cx="797040" cy="324000"/>
                   <wp:effectExtent t="0" r="0" b="0" l="0"/>
                   <wp:docPr id="1" name="" descr="" title=""/>
                   <wp:cNvGraphicFramePr>
@@ -154,7 +145,7 @@
                         <pic:spPr bwMode="auto">
                           <a:xfrm>
                             <a:off x="0" y="0"/>
-                            <a:ext cx="600075" cy="247650"/>
+                            <a:ext cx="797040" cy="324000"/>
                           </a:xfrm>
                           <a:prstGeom prst="rect">
                             <a:avLst/>
@@ -167,47 +158,35 @@
               </w:drawing>
             </w:r>
           </w:p>
-          <w:p>
-            <w:pPr>
-              <w:spacing w:before="20" w:after="0"/>
-              <w:jc w:val="center"/>
-            </w:pPr>
-            <w:r>
-              <w:rPr>
-                <w:rFonts w:ascii="Arial" w:cs="Arial" w:eastAsia="Arial" w:hAnsi="Arial"/>
-                <w:sz w:val="14"/>
-                <w:szCs w:val="14"/>
-              </w:rPr>
-              <w:t xml:space="preserve">PROD-002</w:t>
-            </w:r>
-          </w:p>
-        </w:tc>
-        <w:tc>
-          <w:tcPr>
-            <w:tcW w:type="dxa" w:w="1543"/>
-            <w:tcBorders>
-              <w:top w:val="none" w:color="FFFFFF" w:sz="0"/>
-              <w:left w:val="none" w:color="FFFFFF" w:sz="0"/>
-              <w:bottom w:val="none" w:color="FFFFFF" w:sz="0"/>
-              <w:right w:val="none" w:color="FFFFFF" w:sz="0"/>
-            </w:tcBorders>
-            <w:tcMar>
-              <w:top w:type="dxa" w:w="140"/>
-              <w:left w:type="dxa" w:w="140"/>
-              <w:bottom w:type="dxa" w:w="140"/>
-              <w:right w:type="dxa" w:w="140"/>
-            </w:tcMar>
-            <w:vAlign w:val="center"/>
-          </w:tcPr>
-          <w:p>
-            <w:pPr>
-              <w:spacing w:after="0"/>
+        </w:tc>
+        <w:tc>
+          <w:tcPr>
+            <w:tcW w:type="dxa" w:w="144"/>
+            <w:vAlign w:val="center"/>
+          </w:tcPr>
+          <w:p>
+            <w:pPr>
+              <w:spacing w:before="0" w:after="0" w:line="240" w:lineRule="auto"/>
+              <w:ind w:left="36" w:right="36"/>
+              <w:jc w:val="center"/>
+            </w:pPr>
+          </w:p>
+        </w:tc>
+        <w:tc>
+          <w:tcPr>
+            <w:tcW w:type="dxa" w:w="1440"/>
+            <w:vAlign w:val="center"/>
+          </w:tcPr>
+          <w:p>
+            <w:pPr>
+              <w:spacing w:before="0" w:after="0" w:line="240" w:lineRule="auto"/>
+              <w:ind w:left="36" w:right="36"/>
               <w:jc w:val="center"/>
             </w:pPr>
             <w:r>
               <w:drawing>
                 <wp:inline distT="0" distB="0" distL="0" distR="0">
-                  <wp:extent cx="600075" cy="247650"/>
+                  <wp:extent cx="797040" cy="324000"/>
                   <wp:effectExtent t="0" r="0" b="0" l="0"/>
                   <wp:docPr id="1" name="" descr="" title=""/>
                   <wp:cNvGraphicFramePr>
@@ -232,7 +211,7 @@
                         <pic:spPr bwMode="auto">
                           <a:xfrm>
                             <a:off x="0" y="0"/>
-                            <a:ext cx="600075" cy="247650"/>
+                            <a:ext cx="797040" cy="324000"/>
                           </a:xfrm>
                           <a:prstGeom prst="rect">
                             <a:avLst/>
@@ -245,47 +224,35 @@
               </w:drawing>
             </w:r>
           </w:p>
-          <w:p>
-            <w:pPr>
-              <w:spacing w:before="20" w:after="0"/>
-              <w:jc w:val="center"/>
-            </w:pPr>
-            <w:r>
-              <w:rPr>
-                <w:rFonts w:ascii="Arial" w:cs="Arial" w:eastAsia="Arial" w:hAnsi="Arial"/>
-                <w:sz w:val="14"/>
-                <w:szCs w:val="14"/>
-              </w:rPr>
-              <w:t xml:space="preserve">PROD-003</w:t>
-            </w:r>
-          </w:p>
-        </w:tc>
-        <w:tc>
-          <w:tcPr>
-            <w:tcW w:type="dxa" w:w="1543"/>
-            <w:tcBorders>
-              <w:top w:val="none" w:color="FFFFFF" w:sz="0"/>
-              <w:left w:val="none" w:color="FFFFFF" w:sz="0"/>
-              <w:bottom w:val="none" w:color="FFFFFF" w:sz="0"/>
-              <w:right w:val="none" w:color="FFFFFF" w:sz="0"/>
-            </w:tcBorders>
-            <w:tcMar>
-              <w:top w:type="dxa" w:w="140"/>
-              <w:left w:type="dxa" w:w="140"/>
-              <w:bottom w:type="dxa" w:w="140"/>
-              <w:right w:type="dxa" w:w="140"/>
-            </w:tcMar>
-            <w:vAlign w:val="center"/>
-          </w:tcPr>
-          <w:p>
-            <w:pPr>
-              <w:spacing w:after="0"/>
+        </w:tc>
+        <w:tc>
+          <w:tcPr>
+            <w:tcW w:type="dxa" w:w="144"/>
+            <w:vAlign w:val="center"/>
+          </w:tcPr>
+          <w:p>
+            <w:pPr>
+              <w:spacing w:before="0" w:after="0" w:line="240" w:lineRule="auto"/>
+              <w:ind w:left="36" w:right="36"/>
+              <w:jc w:val="center"/>
+            </w:pPr>
+          </w:p>
+        </w:tc>
+        <w:tc>
+          <w:tcPr>
+            <w:tcW w:type="dxa" w:w="1440"/>
+            <w:vAlign w:val="center"/>
+          </w:tcPr>
+          <w:p>
+            <w:pPr>
+              <w:spacing w:before="0" w:after="0" w:line="240" w:lineRule="auto"/>
+              <w:ind w:left="36" w:right="36"/>
               <w:jc w:val="center"/>
             </w:pPr>
             <w:r>
               <w:drawing>
                 <wp:inline distT="0" distB="0" distL="0" distR="0">
-                  <wp:extent cx="600075" cy="247650"/>
+                  <wp:extent cx="849630" cy="324000"/>
                   <wp:effectExtent t="0" r="0" b="0" l="0"/>
                   <wp:docPr id="1" name="" descr="" title=""/>
                   <wp:cNvGraphicFramePr>
@@ -310,7 +277,7 @@
                         <pic:spPr bwMode="auto">
                           <a:xfrm>
                             <a:off x="0" y="0"/>
-                            <a:ext cx="600075" cy="247650"/>
+                            <a:ext cx="849630" cy="324000"/>
                           </a:xfrm>
                           <a:prstGeom prst="rect">
                             <a:avLst/>
@@ -323,47 +290,35 @@
               </w:drawing>
             </w:r>
           </w:p>
-          <w:p>
-            <w:pPr>
-              <w:spacing w:before="20" w:after="0"/>
-              <w:jc w:val="center"/>
-            </w:pPr>
-            <w:r>
-              <w:rPr>
-                <w:rFonts w:ascii="Arial" w:cs="Arial" w:eastAsia="Arial" w:hAnsi="Arial"/>
-                <w:sz w:val="14"/>
-                <w:szCs w:val="14"/>
-              </w:rPr>
-              <w:t xml:space="preserve">ITEM-A100</w:t>
-            </w:r>
-          </w:p>
-        </w:tc>
-        <w:tc>
-          <w:tcPr>
-            <w:tcW w:type="dxa" w:w="1543"/>
-            <w:tcBorders>
-              <w:top w:val="none" w:color="FFFFFF" w:sz="0"/>
-              <w:left w:val="none" w:color="FFFFFF" w:sz="0"/>
-              <w:bottom w:val="none" w:color="FFFFFF" w:sz="0"/>
-              <w:right w:val="none" w:color="FFFFFF" w:sz="0"/>
-            </w:tcBorders>
-            <w:tcMar>
-              <w:top w:type="dxa" w:w="140"/>
-              <w:left w:type="dxa" w:w="140"/>
-              <w:bottom w:type="dxa" w:w="140"/>
-              <w:right w:type="dxa" w:w="140"/>
-            </w:tcMar>
-            <w:vAlign w:val="center"/>
-          </w:tcPr>
-          <w:p>
-            <w:pPr>
-              <w:spacing w:after="0"/>
+        </w:tc>
+        <w:tc>
+          <w:tcPr>
+            <w:tcW w:type="dxa" w:w="144"/>
+            <w:vAlign w:val="center"/>
+          </w:tcPr>
+          <w:p>
+            <w:pPr>
+              <w:spacing w:before="0" w:after="0" w:line="240" w:lineRule="auto"/>
+              <w:ind w:left="36" w:right="36"/>
+              <w:jc w:val="center"/>
+            </w:pPr>
+          </w:p>
+        </w:tc>
+        <w:tc>
+          <w:tcPr>
+            <w:tcW w:type="dxa" w:w="1440"/>
+            <w:vAlign w:val="center"/>
+          </w:tcPr>
+          <w:p>
+            <w:pPr>
+              <w:spacing w:before="0" w:after="0" w:line="240" w:lineRule="auto"/>
+              <w:ind w:left="36" w:right="36"/>
               <w:jc w:val="center"/>
             </w:pPr>
             <w:r>
               <w:drawing>
                 <wp:inline distT="0" distB="0" distL="0" distR="0">
-                  <wp:extent cx="600075" cy="247650"/>
+                  <wp:extent cx="849630" cy="324000"/>
                   <wp:effectExtent t="0" r="0" b="0" l="0"/>
                   <wp:docPr id="1" name="" descr="" title=""/>
                   <wp:cNvGraphicFramePr>
@@ -388,7 +343,7 @@
                         <pic:spPr bwMode="auto">
                           <a:xfrm>
                             <a:off x="0" y="0"/>
-                            <a:ext cx="600075" cy="247650"/>
+                            <a:ext cx="849630" cy="324000"/>
                           </a:xfrm>
                           <a:prstGeom prst="rect">
                             <a:avLst/>
@@ -401,47 +356,35 @@
               </w:drawing>
             </w:r>
           </w:p>
-          <w:p>
-            <w:pPr>
-              <w:spacing w:before="20" w:after="0"/>
-              <w:jc w:val="center"/>
-            </w:pPr>
-            <w:r>
-              <w:rPr>
-                <w:rFonts w:ascii="Arial" w:cs="Arial" w:eastAsia="Arial" w:hAnsi="Arial"/>
-                <w:sz w:val="14"/>
-                <w:szCs w:val="14"/>
-              </w:rPr>
-              <w:t xml:space="preserve">ITEM-B200</w:t>
-            </w:r>
-          </w:p>
-        </w:tc>
-        <w:tc>
-          <w:tcPr>
-            <w:tcW w:type="dxa" w:w="1543"/>
-            <w:tcBorders>
-              <w:top w:val="none" w:color="FFFFFF" w:sz="0"/>
-              <w:left w:val="none" w:color="FFFFFF" w:sz="0"/>
-              <w:bottom w:val="none" w:color="FFFFFF" w:sz="0"/>
-              <w:right w:val="none" w:color="FFFFFF" w:sz="0"/>
-            </w:tcBorders>
-            <w:tcMar>
-              <w:top w:type="dxa" w:w="140"/>
-              <w:left w:type="dxa" w:w="140"/>
-              <w:bottom w:type="dxa" w:w="140"/>
-              <w:right w:type="dxa" w:w="140"/>
-            </w:tcMar>
-            <w:vAlign w:val="center"/>
-          </w:tcPr>
-          <w:p>
-            <w:pPr>
-              <w:spacing w:after="0"/>
+        </w:tc>
+        <w:tc>
+          <w:tcPr>
+            <w:tcW w:type="dxa" w:w="144"/>
+            <w:vAlign w:val="center"/>
+          </w:tcPr>
+          <w:p>
+            <w:pPr>
+              <w:spacing w:before="0" w:after="0" w:line="240" w:lineRule="auto"/>
+              <w:ind w:left="36" w:right="36"/>
+              <w:jc w:val="center"/>
+            </w:pPr>
+          </w:p>
+        </w:tc>
+        <w:tc>
+          <w:tcPr>
+            <w:tcW w:type="dxa" w:w="1440"/>
+            <w:vAlign w:val="center"/>
+          </w:tcPr>
+          <w:p>
+            <w:pPr>
+              <w:spacing w:before="0" w:after="0" w:line="240" w:lineRule="auto"/>
+              <w:ind w:left="36" w:right="36"/>
               <w:jc w:val="center"/>
             </w:pPr>
             <w:r>
               <w:drawing>
                 <wp:inline distT="0" distB="0" distL="0" distR="0">
-                  <wp:extent cx="600075" cy="247650"/>
+                  <wp:extent cx="849630" cy="324000"/>
                   <wp:effectExtent t="0" r="0" b="0" l="0"/>
                   <wp:docPr id="1" name="" descr="" title=""/>
                   <wp:cNvGraphicFramePr>
@@ -466,7 +409,7 @@
                         <pic:spPr bwMode="auto">
                           <a:xfrm>
                             <a:off x="0" y="0"/>
-                            <a:ext cx="600075" cy="247650"/>
+                            <a:ext cx="849630" cy="324000"/>
                           </a:xfrm>
                           <a:prstGeom prst="rect">
                             <a:avLst/>
@@ -479,47 +422,35 @@
               </w:drawing>
             </w:r>
           </w:p>
-          <w:p>
-            <w:pPr>
-              <w:spacing w:before="20" w:after="0"/>
-              <w:jc w:val="center"/>
-            </w:pPr>
-            <w:r>
-              <w:rPr>
-                <w:rFonts w:ascii="Arial" w:cs="Arial" w:eastAsia="Arial" w:hAnsi="Arial"/>
-                <w:sz w:val="14"/>
-                <w:szCs w:val="14"/>
-              </w:rPr>
-              <w:t xml:space="preserve">ITEM-C300</w:t>
-            </w:r>
-          </w:p>
-        </w:tc>
-        <w:tc>
-          <w:tcPr>
-            <w:tcW w:type="dxa" w:w="1543"/>
-            <w:tcBorders>
-              <w:top w:val="none" w:color="FFFFFF" w:sz="0"/>
-              <w:left w:val="none" w:color="FFFFFF" w:sz="0"/>
-              <w:bottom w:val="none" w:color="FFFFFF" w:sz="0"/>
-              <w:right w:val="none" w:color="FFFFFF" w:sz="0"/>
-            </w:tcBorders>
-            <w:tcMar>
-              <w:top w:type="dxa" w:w="140"/>
-              <w:left w:type="dxa" w:w="140"/>
-              <w:bottom w:type="dxa" w:w="140"/>
-              <w:right w:type="dxa" w:w="140"/>
-            </w:tcMar>
-            <w:vAlign w:val="center"/>
-          </w:tcPr>
-          <w:p>
-            <w:pPr>
-              <w:spacing w:after="0"/>
+        </w:tc>
+        <w:tc>
+          <w:tcPr>
+            <w:tcW w:type="dxa" w:w="144"/>
+            <w:vAlign w:val="center"/>
+          </w:tcPr>
+          <w:p>
+            <w:pPr>
+              <w:spacing w:before="0" w:after="0" w:line="240" w:lineRule="auto"/>
+              <w:ind w:left="36" w:right="36"/>
+              <w:jc w:val="center"/>
+            </w:pPr>
+          </w:p>
+        </w:tc>
+        <w:tc>
+          <w:tcPr>
+            <w:tcW w:type="dxa" w:w="1440"/>
+            <w:vAlign w:val="center"/>
+          </w:tcPr>
+          <w:p>
+            <w:pPr>
+              <w:spacing w:before="0" w:after="0" w:line="240" w:lineRule="auto"/>
+              <w:ind w:left="36" w:right="36"/>
               <w:jc w:val="center"/>
             </w:pPr>
             <w:r>
               <w:drawing>
                 <wp:inline distT="0" distB="0" distL="0" distR="0">
-                  <wp:extent cx="600075" cy="247650"/>
+                  <wp:extent cx="797040" cy="324000"/>
                   <wp:effectExtent t="0" r="0" b="0" l="0"/>
                   <wp:docPr id="1" name="" descr="" title=""/>
                   <wp:cNvGraphicFramePr>
@@ -544,7 +475,7 @@
                         <pic:spPr bwMode="auto">
                           <a:xfrm>
                             <a:off x="0" y="0"/>
-                            <a:ext cx="600075" cy="247650"/>
+                            <a:ext cx="797040" cy="324000"/>
                           </a:xfrm>
                           <a:prstGeom prst="rect">
                             <a:avLst/>
@@ -557,49 +488,28 @@
               </w:drawing>
             </w:r>
           </w:p>
-          <w:p>
-            <w:pPr>
-              <w:spacing w:before="20" w:after="0"/>
-              <w:jc w:val="center"/>
-            </w:pPr>
-            <w:r>
-              <w:rPr>
-                <w:rFonts w:ascii="Arial" w:cs="Arial" w:eastAsia="Arial" w:hAnsi="Arial"/>
-                <w:sz w:val="14"/>
-                <w:szCs w:val="14"/>
-              </w:rPr>
-              <w:t xml:space="preserve">SKU-12345</w:t>
-            </w:r>
-          </w:p>
         </w:tc>
       </w:tr>
       <w:tr>
-        <w:tc>
-          <w:tcPr>
-            <w:tcW w:type="dxa" w:w="1543"/>
-            <w:tcBorders>
-              <w:top w:val="none" w:color="FFFFFF" w:sz="0"/>
-              <w:left w:val="none" w:color="FFFFFF" w:sz="0"/>
-              <w:bottom w:val="none" w:color="FFFFFF" w:sz="0"/>
-              <w:right w:val="none" w:color="FFFFFF" w:sz="0"/>
-            </w:tcBorders>
-            <w:tcMar>
-              <w:top w:type="dxa" w:w="140"/>
-              <w:left w:type="dxa" w:w="140"/>
-              <w:bottom w:type="dxa" w:w="140"/>
-              <w:right w:type="dxa" w:w="140"/>
-            </w:tcMar>
-            <w:vAlign w:val="center"/>
-          </w:tcPr>
-          <w:p>
-            <w:pPr>
-              <w:spacing w:after="0"/>
+        <w:trPr>
+          <w:cantSplit/>
+          <w:trHeight w:val="566" w:hRule="exact"/>
+        </w:trPr>
+        <w:tc>
+          <w:tcPr>
+            <w:tcW w:type="dxa" w:w="1440"/>
+            <w:vAlign w:val="center"/>
+          </w:tcPr>
+          <w:p>
+            <w:pPr>
+              <w:spacing w:before="0" w:after="0" w:line="240" w:lineRule="auto"/>
+              <w:ind w:left="36" w:right="36"/>
               <w:jc w:val="center"/>
             </w:pPr>
             <w:r>
               <w:drawing>
                 <wp:inline distT="0" distB="0" distL="0" distR="0">
-                  <wp:extent cx="600075" cy="247650"/>
+                  <wp:extent cx="797040" cy="324000"/>
                   <wp:effectExtent t="0" r="0" b="0" l="0"/>
                   <wp:docPr id="1" name="" descr="" title=""/>
                   <wp:cNvGraphicFramePr>
@@ -624,7 +534,7 @@
                         <pic:spPr bwMode="auto">
                           <a:xfrm>
                             <a:off x="0" y="0"/>
-                            <a:ext cx="600075" cy="247650"/>
+                            <a:ext cx="797040" cy="324000"/>
                           </a:xfrm>
                           <a:prstGeom prst="rect">
                             <a:avLst/>
@@ -637,47 +547,35 @@
               </w:drawing>
             </w:r>
           </w:p>
-          <w:p>
-            <w:pPr>
-              <w:spacing w:before="20" w:after="0"/>
-              <w:jc w:val="center"/>
-            </w:pPr>
-            <w:r>
-              <w:rPr>
-                <w:rFonts w:ascii="Arial" w:cs="Arial" w:eastAsia="Arial" w:hAnsi="Arial"/>
-                <w:sz w:val="14"/>
-                <w:szCs w:val="14"/>
-              </w:rPr>
-              <w:t xml:space="preserve">SKU-67890</w:t>
-            </w:r>
-          </w:p>
-        </w:tc>
-        <w:tc>
-          <w:tcPr>
-            <w:tcW w:type="dxa" w:w="1543"/>
-            <w:tcBorders>
-              <w:top w:val="none" w:color="FFFFFF" w:sz="0"/>
-              <w:left w:val="none" w:color="FFFFFF" w:sz="0"/>
-              <w:bottom w:val="none" w:color="FFFFFF" w:sz="0"/>
-              <w:right w:val="none" w:color="FFFFFF" w:sz="0"/>
-            </w:tcBorders>
-            <w:tcMar>
-              <w:top w:type="dxa" w:w="140"/>
-              <w:left w:type="dxa" w:w="140"/>
-              <w:bottom w:type="dxa" w:w="140"/>
-              <w:right w:type="dxa" w:w="140"/>
-            </w:tcMar>
-            <w:vAlign w:val="center"/>
-          </w:tcPr>
-          <w:p>
-            <w:pPr>
-              <w:spacing w:after="0"/>
+        </w:tc>
+        <w:tc>
+          <w:tcPr>
+            <w:tcW w:type="dxa" w:w="144"/>
+            <w:vAlign w:val="center"/>
+          </w:tcPr>
+          <w:p>
+            <w:pPr>
+              <w:spacing w:before="0" w:after="0" w:line="240" w:lineRule="auto"/>
+              <w:ind w:left="36" w:right="36"/>
+              <w:jc w:val="center"/>
+            </w:pPr>
+          </w:p>
+        </w:tc>
+        <w:tc>
+          <w:tcPr>
+            <w:tcW w:type="dxa" w:w="1440"/>
+            <w:vAlign w:val="center"/>
+          </w:tcPr>
+          <w:p>
+            <w:pPr>
+              <w:spacing w:before="0" w:after="0" w:line="240" w:lineRule="auto"/>
+              <w:ind w:left="36" w:right="36"/>
               <w:jc w:val="center"/>
             </w:pPr>
             <w:r>
               <w:drawing>
                 <wp:inline distT="0" distB="0" distL="0" distR="0">
-                  <wp:extent cx="600075" cy="247650"/>
+                  <wp:extent cx="849630" cy="324000"/>
                   <wp:effectExtent t="0" r="0" b="0" l="0"/>
                   <wp:docPr id="1" name="" descr="" title=""/>
                   <wp:cNvGraphicFramePr>
@@ -702,7 +600,7 @@
                         <pic:spPr bwMode="auto">
                           <a:xfrm>
                             <a:off x="0" y="0"/>
-                            <a:ext cx="600075" cy="247650"/>
+                            <a:ext cx="849630" cy="324000"/>
                           </a:xfrm>
                           <a:prstGeom prst="rect">
                             <a:avLst/>
@@ -715,47 +613,35 @@
               </w:drawing>
             </w:r>
           </w:p>
-          <w:p>
-            <w:pPr>
-              <w:spacing w:before="20" w:after="0"/>
-              <w:jc w:val="center"/>
-            </w:pPr>
-            <w:r>
-              <w:rPr>
-                <w:rFonts w:ascii="Arial" w:cs="Arial" w:eastAsia="Arial" w:hAnsi="Arial"/>
-                <w:sz w:val="14"/>
-                <w:szCs w:val="14"/>
-              </w:rPr>
-              <w:t xml:space="preserve">INV-2024-01</w:t>
-            </w:r>
-          </w:p>
-        </w:tc>
-        <w:tc>
-          <w:tcPr>
-            <w:tcW w:type="dxa" w:w="1543"/>
-            <w:tcBorders>
-              <w:top w:val="none" w:color="FFFFFF" w:sz="0"/>
-              <w:left w:val="none" w:color="FFFFFF" w:sz="0"/>
-              <w:bottom w:val="none" w:color="FFFFFF" w:sz="0"/>
-              <w:right w:val="none" w:color="FFFFFF" w:sz="0"/>
-            </w:tcBorders>
-            <w:tcMar>
-              <w:top w:type="dxa" w:w="140"/>
-              <w:left w:type="dxa" w:w="140"/>
-              <w:bottom w:type="dxa" w:w="140"/>
-              <w:right w:type="dxa" w:w="140"/>
-            </w:tcMar>
-            <w:vAlign w:val="center"/>
-          </w:tcPr>
-          <w:p>
-            <w:pPr>
-              <w:spacing w:after="0"/>
+        </w:tc>
+        <w:tc>
+          <w:tcPr>
+            <w:tcW w:type="dxa" w:w="144"/>
+            <w:vAlign w:val="center"/>
+          </w:tcPr>
+          <w:p>
+            <w:pPr>
+              <w:spacing w:before="0" w:after="0" w:line="240" w:lineRule="auto"/>
+              <w:ind w:left="36" w:right="36"/>
+              <w:jc w:val="center"/>
+            </w:pPr>
+          </w:p>
+        </w:tc>
+        <w:tc>
+          <w:tcPr>
+            <w:tcW w:type="dxa" w:w="1440"/>
+            <w:vAlign w:val="center"/>
+          </w:tcPr>
+          <w:p>
+            <w:pPr>
+              <w:spacing w:before="0" w:after="0" w:line="240" w:lineRule="auto"/>
+              <w:ind w:left="36" w:right="36"/>
               <w:jc w:val="center"/>
             </w:pPr>
             <w:r>
               <w:drawing>
                 <wp:inline distT="0" distB="0" distL="0" distR="0">
-                  <wp:extent cx="600075" cy="247650"/>
+                  <wp:extent cx="849630" cy="324000"/>
                   <wp:effectExtent t="0" r="0" b="0" l="0"/>
                   <wp:docPr id="1" name="" descr="" title=""/>
                   <wp:cNvGraphicFramePr>
@@ -780,7 +666,7 @@
                         <pic:spPr bwMode="auto">
                           <a:xfrm>
                             <a:off x="0" y="0"/>
-                            <a:ext cx="600075" cy="247650"/>
+                            <a:ext cx="849630" cy="324000"/>
                           </a:xfrm>
                           <a:prstGeom prst="rect">
                             <a:avLst/>
@@ -793,47 +679,35 @@
               </w:drawing>
             </w:r>
           </w:p>
-          <w:p>
-            <w:pPr>
-              <w:spacing w:before="20" w:after="0"/>
-              <w:jc w:val="center"/>
-            </w:pPr>
-            <w:r>
-              <w:rPr>
-                <w:rFonts w:ascii="Arial" w:cs="Arial" w:eastAsia="Arial" w:hAnsi="Arial"/>
-                <w:sz w:val="14"/>
-                <w:szCs w:val="14"/>
-              </w:rPr>
-              <w:t xml:space="preserve">INV-2024-02</w:t>
-            </w:r>
-          </w:p>
-        </w:tc>
-        <w:tc>
-          <w:tcPr>
-            <w:tcW w:type="dxa" w:w="1543"/>
-            <w:tcBorders>
-              <w:top w:val="none" w:color="FFFFFF" w:sz="0"/>
-              <w:left w:val="none" w:color="FFFFFF" w:sz="0"/>
-              <w:bottom w:val="none" w:color="FFFFFF" w:sz="0"/>
-              <w:right w:val="none" w:color="FFFFFF" w:sz="0"/>
-            </w:tcBorders>
-            <w:tcMar>
-              <w:top w:type="dxa" w:w="140"/>
-              <w:left w:type="dxa" w:w="140"/>
-              <w:bottom w:type="dxa" w:w="140"/>
-              <w:right w:type="dxa" w:w="140"/>
-            </w:tcMar>
-            <w:vAlign w:val="center"/>
-          </w:tcPr>
-          <w:p>
-            <w:pPr>
-              <w:spacing w:after="0"/>
+        </w:tc>
+        <w:tc>
+          <w:tcPr>
+            <w:tcW w:type="dxa" w:w="144"/>
+            <w:vAlign w:val="center"/>
+          </w:tcPr>
+          <w:p>
+            <w:pPr>
+              <w:spacing w:before="0" w:after="0" w:line="240" w:lineRule="auto"/>
+              <w:ind w:left="36" w:right="36"/>
+              <w:jc w:val="center"/>
+            </w:pPr>
+          </w:p>
+        </w:tc>
+        <w:tc>
+          <w:tcPr>
+            <w:tcW w:type="dxa" w:w="1440"/>
+            <w:vAlign w:val="center"/>
+          </w:tcPr>
+          <w:p>
+            <w:pPr>
+              <w:spacing w:before="0" w:after="0" w:line="240" w:lineRule="auto"/>
+              <w:ind w:left="36" w:right="36"/>
               <w:jc w:val="center"/>
             </w:pPr>
             <w:r>
               <w:drawing>
                 <wp:inline distT="0" distB="0" distL="0" distR="0">
-                  <wp:extent cx="600075" cy="247650"/>
+                  <wp:extent cx="654480" cy="324000"/>
                   <wp:effectExtent t="0" r="0" b="0" l="0"/>
                   <wp:docPr id="1" name="" descr="" title=""/>
                   <wp:cNvGraphicFramePr>
@@ -858,7 +732,7 @@
                         <pic:spPr bwMode="auto">
                           <a:xfrm>
                             <a:off x="0" y="0"/>
-                            <a:ext cx="600075" cy="247650"/>
+                            <a:ext cx="654480" cy="324000"/>
                           </a:xfrm>
                           <a:prstGeom prst="rect">
                             <a:avLst/>
@@ -871,47 +745,35 @@
               </w:drawing>
             </w:r>
           </w:p>
-          <w:p>
-            <w:pPr>
-              <w:spacing w:before="20" w:after="0"/>
-              <w:jc w:val="center"/>
-            </w:pPr>
-            <w:r>
-              <w:rPr>
-                <w:rFonts w:ascii="Arial" w:cs="Arial" w:eastAsia="Arial" w:hAnsi="Arial"/>
-                <w:sz w:val="14"/>
-                <w:szCs w:val="14"/>
-              </w:rPr>
-              <w:t xml:space="preserve">BOX-A1</w:t>
-            </w:r>
-          </w:p>
-        </w:tc>
-        <w:tc>
-          <w:tcPr>
-            <w:tcW w:type="dxa" w:w="1543"/>
-            <w:tcBorders>
-              <w:top w:val="none" w:color="FFFFFF" w:sz="0"/>
-              <w:left w:val="none" w:color="FFFFFF" w:sz="0"/>
-              <w:bottom w:val="none" w:color="FFFFFF" w:sz="0"/>
-              <w:right w:val="none" w:color="FFFFFF" w:sz="0"/>
-            </w:tcBorders>
-            <w:tcMar>
-              <w:top w:type="dxa" w:w="140"/>
-              <w:left w:type="dxa" w:w="140"/>
-              <w:bottom w:type="dxa" w:w="140"/>
-              <w:right w:type="dxa" w:w="140"/>
-            </w:tcMar>
-            <w:vAlign w:val="center"/>
-          </w:tcPr>
-          <w:p>
-            <w:pPr>
-              <w:spacing w:after="0"/>
+        </w:tc>
+        <w:tc>
+          <w:tcPr>
+            <w:tcW w:type="dxa" w:w="144"/>
+            <w:vAlign w:val="center"/>
+          </w:tcPr>
+          <w:p>
+            <w:pPr>
+              <w:spacing w:before="0" w:after="0" w:line="240" w:lineRule="auto"/>
+              <w:ind w:left="36" w:right="36"/>
+              <w:jc w:val="center"/>
+            </w:pPr>
+          </w:p>
+        </w:tc>
+        <w:tc>
+          <w:tcPr>
+            <w:tcW w:type="dxa" w:w="1440"/>
+            <w:vAlign w:val="center"/>
+          </w:tcPr>
+          <w:p>
+            <w:pPr>
+              <w:spacing w:before="0" w:after="0" w:line="240" w:lineRule="auto"/>
+              <w:ind w:left="36" w:right="36"/>
               <w:jc w:val="center"/>
             </w:pPr>
             <w:r>
               <w:drawing>
                 <wp:inline distT="0" distB="0" distL="0" distR="0">
-                  <wp:extent cx="600075" cy="247650"/>
+                  <wp:extent cx="654480" cy="324000"/>
                   <wp:effectExtent t="0" r="0" b="0" l="0"/>
                   <wp:docPr id="1" name="" descr="" title=""/>
                   <wp:cNvGraphicFramePr>
@@ -936,7 +798,7 @@
                         <pic:spPr bwMode="auto">
                           <a:xfrm>
                             <a:off x="0" y="0"/>
-                            <a:ext cx="600075" cy="247650"/>
+                            <a:ext cx="654480" cy="324000"/>
                           </a:xfrm>
                           <a:prstGeom prst="rect">
                             <a:avLst/>
@@ -949,47 +811,35 @@
               </w:drawing>
             </w:r>
           </w:p>
-          <w:p>
-            <w:pPr>
-              <w:spacing w:before="20" w:after="0"/>
-              <w:jc w:val="center"/>
-            </w:pPr>
-            <w:r>
-              <w:rPr>
-                <w:rFonts w:ascii="Arial" w:cs="Arial" w:eastAsia="Arial" w:hAnsi="Arial"/>
-                <w:sz w:val="14"/>
-                <w:szCs w:val="14"/>
-              </w:rPr>
-              <w:t xml:space="preserve">BOX-A2</w:t>
-            </w:r>
-          </w:p>
-        </w:tc>
-        <w:tc>
-          <w:tcPr>
-            <w:tcW w:type="dxa" w:w="1543"/>
-            <w:tcBorders>
-              <w:top w:val="none" w:color="FFFFFF" w:sz="0"/>
-              <w:left w:val="none" w:color="FFFFFF" w:sz="0"/>
-              <w:bottom w:val="none" w:color="FFFFFF" w:sz="0"/>
-              <w:right w:val="none" w:color="FFFFFF" w:sz="0"/>
-            </w:tcBorders>
-            <w:tcMar>
-              <w:top w:type="dxa" w:w="140"/>
-              <w:left w:type="dxa" w:w="140"/>
-              <w:bottom w:type="dxa" w:w="140"/>
-              <w:right w:type="dxa" w:w="140"/>
-            </w:tcMar>
-            <w:vAlign w:val="center"/>
-          </w:tcPr>
-          <w:p>
-            <w:pPr>
-              <w:spacing w:after="0"/>
+        </w:tc>
+        <w:tc>
+          <w:tcPr>
+            <w:tcW w:type="dxa" w:w="144"/>
+            <w:vAlign w:val="center"/>
+          </w:tcPr>
+          <w:p>
+            <w:pPr>
+              <w:spacing w:before="0" w:after="0" w:line="240" w:lineRule="auto"/>
+              <w:ind w:left="36" w:right="36"/>
+              <w:jc w:val="center"/>
+            </w:pPr>
+          </w:p>
+        </w:tc>
+        <w:tc>
+          <w:tcPr>
+            <w:tcW w:type="dxa" w:w="1440"/>
+            <w:vAlign w:val="center"/>
+          </w:tcPr>
+          <w:p>
+            <w:pPr>
+              <w:spacing w:before="0" w:after="0" w:line="240" w:lineRule="auto"/>
+              <w:ind w:left="36" w:right="36"/>
               <w:jc w:val="center"/>
             </w:pPr>
             <w:r>
               <w:drawing>
                 <wp:inline distT="0" distB="0" distL="0" distR="0">
-                  <wp:extent cx="600075" cy="247650"/>
+                  <wp:extent cx="654480" cy="324000"/>
                   <wp:effectExtent t="0" r="0" b="0" l="0"/>
                   <wp:docPr id="1" name="" descr="" title=""/>
                   <wp:cNvGraphicFramePr>
@@ -1014,7 +864,7 @@
                         <pic:spPr bwMode="auto">
                           <a:xfrm>
                             <a:off x="0" y="0"/>
-                            <a:ext cx="600075" cy="247650"/>
+                            <a:ext cx="654480" cy="324000"/>
                           </a:xfrm>
                           <a:prstGeom prst="rect">
                             <a:avLst/>
@@ -1027,47 +877,35 @@
               </w:drawing>
             </w:r>
           </w:p>
-          <w:p>
-            <w:pPr>
-              <w:spacing w:before="20" w:after="0"/>
-              <w:jc w:val="center"/>
-            </w:pPr>
-            <w:r>
-              <w:rPr>
-                <w:rFonts w:ascii="Arial" w:cs="Arial" w:eastAsia="Arial" w:hAnsi="Arial"/>
-                <w:sz w:val="14"/>
-                <w:szCs w:val="14"/>
-              </w:rPr>
-              <w:t xml:space="preserve">BOX-B1</w:t>
-            </w:r>
-          </w:p>
-        </w:tc>
-        <w:tc>
-          <w:tcPr>
-            <w:tcW w:type="dxa" w:w="1543"/>
-            <w:tcBorders>
-              <w:top w:val="none" w:color="FFFFFF" w:sz="0"/>
-              <w:left w:val="none" w:color="FFFFFF" w:sz="0"/>
-              <w:bottom w:val="none" w:color="FFFFFF" w:sz="0"/>
-              <w:right w:val="none" w:color="FFFFFF" w:sz="0"/>
-            </w:tcBorders>
-            <w:tcMar>
-              <w:top w:type="dxa" w:w="140"/>
-              <w:left w:type="dxa" w:w="140"/>
-              <w:bottom w:type="dxa" w:w="140"/>
-              <w:right w:type="dxa" w:w="140"/>
-            </w:tcMar>
-            <w:vAlign w:val="center"/>
-          </w:tcPr>
-          <w:p>
-            <w:pPr>
-              <w:spacing w:after="0"/>
+        </w:tc>
+        <w:tc>
+          <w:tcPr>
+            <w:tcW w:type="dxa" w:w="144"/>
+            <w:vAlign w:val="center"/>
+          </w:tcPr>
+          <w:p>
+            <w:pPr>
+              <w:spacing w:before="0" w:after="0" w:line="240" w:lineRule="auto"/>
+              <w:ind w:left="36" w:right="36"/>
+              <w:jc w:val="center"/>
+            </w:pPr>
+          </w:p>
+        </w:tc>
+        <w:tc>
+          <w:tcPr>
+            <w:tcW w:type="dxa" w:w="1440"/>
+            <w:vAlign w:val="center"/>
+          </w:tcPr>
+          <w:p>
+            <w:pPr>
+              <w:spacing w:before="0" w:after="0" w:line="240" w:lineRule="auto"/>
+              <w:ind w:left="36" w:right="36"/>
               <w:jc w:val="center"/>
             </w:pPr>
             <w:r>
               <w:drawing>
                 <wp:inline distT="0" distB="0" distL="0" distR="0">
-                  <wp:extent cx="600075" cy="247650"/>
+                  <wp:extent cx="654480" cy="324000"/>
                   <wp:effectExtent t="0" r="0" b="0" l="0"/>
                   <wp:docPr id="1" name="" descr="" title=""/>
                   <wp:cNvGraphicFramePr>
@@ -1092,7 +930,7 @@
                         <pic:spPr bwMode="auto">
                           <a:xfrm>
                             <a:off x="0" y="0"/>
-                            <a:ext cx="600075" cy="247650"/>
+                            <a:ext cx="654480" cy="324000"/>
                           </a:xfrm>
                           <a:prstGeom prst="rect">
                             <a:avLst/>
@@ -1105,26 +943,4394 @@
               </w:drawing>
             </w:r>
           </w:p>
-          <w:p>
-            <w:pPr>
-              <w:spacing w:before="20" w:after="0"/>
-              <w:jc w:val="center"/>
-            </w:pPr>
-            <w:r>
-              <w:rPr>
-                <w:rFonts w:ascii="Arial" w:cs="Arial" w:eastAsia="Arial" w:hAnsi="Arial"/>
-                <w:sz w:val="14"/>
-                <w:szCs w:val="14"/>
-              </w:rPr>
-              <w:t xml:space="preserve">BOX-B2</w:t>
-            </w:r>
+        </w:tc>
+      </w:tr>
+      <w:tr>
+        <w:trPr>
+          <w:cantSplit/>
+          <w:trHeight w:val="566" w:hRule="exact"/>
+        </w:trPr>
+        <w:tc>
+          <w:tcPr>
+            <w:tcW w:type="dxa" w:w="1440"/>
+            <w:vAlign w:val="center"/>
+          </w:tcPr>
+          <w:p>
+            <w:pPr>
+              <w:spacing w:before="0" w:after="0" w:line="240" w:lineRule="auto"/>
+              <w:ind w:left="36" w:right="36"/>
+              <w:jc w:val="center"/>
+            </w:pPr>
+          </w:p>
+        </w:tc>
+        <w:tc>
+          <w:tcPr>
+            <w:tcW w:type="dxa" w:w="144"/>
+            <w:vAlign w:val="center"/>
+          </w:tcPr>
+          <w:p>
+            <w:pPr>
+              <w:spacing w:before="0" w:after="0" w:line="240" w:lineRule="auto"/>
+              <w:ind w:left="36" w:right="36"/>
+              <w:jc w:val="center"/>
+            </w:pPr>
+          </w:p>
+        </w:tc>
+        <w:tc>
+          <w:tcPr>
+            <w:tcW w:type="dxa" w:w="1440"/>
+            <w:vAlign w:val="center"/>
+          </w:tcPr>
+          <w:p>
+            <w:pPr>
+              <w:spacing w:before="0" w:after="0" w:line="240" w:lineRule="auto"/>
+              <w:ind w:left="36" w:right="36"/>
+              <w:jc w:val="center"/>
+            </w:pPr>
+          </w:p>
+        </w:tc>
+        <w:tc>
+          <w:tcPr>
+            <w:tcW w:type="dxa" w:w="144"/>
+            <w:vAlign w:val="center"/>
+          </w:tcPr>
+          <w:p>
+            <w:pPr>
+              <w:spacing w:before="0" w:after="0" w:line="240" w:lineRule="auto"/>
+              <w:ind w:left="36" w:right="36"/>
+              <w:jc w:val="center"/>
+            </w:pPr>
+          </w:p>
+        </w:tc>
+        <w:tc>
+          <w:tcPr>
+            <w:tcW w:type="dxa" w:w="1440"/>
+            <w:vAlign w:val="center"/>
+          </w:tcPr>
+          <w:p>
+            <w:pPr>
+              <w:spacing w:before="0" w:after="0" w:line="240" w:lineRule="auto"/>
+              <w:ind w:left="36" w:right="36"/>
+              <w:jc w:val="center"/>
+            </w:pPr>
+          </w:p>
+        </w:tc>
+        <w:tc>
+          <w:tcPr>
+            <w:tcW w:type="dxa" w:w="144"/>
+            <w:vAlign w:val="center"/>
+          </w:tcPr>
+          <w:p>
+            <w:pPr>
+              <w:spacing w:before="0" w:after="0" w:line="240" w:lineRule="auto"/>
+              <w:ind w:left="36" w:right="36"/>
+              <w:jc w:val="center"/>
+            </w:pPr>
+          </w:p>
+        </w:tc>
+        <w:tc>
+          <w:tcPr>
+            <w:tcW w:type="dxa" w:w="1440"/>
+            <w:vAlign w:val="center"/>
+          </w:tcPr>
+          <w:p>
+            <w:pPr>
+              <w:spacing w:before="0" w:after="0" w:line="240" w:lineRule="auto"/>
+              <w:ind w:left="36" w:right="36"/>
+              <w:jc w:val="center"/>
+            </w:pPr>
+          </w:p>
+        </w:tc>
+        <w:tc>
+          <w:tcPr>
+            <w:tcW w:type="dxa" w:w="144"/>
+            <w:vAlign w:val="center"/>
+          </w:tcPr>
+          <w:p>
+            <w:pPr>
+              <w:spacing w:before="0" w:after="0" w:line="240" w:lineRule="auto"/>
+              <w:ind w:left="36" w:right="36"/>
+              <w:jc w:val="center"/>
+            </w:pPr>
+          </w:p>
+        </w:tc>
+        <w:tc>
+          <w:tcPr>
+            <w:tcW w:type="dxa" w:w="1440"/>
+            <w:vAlign w:val="center"/>
+          </w:tcPr>
+          <w:p>
+            <w:pPr>
+              <w:spacing w:before="0" w:after="0" w:line="240" w:lineRule="auto"/>
+              <w:ind w:left="36" w:right="36"/>
+              <w:jc w:val="center"/>
+            </w:pPr>
+          </w:p>
+        </w:tc>
+        <w:tc>
+          <w:tcPr>
+            <w:tcW w:type="dxa" w:w="144"/>
+            <w:vAlign w:val="center"/>
+          </w:tcPr>
+          <w:p>
+            <w:pPr>
+              <w:spacing w:before="0" w:after="0" w:line="240" w:lineRule="auto"/>
+              <w:ind w:left="36" w:right="36"/>
+              <w:jc w:val="center"/>
+            </w:pPr>
+          </w:p>
+        </w:tc>
+        <w:tc>
+          <w:tcPr>
+            <w:tcW w:type="dxa" w:w="1440"/>
+            <w:vAlign w:val="center"/>
+          </w:tcPr>
+          <w:p>
+            <w:pPr>
+              <w:spacing w:before="0" w:after="0" w:line="240" w:lineRule="auto"/>
+              <w:ind w:left="36" w:right="36"/>
+              <w:jc w:val="center"/>
+            </w:pPr>
+          </w:p>
+        </w:tc>
+        <w:tc>
+          <w:tcPr>
+            <w:tcW w:type="dxa" w:w="144"/>
+            <w:vAlign w:val="center"/>
+          </w:tcPr>
+          <w:p>
+            <w:pPr>
+              <w:spacing w:before="0" w:after="0" w:line="240" w:lineRule="auto"/>
+              <w:ind w:left="36" w:right="36"/>
+              <w:jc w:val="center"/>
+            </w:pPr>
+          </w:p>
+        </w:tc>
+        <w:tc>
+          <w:tcPr>
+            <w:tcW w:type="dxa" w:w="1440"/>
+            <w:vAlign w:val="center"/>
+          </w:tcPr>
+          <w:p>
+            <w:pPr>
+              <w:spacing w:before="0" w:after="0" w:line="240" w:lineRule="auto"/>
+              <w:ind w:left="36" w:right="36"/>
+              <w:jc w:val="center"/>
+            </w:pPr>
+          </w:p>
+        </w:tc>
+      </w:tr>
+      <w:tr>
+        <w:trPr>
+          <w:cantSplit/>
+          <w:trHeight w:val="566" w:hRule="exact"/>
+        </w:trPr>
+        <w:tc>
+          <w:tcPr>
+            <w:tcW w:type="dxa" w:w="1440"/>
+            <w:vAlign w:val="center"/>
+          </w:tcPr>
+          <w:p>
+            <w:pPr>
+              <w:spacing w:before="0" w:after="0" w:line="240" w:lineRule="auto"/>
+              <w:ind w:left="36" w:right="36"/>
+              <w:jc w:val="center"/>
+            </w:pPr>
+          </w:p>
+        </w:tc>
+        <w:tc>
+          <w:tcPr>
+            <w:tcW w:type="dxa" w:w="144"/>
+            <w:vAlign w:val="center"/>
+          </w:tcPr>
+          <w:p>
+            <w:pPr>
+              <w:spacing w:before="0" w:after="0" w:line="240" w:lineRule="auto"/>
+              <w:ind w:left="36" w:right="36"/>
+              <w:jc w:val="center"/>
+            </w:pPr>
+          </w:p>
+        </w:tc>
+        <w:tc>
+          <w:tcPr>
+            <w:tcW w:type="dxa" w:w="1440"/>
+            <w:vAlign w:val="center"/>
+          </w:tcPr>
+          <w:p>
+            <w:pPr>
+              <w:spacing w:before="0" w:after="0" w:line="240" w:lineRule="auto"/>
+              <w:ind w:left="36" w:right="36"/>
+              <w:jc w:val="center"/>
+            </w:pPr>
+          </w:p>
+        </w:tc>
+        <w:tc>
+          <w:tcPr>
+            <w:tcW w:type="dxa" w:w="144"/>
+            <w:vAlign w:val="center"/>
+          </w:tcPr>
+          <w:p>
+            <w:pPr>
+              <w:spacing w:before="0" w:after="0" w:line="240" w:lineRule="auto"/>
+              <w:ind w:left="36" w:right="36"/>
+              <w:jc w:val="center"/>
+            </w:pPr>
+          </w:p>
+        </w:tc>
+        <w:tc>
+          <w:tcPr>
+            <w:tcW w:type="dxa" w:w="1440"/>
+            <w:vAlign w:val="center"/>
+          </w:tcPr>
+          <w:p>
+            <w:pPr>
+              <w:spacing w:before="0" w:after="0" w:line="240" w:lineRule="auto"/>
+              <w:ind w:left="36" w:right="36"/>
+              <w:jc w:val="center"/>
+            </w:pPr>
+          </w:p>
+        </w:tc>
+        <w:tc>
+          <w:tcPr>
+            <w:tcW w:type="dxa" w:w="144"/>
+            <w:vAlign w:val="center"/>
+          </w:tcPr>
+          <w:p>
+            <w:pPr>
+              <w:spacing w:before="0" w:after="0" w:line="240" w:lineRule="auto"/>
+              <w:ind w:left="36" w:right="36"/>
+              <w:jc w:val="center"/>
+            </w:pPr>
+          </w:p>
+        </w:tc>
+        <w:tc>
+          <w:tcPr>
+            <w:tcW w:type="dxa" w:w="1440"/>
+            <w:vAlign w:val="center"/>
+          </w:tcPr>
+          <w:p>
+            <w:pPr>
+              <w:spacing w:before="0" w:after="0" w:line="240" w:lineRule="auto"/>
+              <w:ind w:left="36" w:right="36"/>
+              <w:jc w:val="center"/>
+            </w:pPr>
+          </w:p>
+        </w:tc>
+        <w:tc>
+          <w:tcPr>
+            <w:tcW w:type="dxa" w:w="144"/>
+            <w:vAlign w:val="center"/>
+          </w:tcPr>
+          <w:p>
+            <w:pPr>
+              <w:spacing w:before="0" w:after="0" w:line="240" w:lineRule="auto"/>
+              <w:ind w:left="36" w:right="36"/>
+              <w:jc w:val="center"/>
+            </w:pPr>
+          </w:p>
+        </w:tc>
+        <w:tc>
+          <w:tcPr>
+            <w:tcW w:type="dxa" w:w="1440"/>
+            <w:vAlign w:val="center"/>
+          </w:tcPr>
+          <w:p>
+            <w:pPr>
+              <w:spacing w:before="0" w:after="0" w:line="240" w:lineRule="auto"/>
+              <w:ind w:left="36" w:right="36"/>
+              <w:jc w:val="center"/>
+            </w:pPr>
+          </w:p>
+        </w:tc>
+        <w:tc>
+          <w:tcPr>
+            <w:tcW w:type="dxa" w:w="144"/>
+            <w:vAlign w:val="center"/>
+          </w:tcPr>
+          <w:p>
+            <w:pPr>
+              <w:spacing w:before="0" w:after="0" w:line="240" w:lineRule="auto"/>
+              <w:ind w:left="36" w:right="36"/>
+              <w:jc w:val="center"/>
+            </w:pPr>
+          </w:p>
+        </w:tc>
+        <w:tc>
+          <w:tcPr>
+            <w:tcW w:type="dxa" w:w="1440"/>
+            <w:vAlign w:val="center"/>
+          </w:tcPr>
+          <w:p>
+            <w:pPr>
+              <w:spacing w:before="0" w:after="0" w:line="240" w:lineRule="auto"/>
+              <w:ind w:left="36" w:right="36"/>
+              <w:jc w:val="center"/>
+            </w:pPr>
+          </w:p>
+        </w:tc>
+        <w:tc>
+          <w:tcPr>
+            <w:tcW w:type="dxa" w:w="144"/>
+            <w:vAlign w:val="center"/>
+          </w:tcPr>
+          <w:p>
+            <w:pPr>
+              <w:spacing w:before="0" w:after="0" w:line="240" w:lineRule="auto"/>
+              <w:ind w:left="36" w:right="36"/>
+              <w:jc w:val="center"/>
+            </w:pPr>
+          </w:p>
+        </w:tc>
+        <w:tc>
+          <w:tcPr>
+            <w:tcW w:type="dxa" w:w="1440"/>
+            <w:vAlign w:val="center"/>
+          </w:tcPr>
+          <w:p>
+            <w:pPr>
+              <w:spacing w:before="0" w:after="0" w:line="240" w:lineRule="auto"/>
+              <w:ind w:left="36" w:right="36"/>
+              <w:jc w:val="center"/>
+            </w:pPr>
+          </w:p>
+        </w:tc>
+      </w:tr>
+      <w:tr>
+        <w:trPr>
+          <w:cantSplit/>
+          <w:trHeight w:val="566" w:hRule="exact"/>
+        </w:trPr>
+        <w:tc>
+          <w:tcPr>
+            <w:tcW w:type="dxa" w:w="1440"/>
+            <w:vAlign w:val="center"/>
+          </w:tcPr>
+          <w:p>
+            <w:pPr>
+              <w:spacing w:before="0" w:after="0" w:line="240" w:lineRule="auto"/>
+              <w:ind w:left="36" w:right="36"/>
+              <w:jc w:val="center"/>
+            </w:pPr>
+          </w:p>
+        </w:tc>
+        <w:tc>
+          <w:tcPr>
+            <w:tcW w:type="dxa" w:w="144"/>
+            <w:vAlign w:val="center"/>
+          </w:tcPr>
+          <w:p>
+            <w:pPr>
+              <w:spacing w:before="0" w:after="0" w:line="240" w:lineRule="auto"/>
+              <w:ind w:left="36" w:right="36"/>
+              <w:jc w:val="center"/>
+            </w:pPr>
+          </w:p>
+        </w:tc>
+        <w:tc>
+          <w:tcPr>
+            <w:tcW w:type="dxa" w:w="1440"/>
+            <w:vAlign w:val="center"/>
+          </w:tcPr>
+          <w:p>
+            <w:pPr>
+              <w:spacing w:before="0" w:after="0" w:line="240" w:lineRule="auto"/>
+              <w:ind w:left="36" w:right="36"/>
+              <w:jc w:val="center"/>
+            </w:pPr>
+          </w:p>
+        </w:tc>
+        <w:tc>
+          <w:tcPr>
+            <w:tcW w:type="dxa" w:w="144"/>
+            <w:vAlign w:val="center"/>
+          </w:tcPr>
+          <w:p>
+            <w:pPr>
+              <w:spacing w:before="0" w:after="0" w:line="240" w:lineRule="auto"/>
+              <w:ind w:left="36" w:right="36"/>
+              <w:jc w:val="center"/>
+            </w:pPr>
+          </w:p>
+        </w:tc>
+        <w:tc>
+          <w:tcPr>
+            <w:tcW w:type="dxa" w:w="1440"/>
+            <w:vAlign w:val="center"/>
+          </w:tcPr>
+          <w:p>
+            <w:pPr>
+              <w:spacing w:before="0" w:after="0" w:line="240" w:lineRule="auto"/>
+              <w:ind w:left="36" w:right="36"/>
+              <w:jc w:val="center"/>
+            </w:pPr>
+          </w:p>
+        </w:tc>
+        <w:tc>
+          <w:tcPr>
+            <w:tcW w:type="dxa" w:w="144"/>
+            <w:vAlign w:val="center"/>
+          </w:tcPr>
+          <w:p>
+            <w:pPr>
+              <w:spacing w:before="0" w:after="0" w:line="240" w:lineRule="auto"/>
+              <w:ind w:left="36" w:right="36"/>
+              <w:jc w:val="center"/>
+            </w:pPr>
+          </w:p>
+        </w:tc>
+        <w:tc>
+          <w:tcPr>
+            <w:tcW w:type="dxa" w:w="1440"/>
+            <w:vAlign w:val="center"/>
+          </w:tcPr>
+          <w:p>
+            <w:pPr>
+              <w:spacing w:before="0" w:after="0" w:line="240" w:lineRule="auto"/>
+              <w:ind w:left="36" w:right="36"/>
+              <w:jc w:val="center"/>
+            </w:pPr>
+          </w:p>
+        </w:tc>
+        <w:tc>
+          <w:tcPr>
+            <w:tcW w:type="dxa" w:w="144"/>
+            <w:vAlign w:val="center"/>
+          </w:tcPr>
+          <w:p>
+            <w:pPr>
+              <w:spacing w:before="0" w:after="0" w:line="240" w:lineRule="auto"/>
+              <w:ind w:left="36" w:right="36"/>
+              <w:jc w:val="center"/>
+            </w:pPr>
+          </w:p>
+        </w:tc>
+        <w:tc>
+          <w:tcPr>
+            <w:tcW w:type="dxa" w:w="1440"/>
+            <w:vAlign w:val="center"/>
+          </w:tcPr>
+          <w:p>
+            <w:pPr>
+              <w:spacing w:before="0" w:after="0" w:line="240" w:lineRule="auto"/>
+              <w:ind w:left="36" w:right="36"/>
+              <w:jc w:val="center"/>
+            </w:pPr>
+          </w:p>
+        </w:tc>
+        <w:tc>
+          <w:tcPr>
+            <w:tcW w:type="dxa" w:w="144"/>
+            <w:vAlign w:val="center"/>
+          </w:tcPr>
+          <w:p>
+            <w:pPr>
+              <w:spacing w:before="0" w:after="0" w:line="240" w:lineRule="auto"/>
+              <w:ind w:left="36" w:right="36"/>
+              <w:jc w:val="center"/>
+            </w:pPr>
+          </w:p>
+        </w:tc>
+        <w:tc>
+          <w:tcPr>
+            <w:tcW w:type="dxa" w:w="1440"/>
+            <w:vAlign w:val="center"/>
+          </w:tcPr>
+          <w:p>
+            <w:pPr>
+              <w:spacing w:before="0" w:after="0" w:line="240" w:lineRule="auto"/>
+              <w:ind w:left="36" w:right="36"/>
+              <w:jc w:val="center"/>
+            </w:pPr>
+          </w:p>
+        </w:tc>
+        <w:tc>
+          <w:tcPr>
+            <w:tcW w:type="dxa" w:w="144"/>
+            <w:vAlign w:val="center"/>
+          </w:tcPr>
+          <w:p>
+            <w:pPr>
+              <w:spacing w:before="0" w:after="0" w:line="240" w:lineRule="auto"/>
+              <w:ind w:left="36" w:right="36"/>
+              <w:jc w:val="center"/>
+            </w:pPr>
+          </w:p>
+        </w:tc>
+        <w:tc>
+          <w:tcPr>
+            <w:tcW w:type="dxa" w:w="1440"/>
+            <w:vAlign w:val="center"/>
+          </w:tcPr>
+          <w:p>
+            <w:pPr>
+              <w:spacing w:before="0" w:after="0" w:line="240" w:lineRule="auto"/>
+              <w:ind w:left="36" w:right="36"/>
+              <w:jc w:val="center"/>
+            </w:pPr>
+          </w:p>
+        </w:tc>
+      </w:tr>
+      <w:tr>
+        <w:trPr>
+          <w:cantSplit/>
+          <w:trHeight w:val="566" w:hRule="exact"/>
+        </w:trPr>
+        <w:tc>
+          <w:tcPr>
+            <w:tcW w:type="dxa" w:w="1440"/>
+            <w:vAlign w:val="center"/>
+          </w:tcPr>
+          <w:p>
+            <w:pPr>
+              <w:spacing w:before="0" w:after="0" w:line="240" w:lineRule="auto"/>
+              <w:ind w:left="36" w:right="36"/>
+              <w:jc w:val="center"/>
+            </w:pPr>
+          </w:p>
+        </w:tc>
+        <w:tc>
+          <w:tcPr>
+            <w:tcW w:type="dxa" w:w="144"/>
+            <w:vAlign w:val="center"/>
+          </w:tcPr>
+          <w:p>
+            <w:pPr>
+              <w:spacing w:before="0" w:after="0" w:line="240" w:lineRule="auto"/>
+              <w:ind w:left="36" w:right="36"/>
+              <w:jc w:val="center"/>
+            </w:pPr>
+          </w:p>
+        </w:tc>
+        <w:tc>
+          <w:tcPr>
+            <w:tcW w:type="dxa" w:w="1440"/>
+            <w:vAlign w:val="center"/>
+          </w:tcPr>
+          <w:p>
+            <w:pPr>
+              <w:spacing w:before="0" w:after="0" w:line="240" w:lineRule="auto"/>
+              <w:ind w:left="36" w:right="36"/>
+              <w:jc w:val="center"/>
+            </w:pPr>
+          </w:p>
+        </w:tc>
+        <w:tc>
+          <w:tcPr>
+            <w:tcW w:type="dxa" w:w="144"/>
+            <w:vAlign w:val="center"/>
+          </w:tcPr>
+          <w:p>
+            <w:pPr>
+              <w:spacing w:before="0" w:after="0" w:line="240" w:lineRule="auto"/>
+              <w:ind w:left="36" w:right="36"/>
+              <w:jc w:val="center"/>
+            </w:pPr>
+          </w:p>
+        </w:tc>
+        <w:tc>
+          <w:tcPr>
+            <w:tcW w:type="dxa" w:w="1440"/>
+            <w:vAlign w:val="center"/>
+          </w:tcPr>
+          <w:p>
+            <w:pPr>
+              <w:spacing w:before="0" w:after="0" w:line="240" w:lineRule="auto"/>
+              <w:ind w:left="36" w:right="36"/>
+              <w:jc w:val="center"/>
+            </w:pPr>
+          </w:p>
+        </w:tc>
+        <w:tc>
+          <w:tcPr>
+            <w:tcW w:type="dxa" w:w="144"/>
+            <w:vAlign w:val="center"/>
+          </w:tcPr>
+          <w:p>
+            <w:pPr>
+              <w:spacing w:before="0" w:after="0" w:line="240" w:lineRule="auto"/>
+              <w:ind w:left="36" w:right="36"/>
+              <w:jc w:val="center"/>
+            </w:pPr>
+          </w:p>
+        </w:tc>
+        <w:tc>
+          <w:tcPr>
+            <w:tcW w:type="dxa" w:w="1440"/>
+            <w:vAlign w:val="center"/>
+          </w:tcPr>
+          <w:p>
+            <w:pPr>
+              <w:spacing w:before="0" w:after="0" w:line="240" w:lineRule="auto"/>
+              <w:ind w:left="36" w:right="36"/>
+              <w:jc w:val="center"/>
+            </w:pPr>
+          </w:p>
+        </w:tc>
+        <w:tc>
+          <w:tcPr>
+            <w:tcW w:type="dxa" w:w="144"/>
+            <w:vAlign w:val="center"/>
+          </w:tcPr>
+          <w:p>
+            <w:pPr>
+              <w:spacing w:before="0" w:after="0" w:line="240" w:lineRule="auto"/>
+              <w:ind w:left="36" w:right="36"/>
+              <w:jc w:val="center"/>
+            </w:pPr>
+          </w:p>
+        </w:tc>
+        <w:tc>
+          <w:tcPr>
+            <w:tcW w:type="dxa" w:w="1440"/>
+            <w:vAlign w:val="center"/>
+          </w:tcPr>
+          <w:p>
+            <w:pPr>
+              <w:spacing w:before="0" w:after="0" w:line="240" w:lineRule="auto"/>
+              <w:ind w:left="36" w:right="36"/>
+              <w:jc w:val="center"/>
+            </w:pPr>
+          </w:p>
+        </w:tc>
+        <w:tc>
+          <w:tcPr>
+            <w:tcW w:type="dxa" w:w="144"/>
+            <w:vAlign w:val="center"/>
+          </w:tcPr>
+          <w:p>
+            <w:pPr>
+              <w:spacing w:before="0" w:after="0" w:line="240" w:lineRule="auto"/>
+              <w:ind w:left="36" w:right="36"/>
+              <w:jc w:val="center"/>
+            </w:pPr>
+          </w:p>
+        </w:tc>
+        <w:tc>
+          <w:tcPr>
+            <w:tcW w:type="dxa" w:w="1440"/>
+            <w:vAlign w:val="center"/>
+          </w:tcPr>
+          <w:p>
+            <w:pPr>
+              <w:spacing w:before="0" w:after="0" w:line="240" w:lineRule="auto"/>
+              <w:ind w:left="36" w:right="36"/>
+              <w:jc w:val="center"/>
+            </w:pPr>
+          </w:p>
+        </w:tc>
+        <w:tc>
+          <w:tcPr>
+            <w:tcW w:type="dxa" w:w="144"/>
+            <w:vAlign w:val="center"/>
+          </w:tcPr>
+          <w:p>
+            <w:pPr>
+              <w:spacing w:before="0" w:after="0" w:line="240" w:lineRule="auto"/>
+              <w:ind w:left="36" w:right="36"/>
+              <w:jc w:val="center"/>
+            </w:pPr>
+          </w:p>
+        </w:tc>
+        <w:tc>
+          <w:tcPr>
+            <w:tcW w:type="dxa" w:w="1440"/>
+            <w:vAlign w:val="center"/>
+          </w:tcPr>
+          <w:p>
+            <w:pPr>
+              <w:spacing w:before="0" w:after="0" w:line="240" w:lineRule="auto"/>
+              <w:ind w:left="36" w:right="36"/>
+              <w:jc w:val="center"/>
+            </w:pPr>
+          </w:p>
+        </w:tc>
+      </w:tr>
+      <w:tr>
+        <w:trPr>
+          <w:cantSplit/>
+          <w:trHeight w:val="566" w:hRule="exact"/>
+        </w:trPr>
+        <w:tc>
+          <w:tcPr>
+            <w:tcW w:type="dxa" w:w="1440"/>
+            <w:vAlign w:val="center"/>
+          </w:tcPr>
+          <w:p>
+            <w:pPr>
+              <w:spacing w:before="0" w:after="0" w:line="240" w:lineRule="auto"/>
+              <w:ind w:left="36" w:right="36"/>
+              <w:jc w:val="center"/>
+            </w:pPr>
+          </w:p>
+        </w:tc>
+        <w:tc>
+          <w:tcPr>
+            <w:tcW w:type="dxa" w:w="144"/>
+            <w:vAlign w:val="center"/>
+          </w:tcPr>
+          <w:p>
+            <w:pPr>
+              <w:spacing w:before="0" w:after="0" w:line="240" w:lineRule="auto"/>
+              <w:ind w:left="36" w:right="36"/>
+              <w:jc w:val="center"/>
+            </w:pPr>
+          </w:p>
+        </w:tc>
+        <w:tc>
+          <w:tcPr>
+            <w:tcW w:type="dxa" w:w="1440"/>
+            <w:vAlign w:val="center"/>
+          </w:tcPr>
+          <w:p>
+            <w:pPr>
+              <w:spacing w:before="0" w:after="0" w:line="240" w:lineRule="auto"/>
+              <w:ind w:left="36" w:right="36"/>
+              <w:jc w:val="center"/>
+            </w:pPr>
+          </w:p>
+        </w:tc>
+        <w:tc>
+          <w:tcPr>
+            <w:tcW w:type="dxa" w:w="144"/>
+            <w:vAlign w:val="center"/>
+          </w:tcPr>
+          <w:p>
+            <w:pPr>
+              <w:spacing w:before="0" w:after="0" w:line="240" w:lineRule="auto"/>
+              <w:ind w:left="36" w:right="36"/>
+              <w:jc w:val="center"/>
+            </w:pPr>
+          </w:p>
+        </w:tc>
+        <w:tc>
+          <w:tcPr>
+            <w:tcW w:type="dxa" w:w="1440"/>
+            <w:vAlign w:val="center"/>
+          </w:tcPr>
+          <w:p>
+            <w:pPr>
+              <w:spacing w:before="0" w:after="0" w:line="240" w:lineRule="auto"/>
+              <w:ind w:left="36" w:right="36"/>
+              <w:jc w:val="center"/>
+            </w:pPr>
+          </w:p>
+        </w:tc>
+        <w:tc>
+          <w:tcPr>
+            <w:tcW w:type="dxa" w:w="144"/>
+            <w:vAlign w:val="center"/>
+          </w:tcPr>
+          <w:p>
+            <w:pPr>
+              <w:spacing w:before="0" w:after="0" w:line="240" w:lineRule="auto"/>
+              <w:ind w:left="36" w:right="36"/>
+              <w:jc w:val="center"/>
+            </w:pPr>
+          </w:p>
+        </w:tc>
+        <w:tc>
+          <w:tcPr>
+            <w:tcW w:type="dxa" w:w="1440"/>
+            <w:vAlign w:val="center"/>
+          </w:tcPr>
+          <w:p>
+            <w:pPr>
+              <w:spacing w:before="0" w:after="0" w:line="240" w:lineRule="auto"/>
+              <w:ind w:left="36" w:right="36"/>
+              <w:jc w:val="center"/>
+            </w:pPr>
+          </w:p>
+        </w:tc>
+        <w:tc>
+          <w:tcPr>
+            <w:tcW w:type="dxa" w:w="144"/>
+            <w:vAlign w:val="center"/>
+          </w:tcPr>
+          <w:p>
+            <w:pPr>
+              <w:spacing w:before="0" w:after="0" w:line="240" w:lineRule="auto"/>
+              <w:ind w:left="36" w:right="36"/>
+              <w:jc w:val="center"/>
+            </w:pPr>
+          </w:p>
+        </w:tc>
+        <w:tc>
+          <w:tcPr>
+            <w:tcW w:type="dxa" w:w="1440"/>
+            <w:vAlign w:val="center"/>
+          </w:tcPr>
+          <w:p>
+            <w:pPr>
+              <w:spacing w:before="0" w:after="0" w:line="240" w:lineRule="auto"/>
+              <w:ind w:left="36" w:right="36"/>
+              <w:jc w:val="center"/>
+            </w:pPr>
+          </w:p>
+        </w:tc>
+        <w:tc>
+          <w:tcPr>
+            <w:tcW w:type="dxa" w:w="144"/>
+            <w:vAlign w:val="center"/>
+          </w:tcPr>
+          <w:p>
+            <w:pPr>
+              <w:spacing w:before="0" w:after="0" w:line="240" w:lineRule="auto"/>
+              <w:ind w:left="36" w:right="36"/>
+              <w:jc w:val="center"/>
+            </w:pPr>
+          </w:p>
+        </w:tc>
+        <w:tc>
+          <w:tcPr>
+            <w:tcW w:type="dxa" w:w="1440"/>
+            <w:vAlign w:val="center"/>
+          </w:tcPr>
+          <w:p>
+            <w:pPr>
+              <w:spacing w:before="0" w:after="0" w:line="240" w:lineRule="auto"/>
+              <w:ind w:left="36" w:right="36"/>
+              <w:jc w:val="center"/>
+            </w:pPr>
+          </w:p>
+        </w:tc>
+        <w:tc>
+          <w:tcPr>
+            <w:tcW w:type="dxa" w:w="144"/>
+            <w:vAlign w:val="center"/>
+          </w:tcPr>
+          <w:p>
+            <w:pPr>
+              <w:spacing w:before="0" w:after="0" w:line="240" w:lineRule="auto"/>
+              <w:ind w:left="36" w:right="36"/>
+              <w:jc w:val="center"/>
+            </w:pPr>
+          </w:p>
+        </w:tc>
+        <w:tc>
+          <w:tcPr>
+            <w:tcW w:type="dxa" w:w="1440"/>
+            <w:vAlign w:val="center"/>
+          </w:tcPr>
+          <w:p>
+            <w:pPr>
+              <w:spacing w:before="0" w:after="0" w:line="240" w:lineRule="auto"/>
+              <w:ind w:left="36" w:right="36"/>
+              <w:jc w:val="center"/>
+            </w:pPr>
+          </w:p>
+        </w:tc>
+      </w:tr>
+      <w:tr>
+        <w:trPr>
+          <w:cantSplit/>
+          <w:trHeight w:val="566" w:hRule="exact"/>
+        </w:trPr>
+        <w:tc>
+          <w:tcPr>
+            <w:tcW w:type="dxa" w:w="1440"/>
+            <w:vAlign w:val="center"/>
+          </w:tcPr>
+          <w:p>
+            <w:pPr>
+              <w:spacing w:before="0" w:after="0" w:line="240" w:lineRule="auto"/>
+              <w:ind w:left="36" w:right="36"/>
+              <w:jc w:val="center"/>
+            </w:pPr>
+          </w:p>
+        </w:tc>
+        <w:tc>
+          <w:tcPr>
+            <w:tcW w:type="dxa" w:w="144"/>
+            <w:vAlign w:val="center"/>
+          </w:tcPr>
+          <w:p>
+            <w:pPr>
+              <w:spacing w:before="0" w:after="0" w:line="240" w:lineRule="auto"/>
+              <w:ind w:left="36" w:right="36"/>
+              <w:jc w:val="center"/>
+            </w:pPr>
+          </w:p>
+        </w:tc>
+        <w:tc>
+          <w:tcPr>
+            <w:tcW w:type="dxa" w:w="1440"/>
+            <w:vAlign w:val="center"/>
+          </w:tcPr>
+          <w:p>
+            <w:pPr>
+              <w:spacing w:before="0" w:after="0" w:line="240" w:lineRule="auto"/>
+              <w:ind w:left="36" w:right="36"/>
+              <w:jc w:val="center"/>
+            </w:pPr>
+          </w:p>
+        </w:tc>
+        <w:tc>
+          <w:tcPr>
+            <w:tcW w:type="dxa" w:w="144"/>
+            <w:vAlign w:val="center"/>
+          </w:tcPr>
+          <w:p>
+            <w:pPr>
+              <w:spacing w:before="0" w:after="0" w:line="240" w:lineRule="auto"/>
+              <w:ind w:left="36" w:right="36"/>
+              <w:jc w:val="center"/>
+            </w:pPr>
+          </w:p>
+        </w:tc>
+        <w:tc>
+          <w:tcPr>
+            <w:tcW w:type="dxa" w:w="1440"/>
+            <w:vAlign w:val="center"/>
+          </w:tcPr>
+          <w:p>
+            <w:pPr>
+              <w:spacing w:before="0" w:after="0" w:line="240" w:lineRule="auto"/>
+              <w:ind w:left="36" w:right="36"/>
+              <w:jc w:val="center"/>
+            </w:pPr>
+          </w:p>
+        </w:tc>
+        <w:tc>
+          <w:tcPr>
+            <w:tcW w:type="dxa" w:w="144"/>
+            <w:vAlign w:val="center"/>
+          </w:tcPr>
+          <w:p>
+            <w:pPr>
+              <w:spacing w:before="0" w:after="0" w:line="240" w:lineRule="auto"/>
+              <w:ind w:left="36" w:right="36"/>
+              <w:jc w:val="center"/>
+            </w:pPr>
+          </w:p>
+        </w:tc>
+        <w:tc>
+          <w:tcPr>
+            <w:tcW w:type="dxa" w:w="1440"/>
+            <w:vAlign w:val="center"/>
+          </w:tcPr>
+          <w:p>
+            <w:pPr>
+              <w:spacing w:before="0" w:after="0" w:line="240" w:lineRule="auto"/>
+              <w:ind w:left="36" w:right="36"/>
+              <w:jc w:val="center"/>
+            </w:pPr>
+          </w:p>
+        </w:tc>
+        <w:tc>
+          <w:tcPr>
+            <w:tcW w:type="dxa" w:w="144"/>
+            <w:vAlign w:val="center"/>
+          </w:tcPr>
+          <w:p>
+            <w:pPr>
+              <w:spacing w:before="0" w:after="0" w:line="240" w:lineRule="auto"/>
+              <w:ind w:left="36" w:right="36"/>
+              <w:jc w:val="center"/>
+            </w:pPr>
+          </w:p>
+        </w:tc>
+        <w:tc>
+          <w:tcPr>
+            <w:tcW w:type="dxa" w:w="1440"/>
+            <w:vAlign w:val="center"/>
+          </w:tcPr>
+          <w:p>
+            <w:pPr>
+              <w:spacing w:before="0" w:after="0" w:line="240" w:lineRule="auto"/>
+              <w:ind w:left="36" w:right="36"/>
+              <w:jc w:val="center"/>
+            </w:pPr>
+          </w:p>
+        </w:tc>
+        <w:tc>
+          <w:tcPr>
+            <w:tcW w:type="dxa" w:w="144"/>
+            <w:vAlign w:val="center"/>
+          </w:tcPr>
+          <w:p>
+            <w:pPr>
+              <w:spacing w:before="0" w:after="0" w:line="240" w:lineRule="auto"/>
+              <w:ind w:left="36" w:right="36"/>
+              <w:jc w:val="center"/>
+            </w:pPr>
+          </w:p>
+        </w:tc>
+        <w:tc>
+          <w:tcPr>
+            <w:tcW w:type="dxa" w:w="1440"/>
+            <w:vAlign w:val="center"/>
+          </w:tcPr>
+          <w:p>
+            <w:pPr>
+              <w:spacing w:before="0" w:after="0" w:line="240" w:lineRule="auto"/>
+              <w:ind w:left="36" w:right="36"/>
+              <w:jc w:val="center"/>
+            </w:pPr>
+          </w:p>
+        </w:tc>
+        <w:tc>
+          <w:tcPr>
+            <w:tcW w:type="dxa" w:w="144"/>
+            <w:vAlign w:val="center"/>
+          </w:tcPr>
+          <w:p>
+            <w:pPr>
+              <w:spacing w:before="0" w:after="0" w:line="240" w:lineRule="auto"/>
+              <w:ind w:left="36" w:right="36"/>
+              <w:jc w:val="center"/>
+            </w:pPr>
+          </w:p>
+        </w:tc>
+        <w:tc>
+          <w:tcPr>
+            <w:tcW w:type="dxa" w:w="1440"/>
+            <w:vAlign w:val="center"/>
+          </w:tcPr>
+          <w:p>
+            <w:pPr>
+              <w:spacing w:before="0" w:after="0" w:line="240" w:lineRule="auto"/>
+              <w:ind w:left="36" w:right="36"/>
+              <w:jc w:val="center"/>
+            </w:pPr>
+          </w:p>
+        </w:tc>
+      </w:tr>
+      <w:tr>
+        <w:trPr>
+          <w:cantSplit/>
+          <w:trHeight w:val="566" w:hRule="exact"/>
+        </w:trPr>
+        <w:tc>
+          <w:tcPr>
+            <w:tcW w:type="dxa" w:w="1440"/>
+            <w:vAlign w:val="center"/>
+          </w:tcPr>
+          <w:p>
+            <w:pPr>
+              <w:spacing w:before="0" w:after="0" w:line="240" w:lineRule="auto"/>
+              <w:ind w:left="36" w:right="36"/>
+              <w:jc w:val="center"/>
+            </w:pPr>
+          </w:p>
+        </w:tc>
+        <w:tc>
+          <w:tcPr>
+            <w:tcW w:type="dxa" w:w="144"/>
+            <w:vAlign w:val="center"/>
+          </w:tcPr>
+          <w:p>
+            <w:pPr>
+              <w:spacing w:before="0" w:after="0" w:line="240" w:lineRule="auto"/>
+              <w:ind w:left="36" w:right="36"/>
+              <w:jc w:val="center"/>
+            </w:pPr>
+          </w:p>
+        </w:tc>
+        <w:tc>
+          <w:tcPr>
+            <w:tcW w:type="dxa" w:w="1440"/>
+            <w:vAlign w:val="center"/>
+          </w:tcPr>
+          <w:p>
+            <w:pPr>
+              <w:spacing w:before="0" w:after="0" w:line="240" w:lineRule="auto"/>
+              <w:ind w:left="36" w:right="36"/>
+              <w:jc w:val="center"/>
+            </w:pPr>
+          </w:p>
+        </w:tc>
+        <w:tc>
+          <w:tcPr>
+            <w:tcW w:type="dxa" w:w="144"/>
+            <w:vAlign w:val="center"/>
+          </w:tcPr>
+          <w:p>
+            <w:pPr>
+              <w:spacing w:before="0" w:after="0" w:line="240" w:lineRule="auto"/>
+              <w:ind w:left="36" w:right="36"/>
+              <w:jc w:val="center"/>
+            </w:pPr>
+          </w:p>
+        </w:tc>
+        <w:tc>
+          <w:tcPr>
+            <w:tcW w:type="dxa" w:w="1440"/>
+            <w:vAlign w:val="center"/>
+          </w:tcPr>
+          <w:p>
+            <w:pPr>
+              <w:spacing w:before="0" w:after="0" w:line="240" w:lineRule="auto"/>
+              <w:ind w:left="36" w:right="36"/>
+              <w:jc w:val="center"/>
+            </w:pPr>
+          </w:p>
+        </w:tc>
+        <w:tc>
+          <w:tcPr>
+            <w:tcW w:type="dxa" w:w="144"/>
+            <w:vAlign w:val="center"/>
+          </w:tcPr>
+          <w:p>
+            <w:pPr>
+              <w:spacing w:before="0" w:after="0" w:line="240" w:lineRule="auto"/>
+              <w:ind w:left="36" w:right="36"/>
+              <w:jc w:val="center"/>
+            </w:pPr>
+          </w:p>
+        </w:tc>
+        <w:tc>
+          <w:tcPr>
+            <w:tcW w:type="dxa" w:w="1440"/>
+            <w:vAlign w:val="center"/>
+          </w:tcPr>
+          <w:p>
+            <w:pPr>
+              <w:spacing w:before="0" w:after="0" w:line="240" w:lineRule="auto"/>
+              <w:ind w:left="36" w:right="36"/>
+              <w:jc w:val="center"/>
+            </w:pPr>
+          </w:p>
+        </w:tc>
+        <w:tc>
+          <w:tcPr>
+            <w:tcW w:type="dxa" w:w="144"/>
+            <w:vAlign w:val="center"/>
+          </w:tcPr>
+          <w:p>
+            <w:pPr>
+              <w:spacing w:before="0" w:after="0" w:line="240" w:lineRule="auto"/>
+              <w:ind w:left="36" w:right="36"/>
+              <w:jc w:val="center"/>
+            </w:pPr>
+          </w:p>
+        </w:tc>
+        <w:tc>
+          <w:tcPr>
+            <w:tcW w:type="dxa" w:w="1440"/>
+            <w:vAlign w:val="center"/>
+          </w:tcPr>
+          <w:p>
+            <w:pPr>
+              <w:spacing w:before="0" w:after="0" w:line="240" w:lineRule="auto"/>
+              <w:ind w:left="36" w:right="36"/>
+              <w:jc w:val="center"/>
+            </w:pPr>
+          </w:p>
+        </w:tc>
+        <w:tc>
+          <w:tcPr>
+            <w:tcW w:type="dxa" w:w="144"/>
+            <w:vAlign w:val="center"/>
+          </w:tcPr>
+          <w:p>
+            <w:pPr>
+              <w:spacing w:before="0" w:after="0" w:line="240" w:lineRule="auto"/>
+              <w:ind w:left="36" w:right="36"/>
+              <w:jc w:val="center"/>
+            </w:pPr>
+          </w:p>
+        </w:tc>
+        <w:tc>
+          <w:tcPr>
+            <w:tcW w:type="dxa" w:w="1440"/>
+            <w:vAlign w:val="center"/>
+          </w:tcPr>
+          <w:p>
+            <w:pPr>
+              <w:spacing w:before="0" w:after="0" w:line="240" w:lineRule="auto"/>
+              <w:ind w:left="36" w:right="36"/>
+              <w:jc w:val="center"/>
+            </w:pPr>
+          </w:p>
+        </w:tc>
+        <w:tc>
+          <w:tcPr>
+            <w:tcW w:type="dxa" w:w="144"/>
+            <w:vAlign w:val="center"/>
+          </w:tcPr>
+          <w:p>
+            <w:pPr>
+              <w:spacing w:before="0" w:after="0" w:line="240" w:lineRule="auto"/>
+              <w:ind w:left="36" w:right="36"/>
+              <w:jc w:val="center"/>
+            </w:pPr>
+          </w:p>
+        </w:tc>
+        <w:tc>
+          <w:tcPr>
+            <w:tcW w:type="dxa" w:w="1440"/>
+            <w:vAlign w:val="center"/>
+          </w:tcPr>
+          <w:p>
+            <w:pPr>
+              <w:spacing w:before="0" w:after="0" w:line="240" w:lineRule="auto"/>
+              <w:ind w:left="36" w:right="36"/>
+              <w:jc w:val="center"/>
+            </w:pPr>
+          </w:p>
+        </w:tc>
+      </w:tr>
+      <w:tr>
+        <w:trPr>
+          <w:cantSplit/>
+          <w:trHeight w:val="566" w:hRule="exact"/>
+        </w:trPr>
+        <w:tc>
+          <w:tcPr>
+            <w:tcW w:type="dxa" w:w="1440"/>
+            <w:vAlign w:val="center"/>
+          </w:tcPr>
+          <w:p>
+            <w:pPr>
+              <w:spacing w:before="0" w:after="0" w:line="240" w:lineRule="auto"/>
+              <w:ind w:left="36" w:right="36"/>
+              <w:jc w:val="center"/>
+            </w:pPr>
+          </w:p>
+        </w:tc>
+        <w:tc>
+          <w:tcPr>
+            <w:tcW w:type="dxa" w:w="144"/>
+            <w:vAlign w:val="center"/>
+          </w:tcPr>
+          <w:p>
+            <w:pPr>
+              <w:spacing w:before="0" w:after="0" w:line="240" w:lineRule="auto"/>
+              <w:ind w:left="36" w:right="36"/>
+              <w:jc w:val="center"/>
+            </w:pPr>
+          </w:p>
+        </w:tc>
+        <w:tc>
+          <w:tcPr>
+            <w:tcW w:type="dxa" w:w="1440"/>
+            <w:vAlign w:val="center"/>
+          </w:tcPr>
+          <w:p>
+            <w:pPr>
+              <w:spacing w:before="0" w:after="0" w:line="240" w:lineRule="auto"/>
+              <w:ind w:left="36" w:right="36"/>
+              <w:jc w:val="center"/>
+            </w:pPr>
+          </w:p>
+        </w:tc>
+        <w:tc>
+          <w:tcPr>
+            <w:tcW w:type="dxa" w:w="144"/>
+            <w:vAlign w:val="center"/>
+          </w:tcPr>
+          <w:p>
+            <w:pPr>
+              <w:spacing w:before="0" w:after="0" w:line="240" w:lineRule="auto"/>
+              <w:ind w:left="36" w:right="36"/>
+              <w:jc w:val="center"/>
+            </w:pPr>
+          </w:p>
+        </w:tc>
+        <w:tc>
+          <w:tcPr>
+            <w:tcW w:type="dxa" w:w="1440"/>
+            <w:vAlign w:val="center"/>
+          </w:tcPr>
+          <w:p>
+            <w:pPr>
+              <w:spacing w:before="0" w:after="0" w:line="240" w:lineRule="auto"/>
+              <w:ind w:left="36" w:right="36"/>
+              <w:jc w:val="center"/>
+            </w:pPr>
+          </w:p>
+        </w:tc>
+        <w:tc>
+          <w:tcPr>
+            <w:tcW w:type="dxa" w:w="144"/>
+            <w:vAlign w:val="center"/>
+          </w:tcPr>
+          <w:p>
+            <w:pPr>
+              <w:spacing w:before="0" w:after="0" w:line="240" w:lineRule="auto"/>
+              <w:ind w:left="36" w:right="36"/>
+              <w:jc w:val="center"/>
+            </w:pPr>
+          </w:p>
+        </w:tc>
+        <w:tc>
+          <w:tcPr>
+            <w:tcW w:type="dxa" w:w="1440"/>
+            <w:vAlign w:val="center"/>
+          </w:tcPr>
+          <w:p>
+            <w:pPr>
+              <w:spacing w:before="0" w:after="0" w:line="240" w:lineRule="auto"/>
+              <w:ind w:left="36" w:right="36"/>
+              <w:jc w:val="center"/>
+            </w:pPr>
+          </w:p>
+        </w:tc>
+        <w:tc>
+          <w:tcPr>
+            <w:tcW w:type="dxa" w:w="144"/>
+            <w:vAlign w:val="center"/>
+          </w:tcPr>
+          <w:p>
+            <w:pPr>
+              <w:spacing w:before="0" w:after="0" w:line="240" w:lineRule="auto"/>
+              <w:ind w:left="36" w:right="36"/>
+              <w:jc w:val="center"/>
+            </w:pPr>
+          </w:p>
+        </w:tc>
+        <w:tc>
+          <w:tcPr>
+            <w:tcW w:type="dxa" w:w="1440"/>
+            <w:vAlign w:val="center"/>
+          </w:tcPr>
+          <w:p>
+            <w:pPr>
+              <w:spacing w:before="0" w:after="0" w:line="240" w:lineRule="auto"/>
+              <w:ind w:left="36" w:right="36"/>
+              <w:jc w:val="center"/>
+            </w:pPr>
+          </w:p>
+        </w:tc>
+        <w:tc>
+          <w:tcPr>
+            <w:tcW w:type="dxa" w:w="144"/>
+            <w:vAlign w:val="center"/>
+          </w:tcPr>
+          <w:p>
+            <w:pPr>
+              <w:spacing w:before="0" w:after="0" w:line="240" w:lineRule="auto"/>
+              <w:ind w:left="36" w:right="36"/>
+              <w:jc w:val="center"/>
+            </w:pPr>
+          </w:p>
+        </w:tc>
+        <w:tc>
+          <w:tcPr>
+            <w:tcW w:type="dxa" w:w="1440"/>
+            <w:vAlign w:val="center"/>
+          </w:tcPr>
+          <w:p>
+            <w:pPr>
+              <w:spacing w:before="0" w:after="0" w:line="240" w:lineRule="auto"/>
+              <w:ind w:left="36" w:right="36"/>
+              <w:jc w:val="center"/>
+            </w:pPr>
+          </w:p>
+        </w:tc>
+        <w:tc>
+          <w:tcPr>
+            <w:tcW w:type="dxa" w:w="144"/>
+            <w:vAlign w:val="center"/>
+          </w:tcPr>
+          <w:p>
+            <w:pPr>
+              <w:spacing w:before="0" w:after="0" w:line="240" w:lineRule="auto"/>
+              <w:ind w:left="36" w:right="36"/>
+              <w:jc w:val="center"/>
+            </w:pPr>
+          </w:p>
+        </w:tc>
+        <w:tc>
+          <w:tcPr>
+            <w:tcW w:type="dxa" w:w="1440"/>
+            <w:vAlign w:val="center"/>
+          </w:tcPr>
+          <w:p>
+            <w:pPr>
+              <w:spacing w:before="0" w:after="0" w:line="240" w:lineRule="auto"/>
+              <w:ind w:left="36" w:right="36"/>
+              <w:jc w:val="center"/>
+            </w:pPr>
+          </w:p>
+        </w:tc>
+      </w:tr>
+      <w:tr>
+        <w:trPr>
+          <w:cantSplit/>
+          <w:trHeight w:val="566" w:hRule="exact"/>
+        </w:trPr>
+        <w:tc>
+          <w:tcPr>
+            <w:tcW w:type="dxa" w:w="1440"/>
+            <w:vAlign w:val="center"/>
+          </w:tcPr>
+          <w:p>
+            <w:pPr>
+              <w:spacing w:before="0" w:after="0" w:line="240" w:lineRule="auto"/>
+              <w:ind w:left="36" w:right="36"/>
+              <w:jc w:val="center"/>
+            </w:pPr>
+          </w:p>
+        </w:tc>
+        <w:tc>
+          <w:tcPr>
+            <w:tcW w:type="dxa" w:w="144"/>
+            <w:vAlign w:val="center"/>
+          </w:tcPr>
+          <w:p>
+            <w:pPr>
+              <w:spacing w:before="0" w:after="0" w:line="240" w:lineRule="auto"/>
+              <w:ind w:left="36" w:right="36"/>
+              <w:jc w:val="center"/>
+            </w:pPr>
+          </w:p>
+        </w:tc>
+        <w:tc>
+          <w:tcPr>
+            <w:tcW w:type="dxa" w:w="1440"/>
+            <w:vAlign w:val="center"/>
+          </w:tcPr>
+          <w:p>
+            <w:pPr>
+              <w:spacing w:before="0" w:after="0" w:line="240" w:lineRule="auto"/>
+              <w:ind w:left="36" w:right="36"/>
+              <w:jc w:val="center"/>
+            </w:pPr>
+          </w:p>
+        </w:tc>
+        <w:tc>
+          <w:tcPr>
+            <w:tcW w:type="dxa" w:w="144"/>
+            <w:vAlign w:val="center"/>
+          </w:tcPr>
+          <w:p>
+            <w:pPr>
+              <w:spacing w:before="0" w:after="0" w:line="240" w:lineRule="auto"/>
+              <w:ind w:left="36" w:right="36"/>
+              <w:jc w:val="center"/>
+            </w:pPr>
+          </w:p>
+        </w:tc>
+        <w:tc>
+          <w:tcPr>
+            <w:tcW w:type="dxa" w:w="1440"/>
+            <w:vAlign w:val="center"/>
+          </w:tcPr>
+          <w:p>
+            <w:pPr>
+              <w:spacing w:before="0" w:after="0" w:line="240" w:lineRule="auto"/>
+              <w:ind w:left="36" w:right="36"/>
+              <w:jc w:val="center"/>
+            </w:pPr>
+          </w:p>
+        </w:tc>
+        <w:tc>
+          <w:tcPr>
+            <w:tcW w:type="dxa" w:w="144"/>
+            <w:vAlign w:val="center"/>
+          </w:tcPr>
+          <w:p>
+            <w:pPr>
+              <w:spacing w:before="0" w:after="0" w:line="240" w:lineRule="auto"/>
+              <w:ind w:left="36" w:right="36"/>
+              <w:jc w:val="center"/>
+            </w:pPr>
+          </w:p>
+        </w:tc>
+        <w:tc>
+          <w:tcPr>
+            <w:tcW w:type="dxa" w:w="1440"/>
+            <w:vAlign w:val="center"/>
+          </w:tcPr>
+          <w:p>
+            <w:pPr>
+              <w:spacing w:before="0" w:after="0" w:line="240" w:lineRule="auto"/>
+              <w:ind w:left="36" w:right="36"/>
+              <w:jc w:val="center"/>
+            </w:pPr>
+          </w:p>
+        </w:tc>
+        <w:tc>
+          <w:tcPr>
+            <w:tcW w:type="dxa" w:w="144"/>
+            <w:vAlign w:val="center"/>
+          </w:tcPr>
+          <w:p>
+            <w:pPr>
+              <w:spacing w:before="0" w:after="0" w:line="240" w:lineRule="auto"/>
+              <w:ind w:left="36" w:right="36"/>
+              <w:jc w:val="center"/>
+            </w:pPr>
+          </w:p>
+        </w:tc>
+        <w:tc>
+          <w:tcPr>
+            <w:tcW w:type="dxa" w:w="1440"/>
+            <w:vAlign w:val="center"/>
+          </w:tcPr>
+          <w:p>
+            <w:pPr>
+              <w:spacing w:before="0" w:after="0" w:line="240" w:lineRule="auto"/>
+              <w:ind w:left="36" w:right="36"/>
+              <w:jc w:val="center"/>
+            </w:pPr>
+          </w:p>
+        </w:tc>
+        <w:tc>
+          <w:tcPr>
+            <w:tcW w:type="dxa" w:w="144"/>
+            <w:vAlign w:val="center"/>
+          </w:tcPr>
+          <w:p>
+            <w:pPr>
+              <w:spacing w:before="0" w:after="0" w:line="240" w:lineRule="auto"/>
+              <w:ind w:left="36" w:right="36"/>
+              <w:jc w:val="center"/>
+            </w:pPr>
+          </w:p>
+        </w:tc>
+        <w:tc>
+          <w:tcPr>
+            <w:tcW w:type="dxa" w:w="1440"/>
+            <w:vAlign w:val="center"/>
+          </w:tcPr>
+          <w:p>
+            <w:pPr>
+              <w:spacing w:before="0" w:after="0" w:line="240" w:lineRule="auto"/>
+              <w:ind w:left="36" w:right="36"/>
+              <w:jc w:val="center"/>
+            </w:pPr>
+          </w:p>
+        </w:tc>
+        <w:tc>
+          <w:tcPr>
+            <w:tcW w:type="dxa" w:w="144"/>
+            <w:vAlign w:val="center"/>
+          </w:tcPr>
+          <w:p>
+            <w:pPr>
+              <w:spacing w:before="0" w:after="0" w:line="240" w:lineRule="auto"/>
+              <w:ind w:left="36" w:right="36"/>
+              <w:jc w:val="center"/>
+            </w:pPr>
+          </w:p>
+        </w:tc>
+        <w:tc>
+          <w:tcPr>
+            <w:tcW w:type="dxa" w:w="1440"/>
+            <w:vAlign w:val="center"/>
+          </w:tcPr>
+          <w:p>
+            <w:pPr>
+              <w:spacing w:before="0" w:after="0" w:line="240" w:lineRule="auto"/>
+              <w:ind w:left="36" w:right="36"/>
+              <w:jc w:val="center"/>
+            </w:pPr>
+          </w:p>
+        </w:tc>
+      </w:tr>
+      <w:tr>
+        <w:trPr>
+          <w:cantSplit/>
+          <w:trHeight w:val="566" w:hRule="exact"/>
+        </w:trPr>
+        <w:tc>
+          <w:tcPr>
+            <w:tcW w:type="dxa" w:w="1440"/>
+            <w:vAlign w:val="center"/>
+          </w:tcPr>
+          <w:p>
+            <w:pPr>
+              <w:spacing w:before="0" w:after="0" w:line="240" w:lineRule="auto"/>
+              <w:ind w:left="36" w:right="36"/>
+              <w:jc w:val="center"/>
+            </w:pPr>
+          </w:p>
+        </w:tc>
+        <w:tc>
+          <w:tcPr>
+            <w:tcW w:type="dxa" w:w="144"/>
+            <w:vAlign w:val="center"/>
+          </w:tcPr>
+          <w:p>
+            <w:pPr>
+              <w:spacing w:before="0" w:after="0" w:line="240" w:lineRule="auto"/>
+              <w:ind w:left="36" w:right="36"/>
+              <w:jc w:val="center"/>
+            </w:pPr>
+          </w:p>
+        </w:tc>
+        <w:tc>
+          <w:tcPr>
+            <w:tcW w:type="dxa" w:w="1440"/>
+            <w:vAlign w:val="center"/>
+          </w:tcPr>
+          <w:p>
+            <w:pPr>
+              <w:spacing w:before="0" w:after="0" w:line="240" w:lineRule="auto"/>
+              <w:ind w:left="36" w:right="36"/>
+              <w:jc w:val="center"/>
+            </w:pPr>
+          </w:p>
+        </w:tc>
+        <w:tc>
+          <w:tcPr>
+            <w:tcW w:type="dxa" w:w="144"/>
+            <w:vAlign w:val="center"/>
+          </w:tcPr>
+          <w:p>
+            <w:pPr>
+              <w:spacing w:before="0" w:after="0" w:line="240" w:lineRule="auto"/>
+              <w:ind w:left="36" w:right="36"/>
+              <w:jc w:val="center"/>
+            </w:pPr>
+          </w:p>
+        </w:tc>
+        <w:tc>
+          <w:tcPr>
+            <w:tcW w:type="dxa" w:w="1440"/>
+            <w:vAlign w:val="center"/>
+          </w:tcPr>
+          <w:p>
+            <w:pPr>
+              <w:spacing w:before="0" w:after="0" w:line="240" w:lineRule="auto"/>
+              <w:ind w:left="36" w:right="36"/>
+              <w:jc w:val="center"/>
+            </w:pPr>
+          </w:p>
+        </w:tc>
+        <w:tc>
+          <w:tcPr>
+            <w:tcW w:type="dxa" w:w="144"/>
+            <w:vAlign w:val="center"/>
+          </w:tcPr>
+          <w:p>
+            <w:pPr>
+              <w:spacing w:before="0" w:after="0" w:line="240" w:lineRule="auto"/>
+              <w:ind w:left="36" w:right="36"/>
+              <w:jc w:val="center"/>
+            </w:pPr>
+          </w:p>
+        </w:tc>
+        <w:tc>
+          <w:tcPr>
+            <w:tcW w:type="dxa" w:w="1440"/>
+            <w:vAlign w:val="center"/>
+          </w:tcPr>
+          <w:p>
+            <w:pPr>
+              <w:spacing w:before="0" w:after="0" w:line="240" w:lineRule="auto"/>
+              <w:ind w:left="36" w:right="36"/>
+              <w:jc w:val="center"/>
+            </w:pPr>
+          </w:p>
+        </w:tc>
+        <w:tc>
+          <w:tcPr>
+            <w:tcW w:type="dxa" w:w="144"/>
+            <w:vAlign w:val="center"/>
+          </w:tcPr>
+          <w:p>
+            <w:pPr>
+              <w:spacing w:before="0" w:after="0" w:line="240" w:lineRule="auto"/>
+              <w:ind w:left="36" w:right="36"/>
+              <w:jc w:val="center"/>
+            </w:pPr>
+          </w:p>
+        </w:tc>
+        <w:tc>
+          <w:tcPr>
+            <w:tcW w:type="dxa" w:w="1440"/>
+            <w:vAlign w:val="center"/>
+          </w:tcPr>
+          <w:p>
+            <w:pPr>
+              <w:spacing w:before="0" w:after="0" w:line="240" w:lineRule="auto"/>
+              <w:ind w:left="36" w:right="36"/>
+              <w:jc w:val="center"/>
+            </w:pPr>
+          </w:p>
+        </w:tc>
+        <w:tc>
+          <w:tcPr>
+            <w:tcW w:type="dxa" w:w="144"/>
+            <w:vAlign w:val="center"/>
+          </w:tcPr>
+          <w:p>
+            <w:pPr>
+              <w:spacing w:before="0" w:after="0" w:line="240" w:lineRule="auto"/>
+              <w:ind w:left="36" w:right="36"/>
+              <w:jc w:val="center"/>
+            </w:pPr>
+          </w:p>
+        </w:tc>
+        <w:tc>
+          <w:tcPr>
+            <w:tcW w:type="dxa" w:w="1440"/>
+            <w:vAlign w:val="center"/>
+          </w:tcPr>
+          <w:p>
+            <w:pPr>
+              <w:spacing w:before="0" w:after="0" w:line="240" w:lineRule="auto"/>
+              <w:ind w:left="36" w:right="36"/>
+              <w:jc w:val="center"/>
+            </w:pPr>
+          </w:p>
+        </w:tc>
+        <w:tc>
+          <w:tcPr>
+            <w:tcW w:type="dxa" w:w="144"/>
+            <w:vAlign w:val="center"/>
+          </w:tcPr>
+          <w:p>
+            <w:pPr>
+              <w:spacing w:before="0" w:after="0" w:line="240" w:lineRule="auto"/>
+              <w:ind w:left="36" w:right="36"/>
+              <w:jc w:val="center"/>
+            </w:pPr>
+          </w:p>
+        </w:tc>
+        <w:tc>
+          <w:tcPr>
+            <w:tcW w:type="dxa" w:w="1440"/>
+            <w:vAlign w:val="center"/>
+          </w:tcPr>
+          <w:p>
+            <w:pPr>
+              <w:spacing w:before="0" w:after="0" w:line="240" w:lineRule="auto"/>
+              <w:ind w:left="36" w:right="36"/>
+              <w:jc w:val="center"/>
+            </w:pPr>
+          </w:p>
+        </w:tc>
+      </w:tr>
+      <w:tr>
+        <w:trPr>
+          <w:cantSplit/>
+          <w:trHeight w:val="566" w:hRule="exact"/>
+        </w:trPr>
+        <w:tc>
+          <w:tcPr>
+            <w:tcW w:type="dxa" w:w="1440"/>
+            <w:vAlign w:val="center"/>
+          </w:tcPr>
+          <w:p>
+            <w:pPr>
+              <w:spacing w:before="0" w:after="0" w:line="240" w:lineRule="auto"/>
+              <w:ind w:left="36" w:right="36"/>
+              <w:jc w:val="center"/>
+            </w:pPr>
+          </w:p>
+        </w:tc>
+        <w:tc>
+          <w:tcPr>
+            <w:tcW w:type="dxa" w:w="144"/>
+            <w:vAlign w:val="center"/>
+          </w:tcPr>
+          <w:p>
+            <w:pPr>
+              <w:spacing w:before="0" w:after="0" w:line="240" w:lineRule="auto"/>
+              <w:ind w:left="36" w:right="36"/>
+              <w:jc w:val="center"/>
+            </w:pPr>
+          </w:p>
+        </w:tc>
+        <w:tc>
+          <w:tcPr>
+            <w:tcW w:type="dxa" w:w="1440"/>
+            <w:vAlign w:val="center"/>
+          </w:tcPr>
+          <w:p>
+            <w:pPr>
+              <w:spacing w:before="0" w:after="0" w:line="240" w:lineRule="auto"/>
+              <w:ind w:left="36" w:right="36"/>
+              <w:jc w:val="center"/>
+            </w:pPr>
+          </w:p>
+        </w:tc>
+        <w:tc>
+          <w:tcPr>
+            <w:tcW w:type="dxa" w:w="144"/>
+            <w:vAlign w:val="center"/>
+          </w:tcPr>
+          <w:p>
+            <w:pPr>
+              <w:spacing w:before="0" w:after="0" w:line="240" w:lineRule="auto"/>
+              <w:ind w:left="36" w:right="36"/>
+              <w:jc w:val="center"/>
+            </w:pPr>
+          </w:p>
+        </w:tc>
+        <w:tc>
+          <w:tcPr>
+            <w:tcW w:type="dxa" w:w="1440"/>
+            <w:vAlign w:val="center"/>
+          </w:tcPr>
+          <w:p>
+            <w:pPr>
+              <w:spacing w:before="0" w:after="0" w:line="240" w:lineRule="auto"/>
+              <w:ind w:left="36" w:right="36"/>
+              <w:jc w:val="center"/>
+            </w:pPr>
+          </w:p>
+        </w:tc>
+        <w:tc>
+          <w:tcPr>
+            <w:tcW w:type="dxa" w:w="144"/>
+            <w:vAlign w:val="center"/>
+          </w:tcPr>
+          <w:p>
+            <w:pPr>
+              <w:spacing w:before="0" w:after="0" w:line="240" w:lineRule="auto"/>
+              <w:ind w:left="36" w:right="36"/>
+              <w:jc w:val="center"/>
+            </w:pPr>
+          </w:p>
+        </w:tc>
+        <w:tc>
+          <w:tcPr>
+            <w:tcW w:type="dxa" w:w="1440"/>
+            <w:vAlign w:val="center"/>
+          </w:tcPr>
+          <w:p>
+            <w:pPr>
+              <w:spacing w:before="0" w:after="0" w:line="240" w:lineRule="auto"/>
+              <w:ind w:left="36" w:right="36"/>
+              <w:jc w:val="center"/>
+            </w:pPr>
+          </w:p>
+        </w:tc>
+        <w:tc>
+          <w:tcPr>
+            <w:tcW w:type="dxa" w:w="144"/>
+            <w:vAlign w:val="center"/>
+          </w:tcPr>
+          <w:p>
+            <w:pPr>
+              <w:spacing w:before="0" w:after="0" w:line="240" w:lineRule="auto"/>
+              <w:ind w:left="36" w:right="36"/>
+              <w:jc w:val="center"/>
+            </w:pPr>
+          </w:p>
+        </w:tc>
+        <w:tc>
+          <w:tcPr>
+            <w:tcW w:type="dxa" w:w="1440"/>
+            <w:vAlign w:val="center"/>
+          </w:tcPr>
+          <w:p>
+            <w:pPr>
+              <w:spacing w:before="0" w:after="0" w:line="240" w:lineRule="auto"/>
+              <w:ind w:left="36" w:right="36"/>
+              <w:jc w:val="center"/>
+            </w:pPr>
+          </w:p>
+        </w:tc>
+        <w:tc>
+          <w:tcPr>
+            <w:tcW w:type="dxa" w:w="144"/>
+            <w:vAlign w:val="center"/>
+          </w:tcPr>
+          <w:p>
+            <w:pPr>
+              <w:spacing w:before="0" w:after="0" w:line="240" w:lineRule="auto"/>
+              <w:ind w:left="36" w:right="36"/>
+              <w:jc w:val="center"/>
+            </w:pPr>
+          </w:p>
+        </w:tc>
+        <w:tc>
+          <w:tcPr>
+            <w:tcW w:type="dxa" w:w="1440"/>
+            <w:vAlign w:val="center"/>
+          </w:tcPr>
+          <w:p>
+            <w:pPr>
+              <w:spacing w:before="0" w:after="0" w:line="240" w:lineRule="auto"/>
+              <w:ind w:left="36" w:right="36"/>
+              <w:jc w:val="center"/>
+            </w:pPr>
+          </w:p>
+        </w:tc>
+        <w:tc>
+          <w:tcPr>
+            <w:tcW w:type="dxa" w:w="144"/>
+            <w:vAlign w:val="center"/>
+          </w:tcPr>
+          <w:p>
+            <w:pPr>
+              <w:spacing w:before="0" w:after="0" w:line="240" w:lineRule="auto"/>
+              <w:ind w:left="36" w:right="36"/>
+              <w:jc w:val="center"/>
+            </w:pPr>
+          </w:p>
+        </w:tc>
+        <w:tc>
+          <w:tcPr>
+            <w:tcW w:type="dxa" w:w="1440"/>
+            <w:vAlign w:val="center"/>
+          </w:tcPr>
+          <w:p>
+            <w:pPr>
+              <w:spacing w:before="0" w:after="0" w:line="240" w:lineRule="auto"/>
+              <w:ind w:left="36" w:right="36"/>
+              <w:jc w:val="center"/>
+            </w:pPr>
+          </w:p>
+        </w:tc>
+      </w:tr>
+      <w:tr>
+        <w:trPr>
+          <w:cantSplit/>
+          <w:trHeight w:val="566" w:hRule="exact"/>
+        </w:trPr>
+        <w:tc>
+          <w:tcPr>
+            <w:tcW w:type="dxa" w:w="1440"/>
+            <w:vAlign w:val="center"/>
+          </w:tcPr>
+          <w:p>
+            <w:pPr>
+              <w:spacing w:before="0" w:after="0" w:line="240" w:lineRule="auto"/>
+              <w:ind w:left="36" w:right="36"/>
+              <w:jc w:val="center"/>
+            </w:pPr>
+          </w:p>
+        </w:tc>
+        <w:tc>
+          <w:tcPr>
+            <w:tcW w:type="dxa" w:w="144"/>
+            <w:vAlign w:val="center"/>
+          </w:tcPr>
+          <w:p>
+            <w:pPr>
+              <w:spacing w:before="0" w:after="0" w:line="240" w:lineRule="auto"/>
+              <w:ind w:left="36" w:right="36"/>
+              <w:jc w:val="center"/>
+            </w:pPr>
+          </w:p>
+        </w:tc>
+        <w:tc>
+          <w:tcPr>
+            <w:tcW w:type="dxa" w:w="1440"/>
+            <w:vAlign w:val="center"/>
+          </w:tcPr>
+          <w:p>
+            <w:pPr>
+              <w:spacing w:before="0" w:after="0" w:line="240" w:lineRule="auto"/>
+              <w:ind w:left="36" w:right="36"/>
+              <w:jc w:val="center"/>
+            </w:pPr>
+          </w:p>
+        </w:tc>
+        <w:tc>
+          <w:tcPr>
+            <w:tcW w:type="dxa" w:w="144"/>
+            <w:vAlign w:val="center"/>
+          </w:tcPr>
+          <w:p>
+            <w:pPr>
+              <w:spacing w:before="0" w:after="0" w:line="240" w:lineRule="auto"/>
+              <w:ind w:left="36" w:right="36"/>
+              <w:jc w:val="center"/>
+            </w:pPr>
+          </w:p>
+        </w:tc>
+        <w:tc>
+          <w:tcPr>
+            <w:tcW w:type="dxa" w:w="1440"/>
+            <w:vAlign w:val="center"/>
+          </w:tcPr>
+          <w:p>
+            <w:pPr>
+              <w:spacing w:before="0" w:after="0" w:line="240" w:lineRule="auto"/>
+              <w:ind w:left="36" w:right="36"/>
+              <w:jc w:val="center"/>
+            </w:pPr>
+          </w:p>
+        </w:tc>
+        <w:tc>
+          <w:tcPr>
+            <w:tcW w:type="dxa" w:w="144"/>
+            <w:vAlign w:val="center"/>
+          </w:tcPr>
+          <w:p>
+            <w:pPr>
+              <w:spacing w:before="0" w:after="0" w:line="240" w:lineRule="auto"/>
+              <w:ind w:left="36" w:right="36"/>
+              <w:jc w:val="center"/>
+            </w:pPr>
+          </w:p>
+        </w:tc>
+        <w:tc>
+          <w:tcPr>
+            <w:tcW w:type="dxa" w:w="1440"/>
+            <w:vAlign w:val="center"/>
+          </w:tcPr>
+          <w:p>
+            <w:pPr>
+              <w:spacing w:before="0" w:after="0" w:line="240" w:lineRule="auto"/>
+              <w:ind w:left="36" w:right="36"/>
+              <w:jc w:val="center"/>
+            </w:pPr>
+          </w:p>
+        </w:tc>
+        <w:tc>
+          <w:tcPr>
+            <w:tcW w:type="dxa" w:w="144"/>
+            <w:vAlign w:val="center"/>
+          </w:tcPr>
+          <w:p>
+            <w:pPr>
+              <w:spacing w:before="0" w:after="0" w:line="240" w:lineRule="auto"/>
+              <w:ind w:left="36" w:right="36"/>
+              <w:jc w:val="center"/>
+            </w:pPr>
+          </w:p>
+        </w:tc>
+        <w:tc>
+          <w:tcPr>
+            <w:tcW w:type="dxa" w:w="1440"/>
+            <w:vAlign w:val="center"/>
+          </w:tcPr>
+          <w:p>
+            <w:pPr>
+              <w:spacing w:before="0" w:after="0" w:line="240" w:lineRule="auto"/>
+              <w:ind w:left="36" w:right="36"/>
+              <w:jc w:val="center"/>
+            </w:pPr>
+          </w:p>
+        </w:tc>
+        <w:tc>
+          <w:tcPr>
+            <w:tcW w:type="dxa" w:w="144"/>
+            <w:vAlign w:val="center"/>
+          </w:tcPr>
+          <w:p>
+            <w:pPr>
+              <w:spacing w:before="0" w:after="0" w:line="240" w:lineRule="auto"/>
+              <w:ind w:left="36" w:right="36"/>
+              <w:jc w:val="center"/>
+            </w:pPr>
+          </w:p>
+        </w:tc>
+        <w:tc>
+          <w:tcPr>
+            <w:tcW w:type="dxa" w:w="1440"/>
+            <w:vAlign w:val="center"/>
+          </w:tcPr>
+          <w:p>
+            <w:pPr>
+              <w:spacing w:before="0" w:after="0" w:line="240" w:lineRule="auto"/>
+              <w:ind w:left="36" w:right="36"/>
+              <w:jc w:val="center"/>
+            </w:pPr>
+          </w:p>
+        </w:tc>
+        <w:tc>
+          <w:tcPr>
+            <w:tcW w:type="dxa" w:w="144"/>
+            <w:vAlign w:val="center"/>
+          </w:tcPr>
+          <w:p>
+            <w:pPr>
+              <w:spacing w:before="0" w:after="0" w:line="240" w:lineRule="auto"/>
+              <w:ind w:left="36" w:right="36"/>
+              <w:jc w:val="center"/>
+            </w:pPr>
+          </w:p>
+        </w:tc>
+        <w:tc>
+          <w:tcPr>
+            <w:tcW w:type="dxa" w:w="1440"/>
+            <w:vAlign w:val="center"/>
+          </w:tcPr>
+          <w:p>
+            <w:pPr>
+              <w:spacing w:before="0" w:after="0" w:line="240" w:lineRule="auto"/>
+              <w:ind w:left="36" w:right="36"/>
+              <w:jc w:val="center"/>
+            </w:pPr>
+          </w:p>
+        </w:tc>
+      </w:tr>
+      <w:tr>
+        <w:trPr>
+          <w:cantSplit/>
+          <w:trHeight w:val="566" w:hRule="exact"/>
+        </w:trPr>
+        <w:tc>
+          <w:tcPr>
+            <w:tcW w:type="dxa" w:w="1440"/>
+            <w:vAlign w:val="center"/>
+          </w:tcPr>
+          <w:p>
+            <w:pPr>
+              <w:spacing w:before="0" w:after="0" w:line="240" w:lineRule="auto"/>
+              <w:ind w:left="36" w:right="36"/>
+              <w:jc w:val="center"/>
+            </w:pPr>
+          </w:p>
+        </w:tc>
+        <w:tc>
+          <w:tcPr>
+            <w:tcW w:type="dxa" w:w="144"/>
+            <w:vAlign w:val="center"/>
+          </w:tcPr>
+          <w:p>
+            <w:pPr>
+              <w:spacing w:before="0" w:after="0" w:line="240" w:lineRule="auto"/>
+              <w:ind w:left="36" w:right="36"/>
+              <w:jc w:val="center"/>
+            </w:pPr>
+          </w:p>
+        </w:tc>
+        <w:tc>
+          <w:tcPr>
+            <w:tcW w:type="dxa" w:w="1440"/>
+            <w:vAlign w:val="center"/>
+          </w:tcPr>
+          <w:p>
+            <w:pPr>
+              <w:spacing w:before="0" w:after="0" w:line="240" w:lineRule="auto"/>
+              <w:ind w:left="36" w:right="36"/>
+              <w:jc w:val="center"/>
+            </w:pPr>
+          </w:p>
+        </w:tc>
+        <w:tc>
+          <w:tcPr>
+            <w:tcW w:type="dxa" w:w="144"/>
+            <w:vAlign w:val="center"/>
+          </w:tcPr>
+          <w:p>
+            <w:pPr>
+              <w:spacing w:before="0" w:after="0" w:line="240" w:lineRule="auto"/>
+              <w:ind w:left="36" w:right="36"/>
+              <w:jc w:val="center"/>
+            </w:pPr>
+          </w:p>
+        </w:tc>
+        <w:tc>
+          <w:tcPr>
+            <w:tcW w:type="dxa" w:w="1440"/>
+            <w:vAlign w:val="center"/>
+          </w:tcPr>
+          <w:p>
+            <w:pPr>
+              <w:spacing w:before="0" w:after="0" w:line="240" w:lineRule="auto"/>
+              <w:ind w:left="36" w:right="36"/>
+              <w:jc w:val="center"/>
+            </w:pPr>
+          </w:p>
+        </w:tc>
+        <w:tc>
+          <w:tcPr>
+            <w:tcW w:type="dxa" w:w="144"/>
+            <w:vAlign w:val="center"/>
+          </w:tcPr>
+          <w:p>
+            <w:pPr>
+              <w:spacing w:before="0" w:after="0" w:line="240" w:lineRule="auto"/>
+              <w:ind w:left="36" w:right="36"/>
+              <w:jc w:val="center"/>
+            </w:pPr>
+          </w:p>
+        </w:tc>
+        <w:tc>
+          <w:tcPr>
+            <w:tcW w:type="dxa" w:w="1440"/>
+            <w:vAlign w:val="center"/>
+          </w:tcPr>
+          <w:p>
+            <w:pPr>
+              <w:spacing w:before="0" w:after="0" w:line="240" w:lineRule="auto"/>
+              <w:ind w:left="36" w:right="36"/>
+              <w:jc w:val="center"/>
+            </w:pPr>
+          </w:p>
+        </w:tc>
+        <w:tc>
+          <w:tcPr>
+            <w:tcW w:type="dxa" w:w="144"/>
+            <w:vAlign w:val="center"/>
+          </w:tcPr>
+          <w:p>
+            <w:pPr>
+              <w:spacing w:before="0" w:after="0" w:line="240" w:lineRule="auto"/>
+              <w:ind w:left="36" w:right="36"/>
+              <w:jc w:val="center"/>
+            </w:pPr>
+          </w:p>
+        </w:tc>
+        <w:tc>
+          <w:tcPr>
+            <w:tcW w:type="dxa" w:w="1440"/>
+            <w:vAlign w:val="center"/>
+          </w:tcPr>
+          <w:p>
+            <w:pPr>
+              <w:spacing w:before="0" w:after="0" w:line="240" w:lineRule="auto"/>
+              <w:ind w:left="36" w:right="36"/>
+              <w:jc w:val="center"/>
+            </w:pPr>
+          </w:p>
+        </w:tc>
+        <w:tc>
+          <w:tcPr>
+            <w:tcW w:type="dxa" w:w="144"/>
+            <w:vAlign w:val="center"/>
+          </w:tcPr>
+          <w:p>
+            <w:pPr>
+              <w:spacing w:before="0" w:after="0" w:line="240" w:lineRule="auto"/>
+              <w:ind w:left="36" w:right="36"/>
+              <w:jc w:val="center"/>
+            </w:pPr>
+          </w:p>
+        </w:tc>
+        <w:tc>
+          <w:tcPr>
+            <w:tcW w:type="dxa" w:w="1440"/>
+            <w:vAlign w:val="center"/>
+          </w:tcPr>
+          <w:p>
+            <w:pPr>
+              <w:spacing w:before="0" w:after="0" w:line="240" w:lineRule="auto"/>
+              <w:ind w:left="36" w:right="36"/>
+              <w:jc w:val="center"/>
+            </w:pPr>
+          </w:p>
+        </w:tc>
+        <w:tc>
+          <w:tcPr>
+            <w:tcW w:type="dxa" w:w="144"/>
+            <w:vAlign w:val="center"/>
+          </w:tcPr>
+          <w:p>
+            <w:pPr>
+              <w:spacing w:before="0" w:after="0" w:line="240" w:lineRule="auto"/>
+              <w:ind w:left="36" w:right="36"/>
+              <w:jc w:val="center"/>
+            </w:pPr>
+          </w:p>
+        </w:tc>
+        <w:tc>
+          <w:tcPr>
+            <w:tcW w:type="dxa" w:w="1440"/>
+            <w:vAlign w:val="center"/>
+          </w:tcPr>
+          <w:p>
+            <w:pPr>
+              <w:spacing w:before="0" w:after="0" w:line="240" w:lineRule="auto"/>
+              <w:ind w:left="36" w:right="36"/>
+              <w:jc w:val="center"/>
+            </w:pPr>
+          </w:p>
+        </w:tc>
+      </w:tr>
+      <w:tr>
+        <w:trPr>
+          <w:cantSplit/>
+          <w:trHeight w:val="566" w:hRule="exact"/>
+        </w:trPr>
+        <w:tc>
+          <w:tcPr>
+            <w:tcW w:type="dxa" w:w="1440"/>
+            <w:vAlign w:val="center"/>
+          </w:tcPr>
+          <w:p>
+            <w:pPr>
+              <w:spacing w:before="0" w:after="0" w:line="240" w:lineRule="auto"/>
+              <w:ind w:left="36" w:right="36"/>
+              <w:jc w:val="center"/>
+            </w:pPr>
+          </w:p>
+        </w:tc>
+        <w:tc>
+          <w:tcPr>
+            <w:tcW w:type="dxa" w:w="144"/>
+            <w:vAlign w:val="center"/>
+          </w:tcPr>
+          <w:p>
+            <w:pPr>
+              <w:spacing w:before="0" w:after="0" w:line="240" w:lineRule="auto"/>
+              <w:ind w:left="36" w:right="36"/>
+              <w:jc w:val="center"/>
+            </w:pPr>
+          </w:p>
+        </w:tc>
+        <w:tc>
+          <w:tcPr>
+            <w:tcW w:type="dxa" w:w="1440"/>
+            <w:vAlign w:val="center"/>
+          </w:tcPr>
+          <w:p>
+            <w:pPr>
+              <w:spacing w:before="0" w:after="0" w:line="240" w:lineRule="auto"/>
+              <w:ind w:left="36" w:right="36"/>
+              <w:jc w:val="center"/>
+            </w:pPr>
+          </w:p>
+        </w:tc>
+        <w:tc>
+          <w:tcPr>
+            <w:tcW w:type="dxa" w:w="144"/>
+            <w:vAlign w:val="center"/>
+          </w:tcPr>
+          <w:p>
+            <w:pPr>
+              <w:spacing w:before="0" w:after="0" w:line="240" w:lineRule="auto"/>
+              <w:ind w:left="36" w:right="36"/>
+              <w:jc w:val="center"/>
+            </w:pPr>
+          </w:p>
+        </w:tc>
+        <w:tc>
+          <w:tcPr>
+            <w:tcW w:type="dxa" w:w="1440"/>
+            <w:vAlign w:val="center"/>
+          </w:tcPr>
+          <w:p>
+            <w:pPr>
+              <w:spacing w:before="0" w:after="0" w:line="240" w:lineRule="auto"/>
+              <w:ind w:left="36" w:right="36"/>
+              <w:jc w:val="center"/>
+            </w:pPr>
+          </w:p>
+        </w:tc>
+        <w:tc>
+          <w:tcPr>
+            <w:tcW w:type="dxa" w:w="144"/>
+            <w:vAlign w:val="center"/>
+          </w:tcPr>
+          <w:p>
+            <w:pPr>
+              <w:spacing w:before="0" w:after="0" w:line="240" w:lineRule="auto"/>
+              <w:ind w:left="36" w:right="36"/>
+              <w:jc w:val="center"/>
+            </w:pPr>
+          </w:p>
+        </w:tc>
+        <w:tc>
+          <w:tcPr>
+            <w:tcW w:type="dxa" w:w="1440"/>
+            <w:vAlign w:val="center"/>
+          </w:tcPr>
+          <w:p>
+            <w:pPr>
+              <w:spacing w:before="0" w:after="0" w:line="240" w:lineRule="auto"/>
+              <w:ind w:left="36" w:right="36"/>
+              <w:jc w:val="center"/>
+            </w:pPr>
+          </w:p>
+        </w:tc>
+        <w:tc>
+          <w:tcPr>
+            <w:tcW w:type="dxa" w:w="144"/>
+            <w:vAlign w:val="center"/>
+          </w:tcPr>
+          <w:p>
+            <w:pPr>
+              <w:spacing w:before="0" w:after="0" w:line="240" w:lineRule="auto"/>
+              <w:ind w:left="36" w:right="36"/>
+              <w:jc w:val="center"/>
+            </w:pPr>
+          </w:p>
+        </w:tc>
+        <w:tc>
+          <w:tcPr>
+            <w:tcW w:type="dxa" w:w="1440"/>
+            <w:vAlign w:val="center"/>
+          </w:tcPr>
+          <w:p>
+            <w:pPr>
+              <w:spacing w:before="0" w:after="0" w:line="240" w:lineRule="auto"/>
+              <w:ind w:left="36" w:right="36"/>
+              <w:jc w:val="center"/>
+            </w:pPr>
+          </w:p>
+        </w:tc>
+        <w:tc>
+          <w:tcPr>
+            <w:tcW w:type="dxa" w:w="144"/>
+            <w:vAlign w:val="center"/>
+          </w:tcPr>
+          <w:p>
+            <w:pPr>
+              <w:spacing w:before="0" w:after="0" w:line="240" w:lineRule="auto"/>
+              <w:ind w:left="36" w:right="36"/>
+              <w:jc w:val="center"/>
+            </w:pPr>
+          </w:p>
+        </w:tc>
+        <w:tc>
+          <w:tcPr>
+            <w:tcW w:type="dxa" w:w="1440"/>
+            <w:vAlign w:val="center"/>
+          </w:tcPr>
+          <w:p>
+            <w:pPr>
+              <w:spacing w:before="0" w:after="0" w:line="240" w:lineRule="auto"/>
+              <w:ind w:left="36" w:right="36"/>
+              <w:jc w:val="center"/>
+            </w:pPr>
+          </w:p>
+        </w:tc>
+        <w:tc>
+          <w:tcPr>
+            <w:tcW w:type="dxa" w:w="144"/>
+            <w:vAlign w:val="center"/>
+          </w:tcPr>
+          <w:p>
+            <w:pPr>
+              <w:spacing w:before="0" w:after="0" w:line="240" w:lineRule="auto"/>
+              <w:ind w:left="36" w:right="36"/>
+              <w:jc w:val="center"/>
+            </w:pPr>
+          </w:p>
+        </w:tc>
+        <w:tc>
+          <w:tcPr>
+            <w:tcW w:type="dxa" w:w="1440"/>
+            <w:vAlign w:val="center"/>
+          </w:tcPr>
+          <w:p>
+            <w:pPr>
+              <w:spacing w:before="0" w:after="0" w:line="240" w:lineRule="auto"/>
+              <w:ind w:left="36" w:right="36"/>
+              <w:jc w:val="center"/>
+            </w:pPr>
+          </w:p>
+        </w:tc>
+      </w:tr>
+      <w:tr>
+        <w:trPr>
+          <w:cantSplit/>
+          <w:trHeight w:val="566" w:hRule="exact"/>
+        </w:trPr>
+        <w:tc>
+          <w:tcPr>
+            <w:tcW w:type="dxa" w:w="1440"/>
+            <w:vAlign w:val="center"/>
+          </w:tcPr>
+          <w:p>
+            <w:pPr>
+              <w:spacing w:before="0" w:after="0" w:line="240" w:lineRule="auto"/>
+              <w:ind w:left="36" w:right="36"/>
+              <w:jc w:val="center"/>
+            </w:pPr>
+          </w:p>
+        </w:tc>
+        <w:tc>
+          <w:tcPr>
+            <w:tcW w:type="dxa" w:w="144"/>
+            <w:vAlign w:val="center"/>
+          </w:tcPr>
+          <w:p>
+            <w:pPr>
+              <w:spacing w:before="0" w:after="0" w:line="240" w:lineRule="auto"/>
+              <w:ind w:left="36" w:right="36"/>
+              <w:jc w:val="center"/>
+            </w:pPr>
+          </w:p>
+        </w:tc>
+        <w:tc>
+          <w:tcPr>
+            <w:tcW w:type="dxa" w:w="1440"/>
+            <w:vAlign w:val="center"/>
+          </w:tcPr>
+          <w:p>
+            <w:pPr>
+              <w:spacing w:before="0" w:after="0" w:line="240" w:lineRule="auto"/>
+              <w:ind w:left="36" w:right="36"/>
+              <w:jc w:val="center"/>
+            </w:pPr>
+          </w:p>
+        </w:tc>
+        <w:tc>
+          <w:tcPr>
+            <w:tcW w:type="dxa" w:w="144"/>
+            <w:vAlign w:val="center"/>
+          </w:tcPr>
+          <w:p>
+            <w:pPr>
+              <w:spacing w:before="0" w:after="0" w:line="240" w:lineRule="auto"/>
+              <w:ind w:left="36" w:right="36"/>
+              <w:jc w:val="center"/>
+            </w:pPr>
+          </w:p>
+        </w:tc>
+        <w:tc>
+          <w:tcPr>
+            <w:tcW w:type="dxa" w:w="1440"/>
+            <w:vAlign w:val="center"/>
+          </w:tcPr>
+          <w:p>
+            <w:pPr>
+              <w:spacing w:before="0" w:after="0" w:line="240" w:lineRule="auto"/>
+              <w:ind w:left="36" w:right="36"/>
+              <w:jc w:val="center"/>
+            </w:pPr>
+          </w:p>
+        </w:tc>
+        <w:tc>
+          <w:tcPr>
+            <w:tcW w:type="dxa" w:w="144"/>
+            <w:vAlign w:val="center"/>
+          </w:tcPr>
+          <w:p>
+            <w:pPr>
+              <w:spacing w:before="0" w:after="0" w:line="240" w:lineRule="auto"/>
+              <w:ind w:left="36" w:right="36"/>
+              <w:jc w:val="center"/>
+            </w:pPr>
+          </w:p>
+        </w:tc>
+        <w:tc>
+          <w:tcPr>
+            <w:tcW w:type="dxa" w:w="1440"/>
+            <w:vAlign w:val="center"/>
+          </w:tcPr>
+          <w:p>
+            <w:pPr>
+              <w:spacing w:before="0" w:after="0" w:line="240" w:lineRule="auto"/>
+              <w:ind w:left="36" w:right="36"/>
+              <w:jc w:val="center"/>
+            </w:pPr>
+          </w:p>
+        </w:tc>
+        <w:tc>
+          <w:tcPr>
+            <w:tcW w:type="dxa" w:w="144"/>
+            <w:vAlign w:val="center"/>
+          </w:tcPr>
+          <w:p>
+            <w:pPr>
+              <w:spacing w:before="0" w:after="0" w:line="240" w:lineRule="auto"/>
+              <w:ind w:left="36" w:right="36"/>
+              <w:jc w:val="center"/>
+            </w:pPr>
+          </w:p>
+        </w:tc>
+        <w:tc>
+          <w:tcPr>
+            <w:tcW w:type="dxa" w:w="1440"/>
+            <w:vAlign w:val="center"/>
+          </w:tcPr>
+          <w:p>
+            <w:pPr>
+              <w:spacing w:before="0" w:after="0" w:line="240" w:lineRule="auto"/>
+              <w:ind w:left="36" w:right="36"/>
+              <w:jc w:val="center"/>
+            </w:pPr>
+          </w:p>
+        </w:tc>
+        <w:tc>
+          <w:tcPr>
+            <w:tcW w:type="dxa" w:w="144"/>
+            <w:vAlign w:val="center"/>
+          </w:tcPr>
+          <w:p>
+            <w:pPr>
+              <w:spacing w:before="0" w:after="0" w:line="240" w:lineRule="auto"/>
+              <w:ind w:left="36" w:right="36"/>
+              <w:jc w:val="center"/>
+            </w:pPr>
+          </w:p>
+        </w:tc>
+        <w:tc>
+          <w:tcPr>
+            <w:tcW w:type="dxa" w:w="1440"/>
+            <w:vAlign w:val="center"/>
+          </w:tcPr>
+          <w:p>
+            <w:pPr>
+              <w:spacing w:before="0" w:after="0" w:line="240" w:lineRule="auto"/>
+              <w:ind w:left="36" w:right="36"/>
+              <w:jc w:val="center"/>
+            </w:pPr>
+          </w:p>
+        </w:tc>
+        <w:tc>
+          <w:tcPr>
+            <w:tcW w:type="dxa" w:w="144"/>
+            <w:vAlign w:val="center"/>
+          </w:tcPr>
+          <w:p>
+            <w:pPr>
+              <w:spacing w:before="0" w:after="0" w:line="240" w:lineRule="auto"/>
+              <w:ind w:left="36" w:right="36"/>
+              <w:jc w:val="center"/>
+            </w:pPr>
+          </w:p>
+        </w:tc>
+        <w:tc>
+          <w:tcPr>
+            <w:tcW w:type="dxa" w:w="1440"/>
+            <w:vAlign w:val="center"/>
+          </w:tcPr>
+          <w:p>
+            <w:pPr>
+              <w:spacing w:before="0" w:after="0" w:line="240" w:lineRule="auto"/>
+              <w:ind w:left="36" w:right="36"/>
+              <w:jc w:val="center"/>
+            </w:pPr>
+          </w:p>
+        </w:tc>
+      </w:tr>
+      <w:tr>
+        <w:trPr>
+          <w:cantSplit/>
+          <w:trHeight w:val="566" w:hRule="exact"/>
+        </w:trPr>
+        <w:tc>
+          <w:tcPr>
+            <w:tcW w:type="dxa" w:w="1440"/>
+            <w:vAlign w:val="center"/>
+          </w:tcPr>
+          <w:p>
+            <w:pPr>
+              <w:spacing w:before="0" w:after="0" w:line="240" w:lineRule="auto"/>
+              <w:ind w:left="36" w:right="36"/>
+              <w:jc w:val="center"/>
+            </w:pPr>
+          </w:p>
+        </w:tc>
+        <w:tc>
+          <w:tcPr>
+            <w:tcW w:type="dxa" w:w="144"/>
+            <w:vAlign w:val="center"/>
+          </w:tcPr>
+          <w:p>
+            <w:pPr>
+              <w:spacing w:before="0" w:after="0" w:line="240" w:lineRule="auto"/>
+              <w:ind w:left="36" w:right="36"/>
+              <w:jc w:val="center"/>
+            </w:pPr>
+          </w:p>
+        </w:tc>
+        <w:tc>
+          <w:tcPr>
+            <w:tcW w:type="dxa" w:w="1440"/>
+            <w:vAlign w:val="center"/>
+          </w:tcPr>
+          <w:p>
+            <w:pPr>
+              <w:spacing w:before="0" w:after="0" w:line="240" w:lineRule="auto"/>
+              <w:ind w:left="36" w:right="36"/>
+              <w:jc w:val="center"/>
+            </w:pPr>
+          </w:p>
+        </w:tc>
+        <w:tc>
+          <w:tcPr>
+            <w:tcW w:type="dxa" w:w="144"/>
+            <w:vAlign w:val="center"/>
+          </w:tcPr>
+          <w:p>
+            <w:pPr>
+              <w:spacing w:before="0" w:after="0" w:line="240" w:lineRule="auto"/>
+              <w:ind w:left="36" w:right="36"/>
+              <w:jc w:val="center"/>
+            </w:pPr>
+          </w:p>
+        </w:tc>
+        <w:tc>
+          <w:tcPr>
+            <w:tcW w:type="dxa" w:w="1440"/>
+            <w:vAlign w:val="center"/>
+          </w:tcPr>
+          <w:p>
+            <w:pPr>
+              <w:spacing w:before="0" w:after="0" w:line="240" w:lineRule="auto"/>
+              <w:ind w:left="36" w:right="36"/>
+              <w:jc w:val="center"/>
+            </w:pPr>
+          </w:p>
+        </w:tc>
+        <w:tc>
+          <w:tcPr>
+            <w:tcW w:type="dxa" w:w="144"/>
+            <w:vAlign w:val="center"/>
+          </w:tcPr>
+          <w:p>
+            <w:pPr>
+              <w:spacing w:before="0" w:after="0" w:line="240" w:lineRule="auto"/>
+              <w:ind w:left="36" w:right="36"/>
+              <w:jc w:val="center"/>
+            </w:pPr>
+          </w:p>
+        </w:tc>
+        <w:tc>
+          <w:tcPr>
+            <w:tcW w:type="dxa" w:w="1440"/>
+            <w:vAlign w:val="center"/>
+          </w:tcPr>
+          <w:p>
+            <w:pPr>
+              <w:spacing w:before="0" w:after="0" w:line="240" w:lineRule="auto"/>
+              <w:ind w:left="36" w:right="36"/>
+              <w:jc w:val="center"/>
+            </w:pPr>
+          </w:p>
+        </w:tc>
+        <w:tc>
+          <w:tcPr>
+            <w:tcW w:type="dxa" w:w="144"/>
+            <w:vAlign w:val="center"/>
+          </w:tcPr>
+          <w:p>
+            <w:pPr>
+              <w:spacing w:before="0" w:after="0" w:line="240" w:lineRule="auto"/>
+              <w:ind w:left="36" w:right="36"/>
+              <w:jc w:val="center"/>
+            </w:pPr>
+          </w:p>
+        </w:tc>
+        <w:tc>
+          <w:tcPr>
+            <w:tcW w:type="dxa" w:w="1440"/>
+            <w:vAlign w:val="center"/>
+          </w:tcPr>
+          <w:p>
+            <w:pPr>
+              <w:spacing w:before="0" w:after="0" w:line="240" w:lineRule="auto"/>
+              <w:ind w:left="36" w:right="36"/>
+              <w:jc w:val="center"/>
+            </w:pPr>
+          </w:p>
+        </w:tc>
+        <w:tc>
+          <w:tcPr>
+            <w:tcW w:type="dxa" w:w="144"/>
+            <w:vAlign w:val="center"/>
+          </w:tcPr>
+          <w:p>
+            <w:pPr>
+              <w:spacing w:before="0" w:after="0" w:line="240" w:lineRule="auto"/>
+              <w:ind w:left="36" w:right="36"/>
+              <w:jc w:val="center"/>
+            </w:pPr>
+          </w:p>
+        </w:tc>
+        <w:tc>
+          <w:tcPr>
+            <w:tcW w:type="dxa" w:w="1440"/>
+            <w:vAlign w:val="center"/>
+          </w:tcPr>
+          <w:p>
+            <w:pPr>
+              <w:spacing w:before="0" w:after="0" w:line="240" w:lineRule="auto"/>
+              <w:ind w:left="36" w:right="36"/>
+              <w:jc w:val="center"/>
+            </w:pPr>
+          </w:p>
+        </w:tc>
+        <w:tc>
+          <w:tcPr>
+            <w:tcW w:type="dxa" w:w="144"/>
+            <w:vAlign w:val="center"/>
+          </w:tcPr>
+          <w:p>
+            <w:pPr>
+              <w:spacing w:before="0" w:after="0" w:line="240" w:lineRule="auto"/>
+              <w:ind w:left="36" w:right="36"/>
+              <w:jc w:val="center"/>
+            </w:pPr>
+          </w:p>
+        </w:tc>
+        <w:tc>
+          <w:tcPr>
+            <w:tcW w:type="dxa" w:w="1440"/>
+            <w:vAlign w:val="center"/>
+          </w:tcPr>
+          <w:p>
+            <w:pPr>
+              <w:spacing w:before="0" w:after="0" w:line="240" w:lineRule="auto"/>
+              <w:ind w:left="36" w:right="36"/>
+              <w:jc w:val="center"/>
+            </w:pPr>
+          </w:p>
+        </w:tc>
+      </w:tr>
+      <w:tr>
+        <w:trPr>
+          <w:cantSplit/>
+          <w:trHeight w:val="566" w:hRule="exact"/>
+        </w:trPr>
+        <w:tc>
+          <w:tcPr>
+            <w:tcW w:type="dxa" w:w="1440"/>
+            <w:vAlign w:val="center"/>
+          </w:tcPr>
+          <w:p>
+            <w:pPr>
+              <w:spacing w:before="0" w:after="0" w:line="240" w:lineRule="auto"/>
+              <w:ind w:left="36" w:right="36"/>
+              <w:jc w:val="center"/>
+            </w:pPr>
+          </w:p>
+        </w:tc>
+        <w:tc>
+          <w:tcPr>
+            <w:tcW w:type="dxa" w:w="144"/>
+            <w:vAlign w:val="center"/>
+          </w:tcPr>
+          <w:p>
+            <w:pPr>
+              <w:spacing w:before="0" w:after="0" w:line="240" w:lineRule="auto"/>
+              <w:ind w:left="36" w:right="36"/>
+              <w:jc w:val="center"/>
+            </w:pPr>
+          </w:p>
+        </w:tc>
+        <w:tc>
+          <w:tcPr>
+            <w:tcW w:type="dxa" w:w="1440"/>
+            <w:vAlign w:val="center"/>
+          </w:tcPr>
+          <w:p>
+            <w:pPr>
+              <w:spacing w:before="0" w:after="0" w:line="240" w:lineRule="auto"/>
+              <w:ind w:left="36" w:right="36"/>
+              <w:jc w:val="center"/>
+            </w:pPr>
+          </w:p>
+        </w:tc>
+        <w:tc>
+          <w:tcPr>
+            <w:tcW w:type="dxa" w:w="144"/>
+            <w:vAlign w:val="center"/>
+          </w:tcPr>
+          <w:p>
+            <w:pPr>
+              <w:spacing w:before="0" w:after="0" w:line="240" w:lineRule="auto"/>
+              <w:ind w:left="36" w:right="36"/>
+              <w:jc w:val="center"/>
+            </w:pPr>
+          </w:p>
+        </w:tc>
+        <w:tc>
+          <w:tcPr>
+            <w:tcW w:type="dxa" w:w="1440"/>
+            <w:vAlign w:val="center"/>
+          </w:tcPr>
+          <w:p>
+            <w:pPr>
+              <w:spacing w:before="0" w:after="0" w:line="240" w:lineRule="auto"/>
+              <w:ind w:left="36" w:right="36"/>
+              <w:jc w:val="center"/>
+            </w:pPr>
+          </w:p>
+        </w:tc>
+        <w:tc>
+          <w:tcPr>
+            <w:tcW w:type="dxa" w:w="144"/>
+            <w:vAlign w:val="center"/>
+          </w:tcPr>
+          <w:p>
+            <w:pPr>
+              <w:spacing w:before="0" w:after="0" w:line="240" w:lineRule="auto"/>
+              <w:ind w:left="36" w:right="36"/>
+              <w:jc w:val="center"/>
+            </w:pPr>
+          </w:p>
+        </w:tc>
+        <w:tc>
+          <w:tcPr>
+            <w:tcW w:type="dxa" w:w="1440"/>
+            <w:vAlign w:val="center"/>
+          </w:tcPr>
+          <w:p>
+            <w:pPr>
+              <w:spacing w:before="0" w:after="0" w:line="240" w:lineRule="auto"/>
+              <w:ind w:left="36" w:right="36"/>
+              <w:jc w:val="center"/>
+            </w:pPr>
+          </w:p>
+        </w:tc>
+        <w:tc>
+          <w:tcPr>
+            <w:tcW w:type="dxa" w:w="144"/>
+            <w:vAlign w:val="center"/>
+          </w:tcPr>
+          <w:p>
+            <w:pPr>
+              <w:spacing w:before="0" w:after="0" w:line="240" w:lineRule="auto"/>
+              <w:ind w:left="36" w:right="36"/>
+              <w:jc w:val="center"/>
+            </w:pPr>
+          </w:p>
+        </w:tc>
+        <w:tc>
+          <w:tcPr>
+            <w:tcW w:type="dxa" w:w="1440"/>
+            <w:vAlign w:val="center"/>
+          </w:tcPr>
+          <w:p>
+            <w:pPr>
+              <w:spacing w:before="0" w:after="0" w:line="240" w:lineRule="auto"/>
+              <w:ind w:left="36" w:right="36"/>
+              <w:jc w:val="center"/>
+            </w:pPr>
+          </w:p>
+        </w:tc>
+        <w:tc>
+          <w:tcPr>
+            <w:tcW w:type="dxa" w:w="144"/>
+            <w:vAlign w:val="center"/>
+          </w:tcPr>
+          <w:p>
+            <w:pPr>
+              <w:spacing w:before="0" w:after="0" w:line="240" w:lineRule="auto"/>
+              <w:ind w:left="36" w:right="36"/>
+              <w:jc w:val="center"/>
+            </w:pPr>
+          </w:p>
+        </w:tc>
+        <w:tc>
+          <w:tcPr>
+            <w:tcW w:type="dxa" w:w="1440"/>
+            <w:vAlign w:val="center"/>
+          </w:tcPr>
+          <w:p>
+            <w:pPr>
+              <w:spacing w:before="0" w:after="0" w:line="240" w:lineRule="auto"/>
+              <w:ind w:left="36" w:right="36"/>
+              <w:jc w:val="center"/>
+            </w:pPr>
+          </w:p>
+        </w:tc>
+        <w:tc>
+          <w:tcPr>
+            <w:tcW w:type="dxa" w:w="144"/>
+            <w:vAlign w:val="center"/>
+          </w:tcPr>
+          <w:p>
+            <w:pPr>
+              <w:spacing w:before="0" w:after="0" w:line="240" w:lineRule="auto"/>
+              <w:ind w:left="36" w:right="36"/>
+              <w:jc w:val="center"/>
+            </w:pPr>
+          </w:p>
+        </w:tc>
+        <w:tc>
+          <w:tcPr>
+            <w:tcW w:type="dxa" w:w="1440"/>
+            <w:vAlign w:val="center"/>
+          </w:tcPr>
+          <w:p>
+            <w:pPr>
+              <w:spacing w:before="0" w:after="0" w:line="240" w:lineRule="auto"/>
+              <w:ind w:left="36" w:right="36"/>
+              <w:jc w:val="center"/>
+            </w:pPr>
+          </w:p>
+        </w:tc>
+      </w:tr>
+      <w:tr>
+        <w:trPr>
+          <w:cantSplit/>
+          <w:trHeight w:val="566" w:hRule="exact"/>
+        </w:trPr>
+        <w:tc>
+          <w:tcPr>
+            <w:tcW w:type="dxa" w:w="1440"/>
+            <w:vAlign w:val="center"/>
+          </w:tcPr>
+          <w:p>
+            <w:pPr>
+              <w:spacing w:before="0" w:after="0" w:line="240" w:lineRule="auto"/>
+              <w:ind w:left="36" w:right="36"/>
+              <w:jc w:val="center"/>
+            </w:pPr>
+          </w:p>
+        </w:tc>
+        <w:tc>
+          <w:tcPr>
+            <w:tcW w:type="dxa" w:w="144"/>
+            <w:vAlign w:val="center"/>
+          </w:tcPr>
+          <w:p>
+            <w:pPr>
+              <w:spacing w:before="0" w:after="0" w:line="240" w:lineRule="auto"/>
+              <w:ind w:left="36" w:right="36"/>
+              <w:jc w:val="center"/>
+            </w:pPr>
+          </w:p>
+        </w:tc>
+        <w:tc>
+          <w:tcPr>
+            <w:tcW w:type="dxa" w:w="1440"/>
+            <w:vAlign w:val="center"/>
+          </w:tcPr>
+          <w:p>
+            <w:pPr>
+              <w:spacing w:before="0" w:after="0" w:line="240" w:lineRule="auto"/>
+              <w:ind w:left="36" w:right="36"/>
+              <w:jc w:val="center"/>
+            </w:pPr>
+          </w:p>
+        </w:tc>
+        <w:tc>
+          <w:tcPr>
+            <w:tcW w:type="dxa" w:w="144"/>
+            <w:vAlign w:val="center"/>
+          </w:tcPr>
+          <w:p>
+            <w:pPr>
+              <w:spacing w:before="0" w:after="0" w:line="240" w:lineRule="auto"/>
+              <w:ind w:left="36" w:right="36"/>
+              <w:jc w:val="center"/>
+            </w:pPr>
+          </w:p>
+        </w:tc>
+        <w:tc>
+          <w:tcPr>
+            <w:tcW w:type="dxa" w:w="1440"/>
+            <w:vAlign w:val="center"/>
+          </w:tcPr>
+          <w:p>
+            <w:pPr>
+              <w:spacing w:before="0" w:after="0" w:line="240" w:lineRule="auto"/>
+              <w:ind w:left="36" w:right="36"/>
+              <w:jc w:val="center"/>
+            </w:pPr>
+          </w:p>
+        </w:tc>
+        <w:tc>
+          <w:tcPr>
+            <w:tcW w:type="dxa" w:w="144"/>
+            <w:vAlign w:val="center"/>
+          </w:tcPr>
+          <w:p>
+            <w:pPr>
+              <w:spacing w:before="0" w:after="0" w:line="240" w:lineRule="auto"/>
+              <w:ind w:left="36" w:right="36"/>
+              <w:jc w:val="center"/>
+            </w:pPr>
+          </w:p>
+        </w:tc>
+        <w:tc>
+          <w:tcPr>
+            <w:tcW w:type="dxa" w:w="1440"/>
+            <w:vAlign w:val="center"/>
+          </w:tcPr>
+          <w:p>
+            <w:pPr>
+              <w:spacing w:before="0" w:after="0" w:line="240" w:lineRule="auto"/>
+              <w:ind w:left="36" w:right="36"/>
+              <w:jc w:val="center"/>
+            </w:pPr>
+          </w:p>
+        </w:tc>
+        <w:tc>
+          <w:tcPr>
+            <w:tcW w:type="dxa" w:w="144"/>
+            <w:vAlign w:val="center"/>
+          </w:tcPr>
+          <w:p>
+            <w:pPr>
+              <w:spacing w:before="0" w:after="0" w:line="240" w:lineRule="auto"/>
+              <w:ind w:left="36" w:right="36"/>
+              <w:jc w:val="center"/>
+            </w:pPr>
+          </w:p>
+        </w:tc>
+        <w:tc>
+          <w:tcPr>
+            <w:tcW w:type="dxa" w:w="1440"/>
+            <w:vAlign w:val="center"/>
+          </w:tcPr>
+          <w:p>
+            <w:pPr>
+              <w:spacing w:before="0" w:after="0" w:line="240" w:lineRule="auto"/>
+              <w:ind w:left="36" w:right="36"/>
+              <w:jc w:val="center"/>
+            </w:pPr>
+          </w:p>
+        </w:tc>
+        <w:tc>
+          <w:tcPr>
+            <w:tcW w:type="dxa" w:w="144"/>
+            <w:vAlign w:val="center"/>
+          </w:tcPr>
+          <w:p>
+            <w:pPr>
+              <w:spacing w:before="0" w:after="0" w:line="240" w:lineRule="auto"/>
+              <w:ind w:left="36" w:right="36"/>
+              <w:jc w:val="center"/>
+            </w:pPr>
+          </w:p>
+        </w:tc>
+        <w:tc>
+          <w:tcPr>
+            <w:tcW w:type="dxa" w:w="1440"/>
+            <w:vAlign w:val="center"/>
+          </w:tcPr>
+          <w:p>
+            <w:pPr>
+              <w:spacing w:before="0" w:after="0" w:line="240" w:lineRule="auto"/>
+              <w:ind w:left="36" w:right="36"/>
+              <w:jc w:val="center"/>
+            </w:pPr>
+          </w:p>
+        </w:tc>
+        <w:tc>
+          <w:tcPr>
+            <w:tcW w:type="dxa" w:w="144"/>
+            <w:vAlign w:val="center"/>
+          </w:tcPr>
+          <w:p>
+            <w:pPr>
+              <w:spacing w:before="0" w:after="0" w:line="240" w:lineRule="auto"/>
+              <w:ind w:left="36" w:right="36"/>
+              <w:jc w:val="center"/>
+            </w:pPr>
+          </w:p>
+        </w:tc>
+        <w:tc>
+          <w:tcPr>
+            <w:tcW w:type="dxa" w:w="1440"/>
+            <w:vAlign w:val="center"/>
+          </w:tcPr>
+          <w:p>
+            <w:pPr>
+              <w:spacing w:before="0" w:after="0" w:line="240" w:lineRule="auto"/>
+              <w:ind w:left="36" w:right="36"/>
+              <w:jc w:val="center"/>
+            </w:pPr>
+          </w:p>
+        </w:tc>
+      </w:tr>
+      <w:tr>
+        <w:trPr>
+          <w:cantSplit/>
+          <w:trHeight w:val="566" w:hRule="exact"/>
+        </w:trPr>
+        <w:tc>
+          <w:tcPr>
+            <w:tcW w:type="dxa" w:w="1440"/>
+            <w:vAlign w:val="center"/>
+          </w:tcPr>
+          <w:p>
+            <w:pPr>
+              <w:spacing w:before="0" w:after="0" w:line="240" w:lineRule="auto"/>
+              <w:ind w:left="36" w:right="36"/>
+              <w:jc w:val="center"/>
+            </w:pPr>
+          </w:p>
+        </w:tc>
+        <w:tc>
+          <w:tcPr>
+            <w:tcW w:type="dxa" w:w="144"/>
+            <w:vAlign w:val="center"/>
+          </w:tcPr>
+          <w:p>
+            <w:pPr>
+              <w:spacing w:before="0" w:after="0" w:line="240" w:lineRule="auto"/>
+              <w:ind w:left="36" w:right="36"/>
+              <w:jc w:val="center"/>
+            </w:pPr>
+          </w:p>
+        </w:tc>
+        <w:tc>
+          <w:tcPr>
+            <w:tcW w:type="dxa" w:w="1440"/>
+            <w:vAlign w:val="center"/>
+          </w:tcPr>
+          <w:p>
+            <w:pPr>
+              <w:spacing w:before="0" w:after="0" w:line="240" w:lineRule="auto"/>
+              <w:ind w:left="36" w:right="36"/>
+              <w:jc w:val="center"/>
+            </w:pPr>
+          </w:p>
+        </w:tc>
+        <w:tc>
+          <w:tcPr>
+            <w:tcW w:type="dxa" w:w="144"/>
+            <w:vAlign w:val="center"/>
+          </w:tcPr>
+          <w:p>
+            <w:pPr>
+              <w:spacing w:before="0" w:after="0" w:line="240" w:lineRule="auto"/>
+              <w:ind w:left="36" w:right="36"/>
+              <w:jc w:val="center"/>
+            </w:pPr>
+          </w:p>
+        </w:tc>
+        <w:tc>
+          <w:tcPr>
+            <w:tcW w:type="dxa" w:w="1440"/>
+            <w:vAlign w:val="center"/>
+          </w:tcPr>
+          <w:p>
+            <w:pPr>
+              <w:spacing w:before="0" w:after="0" w:line="240" w:lineRule="auto"/>
+              <w:ind w:left="36" w:right="36"/>
+              <w:jc w:val="center"/>
+            </w:pPr>
+          </w:p>
+        </w:tc>
+        <w:tc>
+          <w:tcPr>
+            <w:tcW w:type="dxa" w:w="144"/>
+            <w:vAlign w:val="center"/>
+          </w:tcPr>
+          <w:p>
+            <w:pPr>
+              <w:spacing w:before="0" w:after="0" w:line="240" w:lineRule="auto"/>
+              <w:ind w:left="36" w:right="36"/>
+              <w:jc w:val="center"/>
+            </w:pPr>
+          </w:p>
+        </w:tc>
+        <w:tc>
+          <w:tcPr>
+            <w:tcW w:type="dxa" w:w="1440"/>
+            <w:vAlign w:val="center"/>
+          </w:tcPr>
+          <w:p>
+            <w:pPr>
+              <w:spacing w:before="0" w:after="0" w:line="240" w:lineRule="auto"/>
+              <w:ind w:left="36" w:right="36"/>
+              <w:jc w:val="center"/>
+            </w:pPr>
+          </w:p>
+        </w:tc>
+        <w:tc>
+          <w:tcPr>
+            <w:tcW w:type="dxa" w:w="144"/>
+            <w:vAlign w:val="center"/>
+          </w:tcPr>
+          <w:p>
+            <w:pPr>
+              <w:spacing w:before="0" w:after="0" w:line="240" w:lineRule="auto"/>
+              <w:ind w:left="36" w:right="36"/>
+              <w:jc w:val="center"/>
+            </w:pPr>
+          </w:p>
+        </w:tc>
+        <w:tc>
+          <w:tcPr>
+            <w:tcW w:type="dxa" w:w="1440"/>
+            <w:vAlign w:val="center"/>
+          </w:tcPr>
+          <w:p>
+            <w:pPr>
+              <w:spacing w:before="0" w:after="0" w:line="240" w:lineRule="auto"/>
+              <w:ind w:left="36" w:right="36"/>
+              <w:jc w:val="center"/>
+            </w:pPr>
+          </w:p>
+        </w:tc>
+        <w:tc>
+          <w:tcPr>
+            <w:tcW w:type="dxa" w:w="144"/>
+            <w:vAlign w:val="center"/>
+          </w:tcPr>
+          <w:p>
+            <w:pPr>
+              <w:spacing w:before="0" w:after="0" w:line="240" w:lineRule="auto"/>
+              <w:ind w:left="36" w:right="36"/>
+              <w:jc w:val="center"/>
+            </w:pPr>
+          </w:p>
+        </w:tc>
+        <w:tc>
+          <w:tcPr>
+            <w:tcW w:type="dxa" w:w="1440"/>
+            <w:vAlign w:val="center"/>
+          </w:tcPr>
+          <w:p>
+            <w:pPr>
+              <w:spacing w:before="0" w:after="0" w:line="240" w:lineRule="auto"/>
+              <w:ind w:left="36" w:right="36"/>
+              <w:jc w:val="center"/>
+            </w:pPr>
+          </w:p>
+        </w:tc>
+        <w:tc>
+          <w:tcPr>
+            <w:tcW w:type="dxa" w:w="144"/>
+            <w:vAlign w:val="center"/>
+          </w:tcPr>
+          <w:p>
+            <w:pPr>
+              <w:spacing w:before="0" w:after="0" w:line="240" w:lineRule="auto"/>
+              <w:ind w:left="36" w:right="36"/>
+              <w:jc w:val="center"/>
+            </w:pPr>
+          </w:p>
+        </w:tc>
+        <w:tc>
+          <w:tcPr>
+            <w:tcW w:type="dxa" w:w="1440"/>
+            <w:vAlign w:val="center"/>
+          </w:tcPr>
+          <w:p>
+            <w:pPr>
+              <w:spacing w:before="0" w:after="0" w:line="240" w:lineRule="auto"/>
+              <w:ind w:left="36" w:right="36"/>
+              <w:jc w:val="center"/>
+            </w:pPr>
+          </w:p>
+        </w:tc>
+      </w:tr>
+      <w:tr>
+        <w:trPr>
+          <w:cantSplit/>
+          <w:trHeight w:val="566" w:hRule="exact"/>
+        </w:trPr>
+        <w:tc>
+          <w:tcPr>
+            <w:tcW w:type="dxa" w:w="1440"/>
+            <w:vAlign w:val="center"/>
+          </w:tcPr>
+          <w:p>
+            <w:pPr>
+              <w:spacing w:before="0" w:after="0" w:line="240" w:lineRule="auto"/>
+              <w:ind w:left="36" w:right="36"/>
+              <w:jc w:val="center"/>
+            </w:pPr>
+          </w:p>
+        </w:tc>
+        <w:tc>
+          <w:tcPr>
+            <w:tcW w:type="dxa" w:w="144"/>
+            <w:vAlign w:val="center"/>
+          </w:tcPr>
+          <w:p>
+            <w:pPr>
+              <w:spacing w:before="0" w:after="0" w:line="240" w:lineRule="auto"/>
+              <w:ind w:left="36" w:right="36"/>
+              <w:jc w:val="center"/>
+            </w:pPr>
+          </w:p>
+        </w:tc>
+        <w:tc>
+          <w:tcPr>
+            <w:tcW w:type="dxa" w:w="1440"/>
+            <w:vAlign w:val="center"/>
+          </w:tcPr>
+          <w:p>
+            <w:pPr>
+              <w:spacing w:before="0" w:after="0" w:line="240" w:lineRule="auto"/>
+              <w:ind w:left="36" w:right="36"/>
+              <w:jc w:val="center"/>
+            </w:pPr>
+          </w:p>
+        </w:tc>
+        <w:tc>
+          <w:tcPr>
+            <w:tcW w:type="dxa" w:w="144"/>
+            <w:vAlign w:val="center"/>
+          </w:tcPr>
+          <w:p>
+            <w:pPr>
+              <w:spacing w:before="0" w:after="0" w:line="240" w:lineRule="auto"/>
+              <w:ind w:left="36" w:right="36"/>
+              <w:jc w:val="center"/>
+            </w:pPr>
+          </w:p>
+        </w:tc>
+        <w:tc>
+          <w:tcPr>
+            <w:tcW w:type="dxa" w:w="1440"/>
+            <w:vAlign w:val="center"/>
+          </w:tcPr>
+          <w:p>
+            <w:pPr>
+              <w:spacing w:before="0" w:after="0" w:line="240" w:lineRule="auto"/>
+              <w:ind w:left="36" w:right="36"/>
+              <w:jc w:val="center"/>
+            </w:pPr>
+          </w:p>
+        </w:tc>
+        <w:tc>
+          <w:tcPr>
+            <w:tcW w:type="dxa" w:w="144"/>
+            <w:vAlign w:val="center"/>
+          </w:tcPr>
+          <w:p>
+            <w:pPr>
+              <w:spacing w:before="0" w:after="0" w:line="240" w:lineRule="auto"/>
+              <w:ind w:left="36" w:right="36"/>
+              <w:jc w:val="center"/>
+            </w:pPr>
+          </w:p>
+        </w:tc>
+        <w:tc>
+          <w:tcPr>
+            <w:tcW w:type="dxa" w:w="1440"/>
+            <w:vAlign w:val="center"/>
+          </w:tcPr>
+          <w:p>
+            <w:pPr>
+              <w:spacing w:before="0" w:after="0" w:line="240" w:lineRule="auto"/>
+              <w:ind w:left="36" w:right="36"/>
+              <w:jc w:val="center"/>
+            </w:pPr>
+          </w:p>
+        </w:tc>
+        <w:tc>
+          <w:tcPr>
+            <w:tcW w:type="dxa" w:w="144"/>
+            <w:vAlign w:val="center"/>
+          </w:tcPr>
+          <w:p>
+            <w:pPr>
+              <w:spacing w:before="0" w:after="0" w:line="240" w:lineRule="auto"/>
+              <w:ind w:left="36" w:right="36"/>
+              <w:jc w:val="center"/>
+            </w:pPr>
+          </w:p>
+        </w:tc>
+        <w:tc>
+          <w:tcPr>
+            <w:tcW w:type="dxa" w:w="1440"/>
+            <w:vAlign w:val="center"/>
+          </w:tcPr>
+          <w:p>
+            <w:pPr>
+              <w:spacing w:before="0" w:after="0" w:line="240" w:lineRule="auto"/>
+              <w:ind w:left="36" w:right="36"/>
+              <w:jc w:val="center"/>
+            </w:pPr>
+          </w:p>
+        </w:tc>
+        <w:tc>
+          <w:tcPr>
+            <w:tcW w:type="dxa" w:w="144"/>
+            <w:vAlign w:val="center"/>
+          </w:tcPr>
+          <w:p>
+            <w:pPr>
+              <w:spacing w:before="0" w:after="0" w:line="240" w:lineRule="auto"/>
+              <w:ind w:left="36" w:right="36"/>
+              <w:jc w:val="center"/>
+            </w:pPr>
+          </w:p>
+        </w:tc>
+        <w:tc>
+          <w:tcPr>
+            <w:tcW w:type="dxa" w:w="1440"/>
+            <w:vAlign w:val="center"/>
+          </w:tcPr>
+          <w:p>
+            <w:pPr>
+              <w:spacing w:before="0" w:after="0" w:line="240" w:lineRule="auto"/>
+              <w:ind w:left="36" w:right="36"/>
+              <w:jc w:val="center"/>
+            </w:pPr>
+          </w:p>
+        </w:tc>
+        <w:tc>
+          <w:tcPr>
+            <w:tcW w:type="dxa" w:w="144"/>
+            <w:vAlign w:val="center"/>
+          </w:tcPr>
+          <w:p>
+            <w:pPr>
+              <w:spacing w:before="0" w:after="0" w:line="240" w:lineRule="auto"/>
+              <w:ind w:left="36" w:right="36"/>
+              <w:jc w:val="center"/>
+            </w:pPr>
+          </w:p>
+        </w:tc>
+        <w:tc>
+          <w:tcPr>
+            <w:tcW w:type="dxa" w:w="1440"/>
+            <w:vAlign w:val="center"/>
+          </w:tcPr>
+          <w:p>
+            <w:pPr>
+              <w:spacing w:before="0" w:after="0" w:line="240" w:lineRule="auto"/>
+              <w:ind w:left="36" w:right="36"/>
+              <w:jc w:val="center"/>
+            </w:pPr>
+          </w:p>
+        </w:tc>
+      </w:tr>
+      <w:tr>
+        <w:trPr>
+          <w:cantSplit/>
+          <w:trHeight w:val="566" w:hRule="exact"/>
+        </w:trPr>
+        <w:tc>
+          <w:tcPr>
+            <w:tcW w:type="dxa" w:w="1440"/>
+            <w:vAlign w:val="center"/>
+          </w:tcPr>
+          <w:p>
+            <w:pPr>
+              <w:spacing w:before="0" w:after="0" w:line="240" w:lineRule="auto"/>
+              <w:ind w:left="36" w:right="36"/>
+              <w:jc w:val="center"/>
+            </w:pPr>
+          </w:p>
+        </w:tc>
+        <w:tc>
+          <w:tcPr>
+            <w:tcW w:type="dxa" w:w="144"/>
+            <w:vAlign w:val="center"/>
+          </w:tcPr>
+          <w:p>
+            <w:pPr>
+              <w:spacing w:before="0" w:after="0" w:line="240" w:lineRule="auto"/>
+              <w:ind w:left="36" w:right="36"/>
+              <w:jc w:val="center"/>
+            </w:pPr>
+          </w:p>
+        </w:tc>
+        <w:tc>
+          <w:tcPr>
+            <w:tcW w:type="dxa" w:w="1440"/>
+            <w:vAlign w:val="center"/>
+          </w:tcPr>
+          <w:p>
+            <w:pPr>
+              <w:spacing w:before="0" w:after="0" w:line="240" w:lineRule="auto"/>
+              <w:ind w:left="36" w:right="36"/>
+              <w:jc w:val="center"/>
+            </w:pPr>
+          </w:p>
+        </w:tc>
+        <w:tc>
+          <w:tcPr>
+            <w:tcW w:type="dxa" w:w="144"/>
+            <w:vAlign w:val="center"/>
+          </w:tcPr>
+          <w:p>
+            <w:pPr>
+              <w:spacing w:before="0" w:after="0" w:line="240" w:lineRule="auto"/>
+              <w:ind w:left="36" w:right="36"/>
+              <w:jc w:val="center"/>
+            </w:pPr>
+          </w:p>
+        </w:tc>
+        <w:tc>
+          <w:tcPr>
+            <w:tcW w:type="dxa" w:w="1440"/>
+            <w:vAlign w:val="center"/>
+          </w:tcPr>
+          <w:p>
+            <w:pPr>
+              <w:spacing w:before="0" w:after="0" w:line="240" w:lineRule="auto"/>
+              <w:ind w:left="36" w:right="36"/>
+              <w:jc w:val="center"/>
+            </w:pPr>
+          </w:p>
+        </w:tc>
+        <w:tc>
+          <w:tcPr>
+            <w:tcW w:type="dxa" w:w="144"/>
+            <w:vAlign w:val="center"/>
+          </w:tcPr>
+          <w:p>
+            <w:pPr>
+              <w:spacing w:before="0" w:after="0" w:line="240" w:lineRule="auto"/>
+              <w:ind w:left="36" w:right="36"/>
+              <w:jc w:val="center"/>
+            </w:pPr>
+          </w:p>
+        </w:tc>
+        <w:tc>
+          <w:tcPr>
+            <w:tcW w:type="dxa" w:w="1440"/>
+            <w:vAlign w:val="center"/>
+          </w:tcPr>
+          <w:p>
+            <w:pPr>
+              <w:spacing w:before="0" w:after="0" w:line="240" w:lineRule="auto"/>
+              <w:ind w:left="36" w:right="36"/>
+              <w:jc w:val="center"/>
+            </w:pPr>
+          </w:p>
+        </w:tc>
+        <w:tc>
+          <w:tcPr>
+            <w:tcW w:type="dxa" w:w="144"/>
+            <w:vAlign w:val="center"/>
+          </w:tcPr>
+          <w:p>
+            <w:pPr>
+              <w:spacing w:before="0" w:after="0" w:line="240" w:lineRule="auto"/>
+              <w:ind w:left="36" w:right="36"/>
+              <w:jc w:val="center"/>
+            </w:pPr>
+          </w:p>
+        </w:tc>
+        <w:tc>
+          <w:tcPr>
+            <w:tcW w:type="dxa" w:w="1440"/>
+            <w:vAlign w:val="center"/>
+          </w:tcPr>
+          <w:p>
+            <w:pPr>
+              <w:spacing w:before="0" w:after="0" w:line="240" w:lineRule="auto"/>
+              <w:ind w:left="36" w:right="36"/>
+              <w:jc w:val="center"/>
+            </w:pPr>
+          </w:p>
+        </w:tc>
+        <w:tc>
+          <w:tcPr>
+            <w:tcW w:type="dxa" w:w="144"/>
+            <w:vAlign w:val="center"/>
+          </w:tcPr>
+          <w:p>
+            <w:pPr>
+              <w:spacing w:before="0" w:after="0" w:line="240" w:lineRule="auto"/>
+              <w:ind w:left="36" w:right="36"/>
+              <w:jc w:val="center"/>
+            </w:pPr>
+          </w:p>
+        </w:tc>
+        <w:tc>
+          <w:tcPr>
+            <w:tcW w:type="dxa" w:w="1440"/>
+            <w:vAlign w:val="center"/>
+          </w:tcPr>
+          <w:p>
+            <w:pPr>
+              <w:spacing w:before="0" w:after="0" w:line="240" w:lineRule="auto"/>
+              <w:ind w:left="36" w:right="36"/>
+              <w:jc w:val="center"/>
+            </w:pPr>
+          </w:p>
+        </w:tc>
+        <w:tc>
+          <w:tcPr>
+            <w:tcW w:type="dxa" w:w="144"/>
+            <w:vAlign w:val="center"/>
+          </w:tcPr>
+          <w:p>
+            <w:pPr>
+              <w:spacing w:before="0" w:after="0" w:line="240" w:lineRule="auto"/>
+              <w:ind w:left="36" w:right="36"/>
+              <w:jc w:val="center"/>
+            </w:pPr>
+          </w:p>
+        </w:tc>
+        <w:tc>
+          <w:tcPr>
+            <w:tcW w:type="dxa" w:w="1440"/>
+            <w:vAlign w:val="center"/>
+          </w:tcPr>
+          <w:p>
+            <w:pPr>
+              <w:spacing w:before="0" w:after="0" w:line="240" w:lineRule="auto"/>
+              <w:ind w:left="36" w:right="36"/>
+              <w:jc w:val="center"/>
+            </w:pPr>
+          </w:p>
+        </w:tc>
+      </w:tr>
+      <w:tr>
+        <w:trPr>
+          <w:cantSplit/>
+          <w:trHeight w:val="566" w:hRule="exact"/>
+        </w:trPr>
+        <w:tc>
+          <w:tcPr>
+            <w:tcW w:type="dxa" w:w="1440"/>
+            <w:vAlign w:val="center"/>
+          </w:tcPr>
+          <w:p>
+            <w:pPr>
+              <w:spacing w:before="0" w:after="0" w:line="240" w:lineRule="auto"/>
+              <w:ind w:left="36" w:right="36"/>
+              <w:jc w:val="center"/>
+            </w:pPr>
+          </w:p>
+        </w:tc>
+        <w:tc>
+          <w:tcPr>
+            <w:tcW w:type="dxa" w:w="144"/>
+            <w:vAlign w:val="center"/>
+          </w:tcPr>
+          <w:p>
+            <w:pPr>
+              <w:spacing w:before="0" w:after="0" w:line="240" w:lineRule="auto"/>
+              <w:ind w:left="36" w:right="36"/>
+              <w:jc w:val="center"/>
+            </w:pPr>
+          </w:p>
+        </w:tc>
+        <w:tc>
+          <w:tcPr>
+            <w:tcW w:type="dxa" w:w="1440"/>
+            <w:vAlign w:val="center"/>
+          </w:tcPr>
+          <w:p>
+            <w:pPr>
+              <w:spacing w:before="0" w:after="0" w:line="240" w:lineRule="auto"/>
+              <w:ind w:left="36" w:right="36"/>
+              <w:jc w:val="center"/>
+            </w:pPr>
+          </w:p>
+        </w:tc>
+        <w:tc>
+          <w:tcPr>
+            <w:tcW w:type="dxa" w:w="144"/>
+            <w:vAlign w:val="center"/>
+          </w:tcPr>
+          <w:p>
+            <w:pPr>
+              <w:spacing w:before="0" w:after="0" w:line="240" w:lineRule="auto"/>
+              <w:ind w:left="36" w:right="36"/>
+              <w:jc w:val="center"/>
+            </w:pPr>
+          </w:p>
+        </w:tc>
+        <w:tc>
+          <w:tcPr>
+            <w:tcW w:type="dxa" w:w="1440"/>
+            <w:vAlign w:val="center"/>
+          </w:tcPr>
+          <w:p>
+            <w:pPr>
+              <w:spacing w:before="0" w:after="0" w:line="240" w:lineRule="auto"/>
+              <w:ind w:left="36" w:right="36"/>
+              <w:jc w:val="center"/>
+            </w:pPr>
+          </w:p>
+        </w:tc>
+        <w:tc>
+          <w:tcPr>
+            <w:tcW w:type="dxa" w:w="144"/>
+            <w:vAlign w:val="center"/>
+          </w:tcPr>
+          <w:p>
+            <w:pPr>
+              <w:spacing w:before="0" w:after="0" w:line="240" w:lineRule="auto"/>
+              <w:ind w:left="36" w:right="36"/>
+              <w:jc w:val="center"/>
+            </w:pPr>
+          </w:p>
+        </w:tc>
+        <w:tc>
+          <w:tcPr>
+            <w:tcW w:type="dxa" w:w="1440"/>
+            <w:vAlign w:val="center"/>
+          </w:tcPr>
+          <w:p>
+            <w:pPr>
+              <w:spacing w:before="0" w:after="0" w:line="240" w:lineRule="auto"/>
+              <w:ind w:left="36" w:right="36"/>
+              <w:jc w:val="center"/>
+            </w:pPr>
+          </w:p>
+        </w:tc>
+        <w:tc>
+          <w:tcPr>
+            <w:tcW w:type="dxa" w:w="144"/>
+            <w:vAlign w:val="center"/>
+          </w:tcPr>
+          <w:p>
+            <w:pPr>
+              <w:spacing w:before="0" w:after="0" w:line="240" w:lineRule="auto"/>
+              <w:ind w:left="36" w:right="36"/>
+              <w:jc w:val="center"/>
+            </w:pPr>
+          </w:p>
+        </w:tc>
+        <w:tc>
+          <w:tcPr>
+            <w:tcW w:type="dxa" w:w="1440"/>
+            <w:vAlign w:val="center"/>
+          </w:tcPr>
+          <w:p>
+            <w:pPr>
+              <w:spacing w:before="0" w:after="0" w:line="240" w:lineRule="auto"/>
+              <w:ind w:left="36" w:right="36"/>
+              <w:jc w:val="center"/>
+            </w:pPr>
+          </w:p>
+        </w:tc>
+        <w:tc>
+          <w:tcPr>
+            <w:tcW w:type="dxa" w:w="144"/>
+            <w:vAlign w:val="center"/>
+          </w:tcPr>
+          <w:p>
+            <w:pPr>
+              <w:spacing w:before="0" w:after="0" w:line="240" w:lineRule="auto"/>
+              <w:ind w:left="36" w:right="36"/>
+              <w:jc w:val="center"/>
+            </w:pPr>
+          </w:p>
+        </w:tc>
+        <w:tc>
+          <w:tcPr>
+            <w:tcW w:type="dxa" w:w="1440"/>
+            <w:vAlign w:val="center"/>
+          </w:tcPr>
+          <w:p>
+            <w:pPr>
+              <w:spacing w:before="0" w:after="0" w:line="240" w:lineRule="auto"/>
+              <w:ind w:left="36" w:right="36"/>
+              <w:jc w:val="center"/>
+            </w:pPr>
+          </w:p>
+        </w:tc>
+        <w:tc>
+          <w:tcPr>
+            <w:tcW w:type="dxa" w:w="144"/>
+            <w:vAlign w:val="center"/>
+          </w:tcPr>
+          <w:p>
+            <w:pPr>
+              <w:spacing w:before="0" w:after="0" w:line="240" w:lineRule="auto"/>
+              <w:ind w:left="36" w:right="36"/>
+              <w:jc w:val="center"/>
+            </w:pPr>
+          </w:p>
+        </w:tc>
+        <w:tc>
+          <w:tcPr>
+            <w:tcW w:type="dxa" w:w="1440"/>
+            <w:vAlign w:val="center"/>
+          </w:tcPr>
+          <w:p>
+            <w:pPr>
+              <w:spacing w:before="0" w:after="0" w:line="240" w:lineRule="auto"/>
+              <w:ind w:left="36" w:right="36"/>
+              <w:jc w:val="center"/>
+            </w:pPr>
+          </w:p>
+        </w:tc>
+      </w:tr>
+      <w:tr>
+        <w:trPr>
+          <w:cantSplit/>
+          <w:trHeight w:val="566" w:hRule="exact"/>
+        </w:trPr>
+        <w:tc>
+          <w:tcPr>
+            <w:tcW w:type="dxa" w:w="1440"/>
+            <w:vAlign w:val="center"/>
+          </w:tcPr>
+          <w:p>
+            <w:pPr>
+              <w:spacing w:before="0" w:after="0" w:line="240" w:lineRule="auto"/>
+              <w:ind w:left="36" w:right="36"/>
+              <w:jc w:val="center"/>
+            </w:pPr>
+          </w:p>
+        </w:tc>
+        <w:tc>
+          <w:tcPr>
+            <w:tcW w:type="dxa" w:w="144"/>
+            <w:vAlign w:val="center"/>
+          </w:tcPr>
+          <w:p>
+            <w:pPr>
+              <w:spacing w:before="0" w:after="0" w:line="240" w:lineRule="auto"/>
+              <w:ind w:left="36" w:right="36"/>
+              <w:jc w:val="center"/>
+            </w:pPr>
+          </w:p>
+        </w:tc>
+        <w:tc>
+          <w:tcPr>
+            <w:tcW w:type="dxa" w:w="1440"/>
+            <w:vAlign w:val="center"/>
+          </w:tcPr>
+          <w:p>
+            <w:pPr>
+              <w:spacing w:before="0" w:after="0" w:line="240" w:lineRule="auto"/>
+              <w:ind w:left="36" w:right="36"/>
+              <w:jc w:val="center"/>
+            </w:pPr>
+          </w:p>
+        </w:tc>
+        <w:tc>
+          <w:tcPr>
+            <w:tcW w:type="dxa" w:w="144"/>
+            <w:vAlign w:val="center"/>
+          </w:tcPr>
+          <w:p>
+            <w:pPr>
+              <w:spacing w:before="0" w:after="0" w:line="240" w:lineRule="auto"/>
+              <w:ind w:left="36" w:right="36"/>
+              <w:jc w:val="center"/>
+            </w:pPr>
+          </w:p>
+        </w:tc>
+        <w:tc>
+          <w:tcPr>
+            <w:tcW w:type="dxa" w:w="1440"/>
+            <w:vAlign w:val="center"/>
+          </w:tcPr>
+          <w:p>
+            <w:pPr>
+              <w:spacing w:before="0" w:after="0" w:line="240" w:lineRule="auto"/>
+              <w:ind w:left="36" w:right="36"/>
+              <w:jc w:val="center"/>
+            </w:pPr>
+          </w:p>
+        </w:tc>
+        <w:tc>
+          <w:tcPr>
+            <w:tcW w:type="dxa" w:w="144"/>
+            <w:vAlign w:val="center"/>
+          </w:tcPr>
+          <w:p>
+            <w:pPr>
+              <w:spacing w:before="0" w:after="0" w:line="240" w:lineRule="auto"/>
+              <w:ind w:left="36" w:right="36"/>
+              <w:jc w:val="center"/>
+            </w:pPr>
+          </w:p>
+        </w:tc>
+        <w:tc>
+          <w:tcPr>
+            <w:tcW w:type="dxa" w:w="1440"/>
+            <w:vAlign w:val="center"/>
+          </w:tcPr>
+          <w:p>
+            <w:pPr>
+              <w:spacing w:before="0" w:after="0" w:line="240" w:lineRule="auto"/>
+              <w:ind w:left="36" w:right="36"/>
+              <w:jc w:val="center"/>
+            </w:pPr>
+          </w:p>
+        </w:tc>
+        <w:tc>
+          <w:tcPr>
+            <w:tcW w:type="dxa" w:w="144"/>
+            <w:vAlign w:val="center"/>
+          </w:tcPr>
+          <w:p>
+            <w:pPr>
+              <w:spacing w:before="0" w:after="0" w:line="240" w:lineRule="auto"/>
+              <w:ind w:left="36" w:right="36"/>
+              <w:jc w:val="center"/>
+            </w:pPr>
+          </w:p>
+        </w:tc>
+        <w:tc>
+          <w:tcPr>
+            <w:tcW w:type="dxa" w:w="1440"/>
+            <w:vAlign w:val="center"/>
+          </w:tcPr>
+          <w:p>
+            <w:pPr>
+              <w:spacing w:before="0" w:after="0" w:line="240" w:lineRule="auto"/>
+              <w:ind w:left="36" w:right="36"/>
+              <w:jc w:val="center"/>
+            </w:pPr>
+          </w:p>
+        </w:tc>
+        <w:tc>
+          <w:tcPr>
+            <w:tcW w:type="dxa" w:w="144"/>
+            <w:vAlign w:val="center"/>
+          </w:tcPr>
+          <w:p>
+            <w:pPr>
+              <w:spacing w:before="0" w:after="0" w:line="240" w:lineRule="auto"/>
+              <w:ind w:left="36" w:right="36"/>
+              <w:jc w:val="center"/>
+            </w:pPr>
+          </w:p>
+        </w:tc>
+        <w:tc>
+          <w:tcPr>
+            <w:tcW w:type="dxa" w:w="1440"/>
+            <w:vAlign w:val="center"/>
+          </w:tcPr>
+          <w:p>
+            <w:pPr>
+              <w:spacing w:before="0" w:after="0" w:line="240" w:lineRule="auto"/>
+              <w:ind w:left="36" w:right="36"/>
+              <w:jc w:val="center"/>
+            </w:pPr>
+          </w:p>
+        </w:tc>
+        <w:tc>
+          <w:tcPr>
+            <w:tcW w:type="dxa" w:w="144"/>
+            <w:vAlign w:val="center"/>
+          </w:tcPr>
+          <w:p>
+            <w:pPr>
+              <w:spacing w:before="0" w:after="0" w:line="240" w:lineRule="auto"/>
+              <w:ind w:left="36" w:right="36"/>
+              <w:jc w:val="center"/>
+            </w:pPr>
+          </w:p>
+        </w:tc>
+        <w:tc>
+          <w:tcPr>
+            <w:tcW w:type="dxa" w:w="1440"/>
+            <w:vAlign w:val="center"/>
+          </w:tcPr>
+          <w:p>
+            <w:pPr>
+              <w:spacing w:before="0" w:after="0" w:line="240" w:lineRule="auto"/>
+              <w:ind w:left="36" w:right="36"/>
+              <w:jc w:val="center"/>
+            </w:pPr>
+          </w:p>
+        </w:tc>
+      </w:tr>
+      <w:tr>
+        <w:trPr>
+          <w:cantSplit/>
+          <w:trHeight w:val="566" w:hRule="exact"/>
+        </w:trPr>
+        <w:tc>
+          <w:tcPr>
+            <w:tcW w:type="dxa" w:w="1440"/>
+            <w:vAlign w:val="center"/>
+          </w:tcPr>
+          <w:p>
+            <w:pPr>
+              <w:spacing w:before="0" w:after="0" w:line="240" w:lineRule="auto"/>
+              <w:ind w:left="36" w:right="36"/>
+              <w:jc w:val="center"/>
+            </w:pPr>
+          </w:p>
+        </w:tc>
+        <w:tc>
+          <w:tcPr>
+            <w:tcW w:type="dxa" w:w="144"/>
+            <w:vAlign w:val="center"/>
+          </w:tcPr>
+          <w:p>
+            <w:pPr>
+              <w:spacing w:before="0" w:after="0" w:line="240" w:lineRule="auto"/>
+              <w:ind w:left="36" w:right="36"/>
+              <w:jc w:val="center"/>
+            </w:pPr>
+          </w:p>
+        </w:tc>
+        <w:tc>
+          <w:tcPr>
+            <w:tcW w:type="dxa" w:w="1440"/>
+            <w:vAlign w:val="center"/>
+          </w:tcPr>
+          <w:p>
+            <w:pPr>
+              <w:spacing w:before="0" w:after="0" w:line="240" w:lineRule="auto"/>
+              <w:ind w:left="36" w:right="36"/>
+              <w:jc w:val="center"/>
+            </w:pPr>
+          </w:p>
+        </w:tc>
+        <w:tc>
+          <w:tcPr>
+            <w:tcW w:type="dxa" w:w="144"/>
+            <w:vAlign w:val="center"/>
+          </w:tcPr>
+          <w:p>
+            <w:pPr>
+              <w:spacing w:before="0" w:after="0" w:line="240" w:lineRule="auto"/>
+              <w:ind w:left="36" w:right="36"/>
+              <w:jc w:val="center"/>
+            </w:pPr>
+          </w:p>
+        </w:tc>
+        <w:tc>
+          <w:tcPr>
+            <w:tcW w:type="dxa" w:w="1440"/>
+            <w:vAlign w:val="center"/>
+          </w:tcPr>
+          <w:p>
+            <w:pPr>
+              <w:spacing w:before="0" w:after="0" w:line="240" w:lineRule="auto"/>
+              <w:ind w:left="36" w:right="36"/>
+              <w:jc w:val="center"/>
+            </w:pPr>
+          </w:p>
+        </w:tc>
+        <w:tc>
+          <w:tcPr>
+            <w:tcW w:type="dxa" w:w="144"/>
+            <w:vAlign w:val="center"/>
+          </w:tcPr>
+          <w:p>
+            <w:pPr>
+              <w:spacing w:before="0" w:after="0" w:line="240" w:lineRule="auto"/>
+              <w:ind w:left="36" w:right="36"/>
+              <w:jc w:val="center"/>
+            </w:pPr>
+          </w:p>
+        </w:tc>
+        <w:tc>
+          <w:tcPr>
+            <w:tcW w:type="dxa" w:w="1440"/>
+            <w:vAlign w:val="center"/>
+          </w:tcPr>
+          <w:p>
+            <w:pPr>
+              <w:spacing w:before="0" w:after="0" w:line="240" w:lineRule="auto"/>
+              <w:ind w:left="36" w:right="36"/>
+              <w:jc w:val="center"/>
+            </w:pPr>
+          </w:p>
+        </w:tc>
+        <w:tc>
+          <w:tcPr>
+            <w:tcW w:type="dxa" w:w="144"/>
+            <w:vAlign w:val="center"/>
+          </w:tcPr>
+          <w:p>
+            <w:pPr>
+              <w:spacing w:before="0" w:after="0" w:line="240" w:lineRule="auto"/>
+              <w:ind w:left="36" w:right="36"/>
+              <w:jc w:val="center"/>
+            </w:pPr>
+          </w:p>
+        </w:tc>
+        <w:tc>
+          <w:tcPr>
+            <w:tcW w:type="dxa" w:w="1440"/>
+            <w:vAlign w:val="center"/>
+          </w:tcPr>
+          <w:p>
+            <w:pPr>
+              <w:spacing w:before="0" w:after="0" w:line="240" w:lineRule="auto"/>
+              <w:ind w:left="36" w:right="36"/>
+              <w:jc w:val="center"/>
+            </w:pPr>
+          </w:p>
+        </w:tc>
+        <w:tc>
+          <w:tcPr>
+            <w:tcW w:type="dxa" w:w="144"/>
+            <w:vAlign w:val="center"/>
+          </w:tcPr>
+          <w:p>
+            <w:pPr>
+              <w:spacing w:before="0" w:after="0" w:line="240" w:lineRule="auto"/>
+              <w:ind w:left="36" w:right="36"/>
+              <w:jc w:val="center"/>
+            </w:pPr>
+          </w:p>
+        </w:tc>
+        <w:tc>
+          <w:tcPr>
+            <w:tcW w:type="dxa" w:w="1440"/>
+            <w:vAlign w:val="center"/>
+          </w:tcPr>
+          <w:p>
+            <w:pPr>
+              <w:spacing w:before="0" w:after="0" w:line="240" w:lineRule="auto"/>
+              <w:ind w:left="36" w:right="36"/>
+              <w:jc w:val="center"/>
+            </w:pPr>
+          </w:p>
+        </w:tc>
+        <w:tc>
+          <w:tcPr>
+            <w:tcW w:type="dxa" w:w="144"/>
+            <w:vAlign w:val="center"/>
+          </w:tcPr>
+          <w:p>
+            <w:pPr>
+              <w:spacing w:before="0" w:after="0" w:line="240" w:lineRule="auto"/>
+              <w:ind w:left="36" w:right="36"/>
+              <w:jc w:val="center"/>
+            </w:pPr>
+          </w:p>
+        </w:tc>
+        <w:tc>
+          <w:tcPr>
+            <w:tcW w:type="dxa" w:w="1440"/>
+            <w:vAlign w:val="center"/>
+          </w:tcPr>
+          <w:p>
+            <w:pPr>
+              <w:spacing w:before="0" w:after="0" w:line="240" w:lineRule="auto"/>
+              <w:ind w:left="36" w:right="36"/>
+              <w:jc w:val="center"/>
+            </w:pPr>
+          </w:p>
+        </w:tc>
+      </w:tr>
+      <w:tr>
+        <w:trPr>
+          <w:cantSplit/>
+          <w:trHeight w:val="566" w:hRule="exact"/>
+        </w:trPr>
+        <w:tc>
+          <w:tcPr>
+            <w:tcW w:type="dxa" w:w="1440"/>
+            <w:vAlign w:val="center"/>
+          </w:tcPr>
+          <w:p>
+            <w:pPr>
+              <w:spacing w:before="0" w:after="0" w:line="240" w:lineRule="auto"/>
+              <w:ind w:left="36" w:right="36"/>
+              <w:jc w:val="center"/>
+            </w:pPr>
+          </w:p>
+        </w:tc>
+        <w:tc>
+          <w:tcPr>
+            <w:tcW w:type="dxa" w:w="144"/>
+            <w:vAlign w:val="center"/>
+          </w:tcPr>
+          <w:p>
+            <w:pPr>
+              <w:spacing w:before="0" w:after="0" w:line="240" w:lineRule="auto"/>
+              <w:ind w:left="36" w:right="36"/>
+              <w:jc w:val="center"/>
+            </w:pPr>
+          </w:p>
+        </w:tc>
+        <w:tc>
+          <w:tcPr>
+            <w:tcW w:type="dxa" w:w="1440"/>
+            <w:vAlign w:val="center"/>
+          </w:tcPr>
+          <w:p>
+            <w:pPr>
+              <w:spacing w:before="0" w:after="0" w:line="240" w:lineRule="auto"/>
+              <w:ind w:left="36" w:right="36"/>
+              <w:jc w:val="center"/>
+            </w:pPr>
+          </w:p>
+        </w:tc>
+        <w:tc>
+          <w:tcPr>
+            <w:tcW w:type="dxa" w:w="144"/>
+            <w:vAlign w:val="center"/>
+          </w:tcPr>
+          <w:p>
+            <w:pPr>
+              <w:spacing w:before="0" w:after="0" w:line="240" w:lineRule="auto"/>
+              <w:ind w:left="36" w:right="36"/>
+              <w:jc w:val="center"/>
+            </w:pPr>
+          </w:p>
+        </w:tc>
+        <w:tc>
+          <w:tcPr>
+            <w:tcW w:type="dxa" w:w="1440"/>
+            <w:vAlign w:val="center"/>
+          </w:tcPr>
+          <w:p>
+            <w:pPr>
+              <w:spacing w:before="0" w:after="0" w:line="240" w:lineRule="auto"/>
+              <w:ind w:left="36" w:right="36"/>
+              <w:jc w:val="center"/>
+            </w:pPr>
+          </w:p>
+        </w:tc>
+        <w:tc>
+          <w:tcPr>
+            <w:tcW w:type="dxa" w:w="144"/>
+            <w:vAlign w:val="center"/>
+          </w:tcPr>
+          <w:p>
+            <w:pPr>
+              <w:spacing w:before="0" w:after="0" w:line="240" w:lineRule="auto"/>
+              <w:ind w:left="36" w:right="36"/>
+              <w:jc w:val="center"/>
+            </w:pPr>
+          </w:p>
+        </w:tc>
+        <w:tc>
+          <w:tcPr>
+            <w:tcW w:type="dxa" w:w="1440"/>
+            <w:vAlign w:val="center"/>
+          </w:tcPr>
+          <w:p>
+            <w:pPr>
+              <w:spacing w:before="0" w:after="0" w:line="240" w:lineRule="auto"/>
+              <w:ind w:left="36" w:right="36"/>
+              <w:jc w:val="center"/>
+            </w:pPr>
+          </w:p>
+        </w:tc>
+        <w:tc>
+          <w:tcPr>
+            <w:tcW w:type="dxa" w:w="144"/>
+            <w:vAlign w:val="center"/>
+          </w:tcPr>
+          <w:p>
+            <w:pPr>
+              <w:spacing w:before="0" w:after="0" w:line="240" w:lineRule="auto"/>
+              <w:ind w:left="36" w:right="36"/>
+              <w:jc w:val="center"/>
+            </w:pPr>
+          </w:p>
+        </w:tc>
+        <w:tc>
+          <w:tcPr>
+            <w:tcW w:type="dxa" w:w="1440"/>
+            <w:vAlign w:val="center"/>
+          </w:tcPr>
+          <w:p>
+            <w:pPr>
+              <w:spacing w:before="0" w:after="0" w:line="240" w:lineRule="auto"/>
+              <w:ind w:left="36" w:right="36"/>
+              <w:jc w:val="center"/>
+            </w:pPr>
+          </w:p>
+        </w:tc>
+        <w:tc>
+          <w:tcPr>
+            <w:tcW w:type="dxa" w:w="144"/>
+            <w:vAlign w:val="center"/>
+          </w:tcPr>
+          <w:p>
+            <w:pPr>
+              <w:spacing w:before="0" w:after="0" w:line="240" w:lineRule="auto"/>
+              <w:ind w:left="36" w:right="36"/>
+              <w:jc w:val="center"/>
+            </w:pPr>
+          </w:p>
+        </w:tc>
+        <w:tc>
+          <w:tcPr>
+            <w:tcW w:type="dxa" w:w="1440"/>
+            <w:vAlign w:val="center"/>
+          </w:tcPr>
+          <w:p>
+            <w:pPr>
+              <w:spacing w:before="0" w:after="0" w:line="240" w:lineRule="auto"/>
+              <w:ind w:left="36" w:right="36"/>
+              <w:jc w:val="center"/>
+            </w:pPr>
+          </w:p>
+        </w:tc>
+        <w:tc>
+          <w:tcPr>
+            <w:tcW w:type="dxa" w:w="144"/>
+            <w:vAlign w:val="center"/>
+          </w:tcPr>
+          <w:p>
+            <w:pPr>
+              <w:spacing w:before="0" w:after="0" w:line="240" w:lineRule="auto"/>
+              <w:ind w:left="36" w:right="36"/>
+              <w:jc w:val="center"/>
+            </w:pPr>
+          </w:p>
+        </w:tc>
+        <w:tc>
+          <w:tcPr>
+            <w:tcW w:type="dxa" w:w="1440"/>
+            <w:vAlign w:val="center"/>
+          </w:tcPr>
+          <w:p>
+            <w:pPr>
+              <w:spacing w:before="0" w:after="0" w:line="240" w:lineRule="auto"/>
+              <w:ind w:left="36" w:right="36"/>
+              <w:jc w:val="center"/>
+            </w:pPr>
           </w:p>
         </w:tc>
       </w:tr>
     </w:tbl>
+    <w:p>
+      <w:pPr>
+        <w:spacing w:before="0" w:after="0" w:line="240" w:lineRule="auto"/>
+        <w:ind w:left="36" w:right="36"/>
+        <w:jc w:val="center"/>
+      </w:pPr>
+    </w:p>
     <w:sectPr>
-      <w:pgSz w:w="11906" w:h="16838" w:orient="portrait"/>
-      <w:pgMar w:top="720" w:right="720" w:bottom="720" w:left="720" w:header="708" w:footer="708" w:gutter="0"/>
+      <w:pgSz w:w="11905" w:h="16837" w:orient="portrait"/>
+      <w:pgMar w:top="765" w:right="480" w:bottom="0" w:left="480" w:header="708" w:footer="708" w:gutter="0"/>
       <w:pgNumType/>
       <w:docGrid w:linePitch="360"/>
     </w:sectPr>
@@ -1272,7 +5478,11 @@
 <w:styles xmlns:mc="http://schemas.openxmlformats.org/markup-compatibility/2006" xmlns:r="http://schemas.openxmlformats.org/officeDocument/2006/relationships" xmlns:w="http://schemas.openxmlformats.org/wordprocessingml/2006/main" xmlns:w14="http://schemas.microsoft.com/office/word/2010/wordml" xmlns:w15="http://schemas.microsoft.com/office/word/2012/wordml" mc:Ignorable="w14 w15">
   <w:docDefaults>
     <w:rPrDefault/>
-    <w:pPrDefault/>
+    <w:pPrDefault>
+      <w:pPr>
+        <w:spacing w:before="0" w:after="0" w:line="240" w:lineRule="auto"/>
+      </w:pPr>
+    </w:pPrDefault>
   </w:docDefaults>
   <w:style w:type="paragraph" w:styleId="Title">
     <w:name w:val="Title"/>
